--- a/1. FLOODSENSE-MAIN/MAIN FILESS/DIAGRAMS/Use Case Diagram.docx
+++ b/1. FLOODSENSE-MAIN/MAIN FILESS/DIAGRAMS/Use Case Diagram.docx
@@ -1,6 +1,6 @@
 
 <file path=word/document.xml><?xml version="1.0" encoding="utf-8"?>
-<w:document xmlns:wpc="http://schemas.microsoft.com/office/word/2010/wordprocessingCanvas" xmlns:cx="http://schemas.microsoft.com/office/drawing/2014/chartex" xmlns:cx1="http://schemas.microsoft.com/office/drawing/2015/9/8/chartex" xmlns:cx2="http://schemas.microsoft.com/office/drawing/2015/10/21/chartex" xmlns:cx3="http://schemas.microsoft.com/office/drawing/2016/5/9/chartex" xmlns:cx4="http://schemas.microsoft.com/office/drawing/2016/5/10/chartex" xmlns:cx5="http://schemas.microsoft.com/office/drawing/2016/5/11/chartex" xmlns:cx6="http://schemas.microsoft.com/office/drawing/2016/5/12/chartex" xmlns:cx7="http://schemas.microsoft.com/office/drawing/2016/5/13/chartex" xmlns:cx8="http://schemas.microsoft.com/office/drawing/2016/5/14/chartex" xmlns:mc="http://schemas.openxmlformats.org/markup-compatibility/2006" xmlns:aink="http://schemas.microsoft.com/office/drawing/2016/ink" xmlns:am3d="http://schemas.microsoft.com/office/drawing/2017/model3d" xmlns:o="urn:schemas-microsoft-com:office:office" xmlns:r="http://schemas.openxmlformats.org/officeDocument/2006/relationships" xmlns:m="http://schemas.openxmlformats.org/officeDocument/2006/math" xmlns:v="urn:schemas-microsoft-com:vml" xmlns:wp14="http://schemas.microsoft.com/office/word/2010/wordprocessingDrawing" xmlns:wp="http://schemas.openxmlformats.org/drawingml/2006/wordprocessingDrawing" xmlns:w10="urn:schemas-microsoft-com:office:word" xmlns:w="http://schemas.openxmlformats.org/wordprocessingml/2006/main" xmlns:w14="http://schemas.microsoft.com/office/word/2010/wordml" xmlns:w15="http://schemas.microsoft.com/office/word/2012/wordml" xmlns:w16cex="http://schemas.microsoft.com/office/word/2018/wordml/cex" xmlns:w16cid="http://schemas.microsoft.com/office/word/2016/wordml/cid" xmlns:w16="http://schemas.microsoft.com/office/word/2018/wordml" xmlns:w16sdtdh="http://schemas.microsoft.com/office/word/2020/wordml/sdtdatahash" xmlns:w16se="http://schemas.microsoft.com/office/word/2015/wordml/symex" xmlns:wpg="http://schemas.microsoft.com/office/word/2010/wordprocessingGroup" xmlns:wpi="http://schemas.microsoft.com/office/word/2010/wordprocessingInk" xmlns:wne="http://schemas.microsoft.com/office/word/2006/wordml" xmlns:wps="http://schemas.microsoft.com/office/word/2010/wordprocessingShape" mc:Ignorable="w14 w15 w16se w16cid w16 w16cex w16sdtdh wp14">
+<w:document xmlns:wpc="http://schemas.microsoft.com/office/word/2010/wordprocessingCanvas" xmlns:cx="http://schemas.microsoft.com/office/drawing/2014/chartex" xmlns:cx1="http://schemas.microsoft.com/office/drawing/2015/9/8/chartex" xmlns:cx2="http://schemas.microsoft.com/office/drawing/2015/10/21/chartex" xmlns:cx3="http://schemas.microsoft.com/office/drawing/2016/5/9/chartex" xmlns:cx4="http://schemas.microsoft.com/office/drawing/2016/5/10/chartex" xmlns:cx5="http://schemas.microsoft.com/office/drawing/2016/5/11/chartex" xmlns:cx6="http://schemas.microsoft.com/office/drawing/2016/5/12/chartex" xmlns:cx7="http://schemas.microsoft.com/office/drawing/2016/5/13/chartex" xmlns:cx8="http://schemas.microsoft.com/office/drawing/2016/5/14/chartex" xmlns:mc="http://schemas.openxmlformats.org/markup-compatibility/2006" xmlns:aink="http://schemas.microsoft.com/office/drawing/2016/ink" xmlns:am3d="http://schemas.microsoft.com/office/drawing/2017/model3d" xmlns:o="urn:schemas-microsoft-com:office:office" xmlns:r="http://schemas.openxmlformats.org/officeDocument/2006/relationships" xmlns:m="http://schemas.openxmlformats.org/officeDocument/2006/math" xmlns:v="urn:schemas-microsoft-com:vml" xmlns:wp14="http://schemas.microsoft.com/office/word/2010/wordprocessingDrawing" xmlns:wp="http://schemas.openxmlformats.org/drawingml/2006/wordprocessingDrawing" xmlns:w10="urn:schemas-microsoft-com:office:word" xmlns:w="http://schemas.openxmlformats.org/wordprocessingml/2006/main" xmlns:w14="http://schemas.microsoft.com/office/word/2010/wordml" xmlns:w15="http://schemas.microsoft.com/office/word/2012/wordml" xmlns:w16cid="http://schemas.microsoft.com/office/word/2016/wordml/cid" xmlns:w16se="http://schemas.microsoft.com/office/word/2015/wordml/symex" xmlns:wpg="http://schemas.microsoft.com/office/word/2010/wordprocessingGroup" xmlns:wpi="http://schemas.microsoft.com/office/word/2010/wordprocessingInk" xmlns:wne="http://schemas.microsoft.com/office/word/2006/wordml" xmlns:wps="http://schemas.microsoft.com/office/word/2010/wordprocessingShape" mc:Ignorable="w14 w15 w16se w16cid wp14">
   <w:body>
     <w:p>
       <w:pPr>
@@ -10,6 +10,76 @@
           <w:sz w:val="2"/>
         </w:rPr>
       </w:pPr>
+      <w:bookmarkStart w:id="0" w:name="_GoBack"/>
+      <w:bookmarkEnd w:id="0"/>
+      <w:r>
+        <w:rPr>
+          <w:rFonts w:ascii="Arial" w:hAnsi="Arial" w:cs="Arial"/>
+          <w:noProof/>
+          <w:sz w:val="2"/>
+        </w:rPr>
+        <mc:AlternateContent>
+          <mc:Choice Requires="wps">
+            <w:drawing>
+              <wp:anchor distT="0" distB="0" distL="114300" distR="114300" simplePos="0" relativeHeight="251720704" behindDoc="0" locked="0" layoutInCell="1" allowOverlap="1" wp14:anchorId="32E50269" wp14:editId="1A912D13">
+                <wp:simplePos x="0" y="0"/>
+                <wp:positionH relativeFrom="column">
+                  <wp:posOffset>1828800</wp:posOffset>
+                </wp:positionH>
+                <wp:positionV relativeFrom="paragraph">
+                  <wp:posOffset>3314700</wp:posOffset>
+                </wp:positionV>
+                <wp:extent cx="533400" cy="0"/>
+                <wp:effectExtent l="0" t="0" r="0" b="0"/>
+                <wp:wrapNone/>
+                <wp:docPr id="55" name="Resident Assessment Association"/>
+                <wp:cNvGraphicFramePr/>
+                <a:graphic xmlns:a="http://schemas.openxmlformats.org/drawingml/2006/main">
+                  <a:graphicData uri="http://schemas.microsoft.com/office/word/2010/wordprocessingShape">
+                    <wps:wsp>
+                      <wps:cNvCnPr/>
+                      <wps:spPr>
+                        <a:xfrm>
+                          <a:off x="0" y="0"/>
+                          <a:ext cx="533400" cy="0"/>
+                        </a:xfrm>
+                        <a:prstGeom prst="line">
+                          <a:avLst/>
+                        </a:prstGeom>
+                        <a:ln w="10795">
+                          <a:solidFill>
+                            <a:srgbClr val="0000FF"/>
+                          </a:solidFill>
+                        </a:ln>
+                      </wps:spPr>
+                      <wps:style>
+                        <a:lnRef idx="1">
+                          <a:schemeClr val="accent1"/>
+                        </a:lnRef>
+                        <a:fillRef idx="0">
+                          <a:schemeClr val="accent1"/>
+                        </a:fillRef>
+                        <a:effectRef idx="0">
+                          <a:schemeClr val="accent1"/>
+                        </a:effectRef>
+                        <a:fontRef idx="minor">
+                          <a:schemeClr val="tx1"/>
+                        </a:fontRef>
+                      </wps:style>
+                      <wps:bodyPr/>
+                    </wps:wsp>
+                  </a:graphicData>
+                </a:graphic>
+              </wp:anchor>
+            </w:drawing>
+          </mc:Choice>
+          <mc:Fallback>
+            <w:pict>
+              <v:line w14:anchorId="21268232" id="Resident Assessment Association" o:spid="_x0000_s1026" style="position:absolute;z-index:251720704;visibility:visible;mso-wrap-style:square;mso-wrap-distance-left:9pt;mso-wrap-distance-top:0;mso-wrap-distance-right:9pt;mso-wrap-distance-bottom:0;mso-position-horizontal:absolute;mso-position-horizontal-relative:text;mso-position-vertical:absolute;mso-position-vertical-relative:text" from="2in,261pt" to="186pt,261pt" o:gfxdata="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" strokecolor="blue" strokeweight=".85pt"/>
+            </w:pict>
+          </mc:Fallback>
+        </mc:AlternateContent>
+      </w:r>
       <w:r>
         <w:rPr>
           <w:rFonts w:ascii="Arial" w:hAnsi="Arial" w:cs="Arial"/>
@@ -76,7 +146,7 @@
                                 <w:color w:val="000000"/>
                                 <w:sz w:val="20"/>
                               </w:rPr>
-                              <w:t>Appendix Figure 4. Use Case Diagram of FloodSense: An Android-Based Expert System for Flood Susceptibility Assessment and Pre-Event Preparedness in Bacoor City</w:t>
+                              <w:t>Appendix Figure 1. Use Case Diagram of FloodSense</w:t>
                             </w:r>
                           </w:p>
                         </w:txbxContent>
@@ -99,8 +169,7 @@
                 <v:stroke joinstyle="miter"/>
                 <v:path gradientshapeok="t" o:connecttype="rect"/>
               </v:shapetype>
-              <v:shape id="Text Box 61" o:spid="_x0000_s1026" type="#_x0000_t202" style="position:absolute;margin-left:55pt;margin-top:700pt;width:485pt;height:57pt;z-index:251719680;visibility:visible;mso-wrap-style:square;mso-wrap-distance-left:9pt;mso-wrap-distance-top:0;mso-wrap-distance-right:9pt;mso-wrap-distance-bottom:0;mso-position-horizontal:absolute;mso-position-horizontal-relative:page;mso-position-vertical:absolute;mso-position-vertical-relative:page;v-text-anchor:top" o:gfxdata="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" filled="f" stroked="f" strokeweight=".5pt">
-                <v:fill o:detectmouseclick="t"/>
+              <v:shape id="Text Box 61" o:spid="_x0000_s1026" type="#_x0000_t202" style="position:absolute;margin-left:55pt;margin-top:700pt;width:485pt;height:57pt;z-index:251719680;visibility:visible;mso-wrap-style:square;mso-wrap-distance-left:9pt;mso-wrap-distance-top:0;mso-wrap-distance-right:9pt;mso-wrap-distance-bottom:0;mso-position-horizontal:absolute;mso-position-horizontal-relative:page;mso-position-vertical:absolute;mso-position-vertical-relative:page;v-text-anchor:top" o:gfxdata="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" filled="f" stroked="f" strokeweight=".5pt">
                 <v:textbox inset="0,0,0,0">
                   <w:txbxContent>
                     <w:p>
@@ -119,7 +188,7 @@
                           <w:color w:val="000000"/>
                           <w:sz w:val="20"/>
                         </w:rPr>
-                        <w:t>Appendix Figure 4. Use Case Diagram of FloodSense: An Android-Based Expert System for Flood Susceptibility Assessment and Pre-Event Preparedness in Bacoor City</w:t>
+                        <w:t>Appendix Figure 1. Use Case Diagram of FloodSense</w:t>
                       </w:r>
                     </w:p>
                   </w:txbxContent>
@@ -127,573 +196,6 @@
                 <w10:wrap anchorx="page" anchory="page"/>
                 <w10:anchorlock/>
               </v:shape>
-            </w:pict>
-          </mc:Fallback>
-        </mc:AlternateContent>
-      </w:r>
-      <w:r>
-        <w:rPr>
-          <w:rFonts w:ascii="Arial" w:hAnsi="Arial" w:cs="Arial"/>
-          <w:noProof/>
-          <w:sz w:val="2"/>
-        </w:rPr>
-        <mc:AlternateContent>
-          <mc:Choice Requires="wps">
-            <w:drawing>
-              <wp:anchor distT="0" distB="0" distL="114300" distR="114300" simplePos="0" relativeHeight="251718656" behindDoc="0" locked="1" layoutInCell="1" allowOverlap="1" wp14:anchorId="51A00E0C" wp14:editId="59F7FEE4">
-                <wp:simplePos x="0" y="0"/>
-                <wp:positionH relativeFrom="page">
-                  <wp:posOffset>3898900</wp:posOffset>
-                </wp:positionH>
-                <wp:positionV relativeFrom="page">
-                  <wp:posOffset>4191000</wp:posOffset>
-                </wp:positionV>
-                <wp:extent cx="546100" cy="114300"/>
-                <wp:effectExtent l="0" t="0" r="6350" b="0"/>
-                <wp:wrapNone/>
-                <wp:docPr id="60" name="Text Box 60"/>
-                <wp:cNvGraphicFramePr/>
-                <a:graphic xmlns:a="http://schemas.openxmlformats.org/drawingml/2006/main">
-                  <a:graphicData uri="http://schemas.microsoft.com/office/word/2010/wordprocessingShape">
-                    <wps:wsp>
-                      <wps:cNvSpPr txBox="1"/>
-                      <wps:spPr>
-                        <a:xfrm>
-                          <a:off x="0" y="0"/>
-                          <a:ext cx="546100" cy="114300"/>
-                        </a:xfrm>
-                        <a:prstGeom prst="rect">
-                          <a:avLst/>
-                        </a:prstGeom>
-                        <a:noFill/>
-                        <a:ln w="6350">
-                          <a:noFill/>
-                        </a:ln>
-                        <a:extLst>
-                          <a:ext uri="{91240B29-F687-4F45-9708-019B960494DF}">
-                            <a14:hiddenLine xmlns:a14="http://schemas.microsoft.com/office/drawing/2010/main" w="6350">
-                              <a:solidFill>
-                                <a:prstClr val="black"/>
-                              </a:solidFill>
-                            </a14:hiddenLine>
-                          </a:ext>
-                        </a:extLst>
-                      </wps:spPr>
-                      <wps:txbx>
-                        <w:txbxContent>
-                          <w:p>
-                            <w:pPr>
-                              <w:spacing w:after="0"/>
-                              <w:rPr>
-                                <w:rFonts w:ascii="Arial" w:hAnsi="Arial" w:cs="Arial"/>
-                                <w:color w:val="000000"/>
-                                <w:sz w:val="10"/>
-                              </w:rPr>
-                            </w:pPr>
-                            <w:r>
-                              <w:rPr>
-                                <w:rFonts w:ascii="Arial" w:hAnsi="Arial" w:cs="Arial"/>
-                                <w:color w:val="000000"/>
-                                <w:sz w:val="10"/>
-                              </w:rPr>
-                              <w:t>&lt;&lt;include&gt;&gt;</w:t>
-                            </w:r>
-                          </w:p>
-                        </w:txbxContent>
-                      </wps:txbx>
-                      <wps:bodyPr rot="0" spcFirstLastPara="0" vertOverflow="overflow" horzOverflow="overflow" vert="horz" wrap="square" lIns="0" tIns="0" rIns="0" bIns="0" numCol="1" spcCol="0" rtlCol="0" fromWordArt="0" anchor="t" anchorCtr="0" forceAA="0" compatLnSpc="1">
-                        <a:prstTxWarp prst="textNoShape">
-                          <a:avLst/>
-                        </a:prstTxWarp>
-                        <a:noAutofit/>
-                      </wps:bodyPr>
-                    </wps:wsp>
-                  </a:graphicData>
-                </a:graphic>
-              </wp:anchor>
-            </w:drawing>
-          </mc:Choice>
-          <mc:Fallback>
-            <w:pict>
-              <v:shape w14:anchorId="51A00E0C" id="Text Box 60" o:spid="_x0000_s1027" type="#_x0000_t202" style="position:absolute;margin-left:307pt;margin-top:330pt;width:43pt;height:9pt;z-index:251718656;visibility:visible;mso-wrap-style:square;mso-wrap-distance-left:9pt;mso-wrap-distance-top:0;mso-wrap-distance-right:9pt;mso-wrap-distance-bottom:0;mso-position-horizontal:absolute;mso-position-horizontal-relative:page;mso-position-vertical:absolute;mso-position-vertical-relative:page;v-text-anchor:top" o:gfxdata="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" filled="f" stroked="f" strokeweight=".5pt">
-                <v:fill o:detectmouseclick="t"/>
-                <v:textbox inset="0,0,0,0">
-                  <w:txbxContent>
-                    <w:p>
-                      <w:pPr>
-                        <w:spacing w:after="0"/>
-                        <w:rPr>
-                          <w:rFonts w:ascii="Arial" w:hAnsi="Arial" w:cs="Arial"/>
-                          <w:color w:val="000000"/>
-                          <w:sz w:val="10"/>
-                        </w:rPr>
-                      </w:pPr>
-                      <w:r>
-                        <w:rPr>
-                          <w:rFonts w:ascii="Arial" w:hAnsi="Arial" w:cs="Arial"/>
-                          <w:color w:val="000000"/>
-                          <w:sz w:val="10"/>
-                        </w:rPr>
-                        <w:t>&lt;&lt;include&gt;&gt;</w:t>
-                      </w:r>
-                    </w:p>
-                  </w:txbxContent>
-                </v:textbox>
-                <w10:wrap anchorx="page" anchory="page"/>
-                <w10:anchorlock/>
-              </v:shape>
-            </w:pict>
-          </mc:Fallback>
-        </mc:AlternateContent>
-      </w:r>
-      <w:r>
-        <w:rPr>
-          <w:rFonts w:ascii="Arial" w:hAnsi="Arial" w:cs="Arial"/>
-          <w:noProof/>
-          <w:sz w:val="2"/>
-        </w:rPr>
-        <mc:AlternateContent>
-          <mc:Choice Requires="wps">
-            <w:drawing>
-              <wp:anchor distT="0" distB="0" distL="114300" distR="114300" simplePos="0" relativeHeight="251717632" behindDoc="0" locked="1" layoutInCell="1" allowOverlap="1" wp14:anchorId="10BB5A22" wp14:editId="39EE985F">
-                <wp:simplePos x="0" y="0"/>
-                <wp:positionH relativeFrom="page">
-                  <wp:posOffset>3810000</wp:posOffset>
-                </wp:positionH>
-                <wp:positionV relativeFrom="page">
-                  <wp:posOffset>4216400</wp:posOffset>
-                </wp:positionV>
-                <wp:extent cx="0" cy="88900"/>
-                <wp:effectExtent l="95250" t="38100" r="114300" b="25400"/>
-                <wp:wrapNone/>
-                <wp:docPr id="59" name="Straight Connector 59"/>
-                <wp:cNvGraphicFramePr/>
-                <a:graphic xmlns:a="http://schemas.openxmlformats.org/drawingml/2006/main">
-                  <a:graphicData uri="http://schemas.microsoft.com/office/word/2010/wordprocessingShape">
-                    <wps:wsp>
-                      <wps:cNvCnPr/>
-                      <wps:spPr>
-                        <a:xfrm flipV="1">
-                          <a:off x="0" y="0"/>
-                          <a:ext cx="0" cy="88900"/>
-                        </a:xfrm>
-                        <a:prstGeom prst="line">
-                          <a:avLst/>
-                        </a:prstGeom>
-                        <a:ln w="9525">
-                          <a:solidFill>
-                            <a:srgbClr val="000000"/>
-                          </a:solidFill>
-                          <a:prstDash val="dash"/>
-                          <a:tailEnd type="arrow"/>
-                        </a:ln>
-                      </wps:spPr>
-                      <wps:style>
-                        <a:lnRef idx="1">
-                          <a:schemeClr val="accent1"/>
-                        </a:lnRef>
-                        <a:fillRef idx="0">
-                          <a:schemeClr val="accent1"/>
-                        </a:fillRef>
-                        <a:effectRef idx="0">
-                          <a:schemeClr val="accent1"/>
-                        </a:effectRef>
-                        <a:fontRef idx="minor">
-                          <a:schemeClr val="tx1"/>
-                        </a:fontRef>
-                      </wps:style>
-                      <wps:bodyPr/>
-                    </wps:wsp>
-                  </a:graphicData>
-                </a:graphic>
-              </wp:anchor>
-            </w:drawing>
-          </mc:Choice>
-          <mc:Fallback>
-            <w:pict>
-              <v:line w14:anchorId="36C570ED" id="Straight Connector 59" o:spid="_x0000_s1026" style="position:absolute;flip:y;z-index:251717632;visibility:visible;mso-wrap-style:square;mso-wrap-distance-left:9pt;mso-wrap-distance-top:0;mso-wrap-distance-right:9pt;mso-wrap-distance-bottom:0;mso-position-horizontal:absolute;mso-position-horizontal-relative:page;mso-position-vertical:absolute;mso-position-vertical-relative:page" from="300pt,332pt" to="300pt,339pt" o:gfxdata="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">
-                <v:stroke dashstyle="dash" endarrow="open"/>
-                <w10:wrap anchorx="page" anchory="page"/>
-                <w10:anchorlock/>
-              </v:line>
-            </w:pict>
-          </mc:Fallback>
-        </mc:AlternateContent>
-      </w:r>
-      <w:r>
-        <w:rPr>
-          <w:rFonts w:ascii="Arial" w:hAnsi="Arial" w:cs="Arial"/>
-          <w:noProof/>
-          <w:sz w:val="2"/>
-        </w:rPr>
-        <mc:AlternateContent>
-          <mc:Choice Requires="wps">
-            <w:drawing>
-              <wp:anchor distT="0" distB="0" distL="114300" distR="114300" simplePos="0" relativeHeight="251716608" behindDoc="0" locked="1" layoutInCell="1" allowOverlap="1" wp14:anchorId="7958E784" wp14:editId="0480DB26">
-                <wp:simplePos x="0" y="0"/>
-                <wp:positionH relativeFrom="page">
-                  <wp:posOffset>3898900</wp:posOffset>
-                </wp:positionH>
-                <wp:positionV relativeFrom="page">
-                  <wp:posOffset>3797300</wp:posOffset>
-                </wp:positionV>
-                <wp:extent cx="546100" cy="114300"/>
-                <wp:effectExtent l="0" t="0" r="6350" b="0"/>
-                <wp:wrapNone/>
-                <wp:docPr id="58" name="Text Box 58"/>
-                <wp:cNvGraphicFramePr/>
-                <a:graphic xmlns:a="http://schemas.openxmlformats.org/drawingml/2006/main">
-                  <a:graphicData uri="http://schemas.microsoft.com/office/word/2010/wordprocessingShape">
-                    <wps:wsp>
-                      <wps:cNvSpPr txBox="1"/>
-                      <wps:spPr>
-                        <a:xfrm>
-                          <a:off x="0" y="0"/>
-                          <a:ext cx="546100" cy="114300"/>
-                        </a:xfrm>
-                        <a:prstGeom prst="rect">
-                          <a:avLst/>
-                        </a:prstGeom>
-                        <a:noFill/>
-                        <a:ln w="6350">
-                          <a:noFill/>
-                        </a:ln>
-                        <a:extLst>
-                          <a:ext uri="{91240B29-F687-4F45-9708-019B960494DF}">
-                            <a14:hiddenLine xmlns:a14="http://schemas.microsoft.com/office/drawing/2010/main" w="6350">
-                              <a:solidFill>
-                                <a:prstClr val="black"/>
-                              </a:solidFill>
-                            </a14:hiddenLine>
-                          </a:ext>
-                        </a:extLst>
-                      </wps:spPr>
-                      <wps:txbx>
-                        <w:txbxContent>
-                          <w:p>
-                            <w:pPr>
-                              <w:spacing w:after="0"/>
-                              <w:rPr>
-                                <w:rFonts w:ascii="Arial" w:hAnsi="Arial" w:cs="Arial"/>
-                                <w:color w:val="000000"/>
-                                <w:sz w:val="10"/>
-                              </w:rPr>
-                            </w:pPr>
-                            <w:r>
-                              <w:rPr>
-                                <w:rFonts w:ascii="Arial" w:hAnsi="Arial" w:cs="Arial"/>
-                                <w:color w:val="000000"/>
-                                <w:sz w:val="10"/>
-                              </w:rPr>
-                              <w:t>&lt;&lt;include&gt;&gt;</w:t>
-                            </w:r>
-                          </w:p>
-                        </w:txbxContent>
-                      </wps:txbx>
-                      <wps:bodyPr rot="0" spcFirstLastPara="0" vertOverflow="overflow" horzOverflow="overflow" vert="horz" wrap="square" lIns="0" tIns="0" rIns="0" bIns="0" numCol="1" spcCol="0" rtlCol="0" fromWordArt="0" anchor="t" anchorCtr="0" forceAA="0" compatLnSpc="1">
-                        <a:prstTxWarp prst="textNoShape">
-                          <a:avLst/>
-                        </a:prstTxWarp>
-                        <a:noAutofit/>
-                      </wps:bodyPr>
-                    </wps:wsp>
-                  </a:graphicData>
-                </a:graphic>
-              </wp:anchor>
-            </w:drawing>
-          </mc:Choice>
-          <mc:Fallback>
-            <w:pict>
-              <v:shape w14:anchorId="7958E784" id="Text Box 58" o:spid="_x0000_s1028" type="#_x0000_t202" style="position:absolute;margin-left:307pt;margin-top:299pt;width:43pt;height:9pt;z-index:251716608;visibility:visible;mso-wrap-style:square;mso-wrap-distance-left:9pt;mso-wrap-distance-top:0;mso-wrap-distance-right:9pt;mso-wrap-distance-bottom:0;mso-position-horizontal:absolute;mso-position-horizontal-relative:page;mso-position-vertical:absolute;mso-position-vertical-relative:page;v-text-anchor:top" o:gfxdata="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" filled="f" stroked="f" strokeweight=".5pt">
-                <v:fill o:detectmouseclick="t"/>
-                <v:textbox inset="0,0,0,0">
-                  <w:txbxContent>
-                    <w:p>
-                      <w:pPr>
-                        <w:spacing w:after="0"/>
-                        <w:rPr>
-                          <w:rFonts w:ascii="Arial" w:hAnsi="Arial" w:cs="Arial"/>
-                          <w:color w:val="000000"/>
-                          <w:sz w:val="10"/>
-                        </w:rPr>
-                      </w:pPr>
-                      <w:r>
-                        <w:rPr>
-                          <w:rFonts w:ascii="Arial" w:hAnsi="Arial" w:cs="Arial"/>
-                          <w:color w:val="000000"/>
-                          <w:sz w:val="10"/>
-                        </w:rPr>
-                        <w:t>&lt;&lt;include&gt;&gt;</w:t>
-                      </w:r>
-                    </w:p>
-                  </w:txbxContent>
-                </v:textbox>
-                <w10:wrap anchorx="page" anchory="page"/>
-                <w10:anchorlock/>
-              </v:shape>
-            </w:pict>
-          </mc:Fallback>
-        </mc:AlternateContent>
-      </w:r>
-      <w:r>
-        <w:rPr>
-          <w:rFonts w:ascii="Arial" w:hAnsi="Arial" w:cs="Arial"/>
-          <w:noProof/>
-          <w:sz w:val="2"/>
-        </w:rPr>
-        <mc:AlternateContent>
-          <mc:Choice Requires="wps">
-            <w:drawing>
-              <wp:anchor distT="0" distB="0" distL="114300" distR="114300" simplePos="0" relativeHeight="251715584" behindDoc="0" locked="1" layoutInCell="1" allowOverlap="1" wp14:anchorId="07F4B5ED" wp14:editId="704FBD91">
-                <wp:simplePos x="0" y="0"/>
-                <wp:positionH relativeFrom="page">
-                  <wp:posOffset>3810000</wp:posOffset>
-                </wp:positionH>
-                <wp:positionV relativeFrom="page">
-                  <wp:posOffset>3822700</wp:posOffset>
-                </wp:positionV>
-                <wp:extent cx="0" cy="88900"/>
-                <wp:effectExtent l="95250" t="38100" r="114300" b="25400"/>
-                <wp:wrapNone/>
-                <wp:docPr id="57" name="Straight Connector 57"/>
-                <wp:cNvGraphicFramePr/>
-                <a:graphic xmlns:a="http://schemas.openxmlformats.org/drawingml/2006/main">
-                  <a:graphicData uri="http://schemas.microsoft.com/office/word/2010/wordprocessingShape">
-                    <wps:wsp>
-                      <wps:cNvCnPr/>
-                      <wps:spPr>
-                        <a:xfrm flipV="1">
-                          <a:off x="0" y="0"/>
-                          <a:ext cx="0" cy="88900"/>
-                        </a:xfrm>
-                        <a:prstGeom prst="line">
-                          <a:avLst/>
-                        </a:prstGeom>
-                        <a:ln w="9525">
-                          <a:solidFill>
-                            <a:srgbClr val="000000"/>
-                          </a:solidFill>
-                          <a:prstDash val="dash"/>
-                          <a:tailEnd type="arrow"/>
-                        </a:ln>
-                      </wps:spPr>
-                      <wps:style>
-                        <a:lnRef idx="1">
-                          <a:schemeClr val="accent1"/>
-                        </a:lnRef>
-                        <a:fillRef idx="0">
-                          <a:schemeClr val="accent1"/>
-                        </a:fillRef>
-                        <a:effectRef idx="0">
-                          <a:schemeClr val="accent1"/>
-                        </a:effectRef>
-                        <a:fontRef idx="minor">
-                          <a:schemeClr val="tx1"/>
-                        </a:fontRef>
-                      </wps:style>
-                      <wps:bodyPr/>
-                    </wps:wsp>
-                  </a:graphicData>
-                </a:graphic>
-              </wp:anchor>
-            </w:drawing>
-          </mc:Choice>
-          <mc:Fallback>
-            <w:pict>
-              <v:line w14:anchorId="48B1405D" id="Straight Connector 57" o:spid="_x0000_s1026" style="position:absolute;flip:y;z-index:251715584;visibility:visible;mso-wrap-style:square;mso-wrap-distance-left:9pt;mso-wrap-distance-top:0;mso-wrap-distance-right:9pt;mso-wrap-distance-bottom:0;mso-position-horizontal:absolute;mso-position-horizontal-relative:page;mso-position-vertical:absolute;mso-position-vertical-relative:page" from="300pt,301pt" to="300pt,308pt" o:gfxdata="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">
-                <v:stroke dashstyle="dash" endarrow="open"/>
-                <w10:wrap anchorx="page" anchory="page"/>
-                <w10:anchorlock/>
-              </v:line>
-            </w:pict>
-          </mc:Fallback>
-        </mc:AlternateContent>
-      </w:r>
-      <w:r>
-        <w:rPr>
-          <w:rFonts w:ascii="Arial" w:hAnsi="Arial" w:cs="Arial"/>
-          <w:noProof/>
-          <w:sz w:val="2"/>
-        </w:rPr>
-        <mc:AlternateContent>
-          <mc:Choice Requires="wps">
-            <w:drawing>
-              <wp:anchor distT="0" distB="0" distL="114300" distR="114300" simplePos="0" relativeHeight="251714560" behindDoc="0" locked="1" layoutInCell="1" allowOverlap="1" wp14:anchorId="32DA7277" wp14:editId="2FF7B975">
-                <wp:simplePos x="0" y="0"/>
-                <wp:positionH relativeFrom="page">
-                  <wp:posOffset>3898900</wp:posOffset>
-                </wp:positionH>
-                <wp:positionV relativeFrom="page">
-                  <wp:posOffset>3378200</wp:posOffset>
-                </wp:positionV>
-                <wp:extent cx="546100" cy="114300"/>
-                <wp:effectExtent l="0" t="0" r="6350" b="0"/>
-                <wp:wrapNone/>
-                <wp:docPr id="56" name="Text Box 56"/>
-                <wp:cNvGraphicFramePr/>
-                <a:graphic xmlns:a="http://schemas.openxmlformats.org/drawingml/2006/main">
-                  <a:graphicData uri="http://schemas.microsoft.com/office/word/2010/wordprocessingShape">
-                    <wps:wsp>
-                      <wps:cNvSpPr txBox="1"/>
-                      <wps:spPr>
-                        <a:xfrm>
-                          <a:off x="0" y="0"/>
-                          <a:ext cx="546100" cy="114300"/>
-                        </a:xfrm>
-                        <a:prstGeom prst="rect">
-                          <a:avLst/>
-                        </a:prstGeom>
-                        <a:noFill/>
-                        <a:ln w="6350">
-                          <a:noFill/>
-                        </a:ln>
-                        <a:extLst>
-                          <a:ext uri="{91240B29-F687-4F45-9708-019B960494DF}">
-                            <a14:hiddenLine xmlns:a14="http://schemas.microsoft.com/office/drawing/2010/main" w="6350">
-                              <a:solidFill>
-                                <a:prstClr val="black"/>
-                              </a:solidFill>
-                            </a14:hiddenLine>
-                          </a:ext>
-                        </a:extLst>
-                      </wps:spPr>
-                      <wps:txbx>
-                        <w:txbxContent>
-                          <w:p>
-                            <w:pPr>
-                              <w:spacing w:after="0"/>
-                              <w:rPr>
-                                <w:rFonts w:ascii="Arial" w:hAnsi="Arial" w:cs="Arial"/>
-                                <w:color w:val="000000"/>
-                                <w:sz w:val="10"/>
-                              </w:rPr>
-                            </w:pPr>
-                            <w:r>
-                              <w:rPr>
-                                <w:rFonts w:ascii="Arial" w:hAnsi="Arial" w:cs="Arial"/>
-                                <w:color w:val="000000"/>
-                                <w:sz w:val="10"/>
-                              </w:rPr>
-                              <w:t>&lt;&lt;include&gt;&gt;</w:t>
-                            </w:r>
-                          </w:p>
-                        </w:txbxContent>
-                      </wps:txbx>
-                      <wps:bodyPr rot="0" spcFirstLastPara="0" vertOverflow="overflow" horzOverflow="overflow" vert="horz" wrap="square" lIns="0" tIns="0" rIns="0" bIns="0" numCol="1" spcCol="0" rtlCol="0" fromWordArt="0" anchor="t" anchorCtr="0" forceAA="0" compatLnSpc="1">
-                        <a:prstTxWarp prst="textNoShape">
-                          <a:avLst/>
-                        </a:prstTxWarp>
-                        <a:noAutofit/>
-                      </wps:bodyPr>
-                    </wps:wsp>
-                  </a:graphicData>
-                </a:graphic>
-              </wp:anchor>
-            </w:drawing>
-          </mc:Choice>
-          <mc:Fallback>
-            <w:pict>
-              <v:shape w14:anchorId="32DA7277" id="Text Box 56" o:spid="_x0000_s1029" type="#_x0000_t202" style="position:absolute;margin-left:307pt;margin-top:266pt;width:43pt;height:9pt;z-index:251714560;visibility:visible;mso-wrap-style:square;mso-wrap-distance-left:9pt;mso-wrap-distance-top:0;mso-wrap-distance-right:9pt;mso-wrap-distance-bottom:0;mso-position-horizontal:absolute;mso-position-horizontal-relative:page;mso-position-vertical:absolute;mso-position-vertical-relative:page;v-text-anchor:top" o:gfxdata="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" filled="f" stroked="f" strokeweight=".5pt">
-                <v:fill o:detectmouseclick="t"/>
-                <v:textbox inset="0,0,0,0">
-                  <w:txbxContent>
-                    <w:p>
-                      <w:pPr>
-                        <w:spacing w:after="0"/>
-                        <w:rPr>
-                          <w:rFonts w:ascii="Arial" w:hAnsi="Arial" w:cs="Arial"/>
-                          <w:color w:val="000000"/>
-                          <w:sz w:val="10"/>
-                        </w:rPr>
-                      </w:pPr>
-                      <w:r>
-                        <w:rPr>
-                          <w:rFonts w:ascii="Arial" w:hAnsi="Arial" w:cs="Arial"/>
-                          <w:color w:val="000000"/>
-                          <w:sz w:val="10"/>
-                        </w:rPr>
-                        <w:t>&lt;&lt;include&gt;&gt;</w:t>
-                      </w:r>
-                    </w:p>
-                  </w:txbxContent>
-                </v:textbox>
-                <w10:wrap anchorx="page" anchory="page"/>
-                <w10:anchorlock/>
-              </v:shape>
-            </w:pict>
-          </mc:Fallback>
-        </mc:AlternateContent>
-      </w:r>
-      <w:r>
-        <w:rPr>
-          <w:rFonts w:ascii="Arial" w:hAnsi="Arial" w:cs="Arial"/>
-          <w:noProof/>
-          <w:sz w:val="2"/>
-        </w:rPr>
-        <mc:AlternateContent>
-          <mc:Choice Requires="wps">
-            <w:drawing>
-              <wp:anchor distT="0" distB="0" distL="114300" distR="114300" simplePos="0" relativeHeight="251713536" behindDoc="0" locked="1" layoutInCell="1" allowOverlap="1" wp14:anchorId="08A02840" wp14:editId="659FE77B">
-                <wp:simplePos x="0" y="0"/>
-                <wp:positionH relativeFrom="page">
-                  <wp:posOffset>3810000</wp:posOffset>
-                </wp:positionH>
-                <wp:positionV relativeFrom="page">
-                  <wp:posOffset>3429000</wp:posOffset>
-                </wp:positionV>
-                <wp:extent cx="0" cy="88900"/>
-                <wp:effectExtent l="95250" t="0" r="114300" b="63500"/>
-                <wp:wrapNone/>
-                <wp:docPr id="55" name="Straight Connector 55"/>
-                <wp:cNvGraphicFramePr/>
-                <a:graphic xmlns:a="http://schemas.openxmlformats.org/drawingml/2006/main">
-                  <a:graphicData uri="http://schemas.microsoft.com/office/word/2010/wordprocessingShape">
-                    <wps:wsp>
-                      <wps:cNvCnPr/>
-                      <wps:spPr>
-                        <a:xfrm>
-                          <a:off x="0" y="0"/>
-                          <a:ext cx="0" cy="88900"/>
-                        </a:xfrm>
-                        <a:prstGeom prst="line">
-                          <a:avLst/>
-                        </a:prstGeom>
-                        <a:ln w="9525">
-                          <a:solidFill>
-                            <a:srgbClr val="000000"/>
-                          </a:solidFill>
-                          <a:prstDash val="dash"/>
-                          <a:tailEnd type="arrow"/>
-                        </a:ln>
-                      </wps:spPr>
-                      <wps:style>
-                        <a:lnRef idx="1">
-                          <a:schemeClr val="accent1"/>
-                        </a:lnRef>
-                        <a:fillRef idx="0">
-                          <a:schemeClr val="accent1"/>
-                        </a:fillRef>
-                        <a:effectRef idx="0">
-                          <a:schemeClr val="accent1"/>
-                        </a:effectRef>
-                        <a:fontRef idx="minor">
-                          <a:schemeClr val="tx1"/>
-                        </a:fontRef>
-                      </wps:style>
-                      <wps:bodyPr/>
-                    </wps:wsp>
-                  </a:graphicData>
-                </a:graphic>
-              </wp:anchor>
-            </w:drawing>
-          </mc:Choice>
-          <mc:Fallback>
-            <w:pict>
-              <v:line w14:anchorId="3E59DE6B" id="Straight Connector 55" o:spid="_x0000_s1026" style="position:absolute;z-index:251713536;visibility:visible;mso-wrap-style:square;mso-wrap-distance-left:9pt;mso-wrap-distance-top:0;mso-wrap-distance-right:9pt;mso-wrap-distance-bottom:0;mso-position-horizontal:absolute;mso-position-horizontal-relative:page;mso-position-vertical:absolute;mso-position-vertical-relative:page" from="300pt,270pt" to="300pt,277pt" o:gfxdata="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">
-                <v:stroke dashstyle="dash" endarrow="open"/>
-                <w10:wrap anchorx="page" anchory="page"/>
-                <w10:anchorlock/>
-              </v:line>
             </w:pict>
           </mc:Fallback>
         </mc:AlternateContent>
@@ -759,7 +261,7 @@
               </wp:anchor>
             </w:drawing>
           </mc:Choice>
-          <mc:Fallback>
+          <mc:Fallback xmlns:w16cex="http://schemas.microsoft.com/office/word/2018/wordml/cex" xmlns:w16="http://schemas.microsoft.com/office/word/2018/wordml" xmlns:w16sdtdh="http://schemas.microsoft.com/office/word/2020/wordml/sdtdatahash">
             <w:pict>
               <v:line w14:anchorId="64F5C119" id="Straight Connector 54" o:spid="_x0000_s1026" style="position:absolute;flip:x;z-index:251712512;visibility:visible;mso-wrap-style:square;mso-wrap-distance-left:9pt;mso-wrap-distance-top:0;mso-wrap-distance-right:9pt;mso-wrap-distance-bottom:0;mso-position-horizontal:absolute;mso-position-horizontal-relative:page;mso-position-vertical:absolute;mso-position-vertical-relative:page" from="407pt,300pt" to="454pt,300pt" o:gfxdata="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" strokeweight=".85pt">
                 <w10:wrap anchorx="page" anchory="page"/>
@@ -830,7 +332,7 @@
               </wp:anchor>
             </w:drawing>
           </mc:Choice>
-          <mc:Fallback>
+          <mc:Fallback xmlns:w16cex="http://schemas.microsoft.com/office/word/2018/wordml/cex" xmlns:w16="http://schemas.microsoft.com/office/word/2018/wordml" xmlns:w16sdtdh="http://schemas.microsoft.com/office/word/2020/wordml/sdtdatahash">
             <w:pict>
               <v:line w14:anchorId="78777EC6" id="Straight Connector 53" o:spid="_x0000_s1026" style="position:absolute;flip:x;z-index:251711488;visibility:visible;mso-wrap-style:square;mso-wrap-distance-left:9pt;mso-wrap-distance-top:0;mso-wrap-distance-right:9pt;mso-wrap-distance-bottom:0;mso-position-horizontal:absolute;mso-position-horizontal-relative:page;mso-position-vertical:absolute;mso-position-vertical-relative:page" from="382pt,382pt" to="407pt,382pt" o:gfxdata="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" strokeweight=".85pt">
                 <w10:wrap anchorx="page" anchory="page"/>
@@ -901,7 +403,7 @@
               </wp:anchor>
             </w:drawing>
           </mc:Choice>
-          <mc:Fallback>
+          <mc:Fallback xmlns:w16cex="http://schemas.microsoft.com/office/word/2018/wordml/cex" xmlns:w16="http://schemas.microsoft.com/office/word/2018/wordml" xmlns:w16sdtdh="http://schemas.microsoft.com/office/word/2020/wordml/sdtdatahash">
             <w:pict>
               <v:line w14:anchorId="16F3FEE0" id="Straight Connector 52" o:spid="_x0000_s1026" style="position:absolute;flip:x;z-index:251710464;visibility:visible;mso-wrap-style:square;mso-wrap-distance-left:9pt;mso-wrap-distance-top:0;mso-wrap-distance-right:9pt;mso-wrap-distance-bottom:0;mso-position-horizontal:absolute;mso-position-horizontal-relative:page;mso-position-vertical:absolute;mso-position-vertical-relative:page" from="382pt,227pt" to="407pt,227pt" o:gfxdata="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" strokeweight=".85pt">
                 <w10:wrap anchorx="page" anchory="page"/>
@@ -972,7 +474,7 @@
               </wp:anchor>
             </w:drawing>
           </mc:Choice>
-          <mc:Fallback>
+          <mc:Fallback xmlns:w16cex="http://schemas.microsoft.com/office/word/2018/wordml/cex" xmlns:w16="http://schemas.microsoft.com/office/word/2018/wordml" xmlns:w16sdtdh="http://schemas.microsoft.com/office/word/2020/wordml/sdtdatahash">
             <w:pict>
               <v:line w14:anchorId="6B317702" id="Straight Connector 51" o:spid="_x0000_s1026" style="position:absolute;z-index:251709440;visibility:visible;mso-wrap-style:square;mso-wrap-distance-left:9pt;mso-wrap-distance-top:0;mso-wrap-distance-right:9pt;mso-wrap-distance-bottom:0;mso-position-horizontal:absolute;mso-position-horizontal-relative:page;mso-position-vertical:absolute;mso-position-vertical-relative:page" from="407pt,227pt" to="407pt,382pt" o:gfxdata="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" strokeweight=".85pt">
                 <w10:wrap anchorx="page" anchory="page"/>
@@ -1048,7 +550,7 @@
                                 <w:color w:val="000000"/>
                                 <w:sz w:val="12"/>
                               </w:rPr>
-                              <w:t>(basemap display and directions)</w:t>
+                              <w:t>(map display only; no route-safety claim)</w:t>
                             </w:r>
                           </w:p>
                         </w:txbxContent>
@@ -1067,8 +569,7 @@
           </mc:Choice>
           <mc:Fallback>
             <w:pict>
-              <v:shape w14:anchorId="61BB6B59" id="Text Box 50" o:spid="_x0000_s1030" type="#_x0000_t202" style="position:absolute;margin-left:454pt;margin-top:326pt;width:112pt;height:23pt;z-index:251708416;visibility:visible;mso-wrap-style:square;mso-wrap-distance-left:9pt;mso-wrap-distance-top:0;mso-wrap-distance-right:9pt;mso-wrap-distance-bottom:0;mso-position-horizontal:absolute;mso-position-horizontal-relative:page;mso-position-vertical:absolute;mso-position-vertical-relative:page;v-text-anchor:top" o:gfxdata="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" filled="f" stroked="f" strokeweight=".5pt">
-                <v:fill o:detectmouseclick="t"/>
+              <v:shape w14:anchorId="61BB6B59" id="Text Box 50" o:spid="_x0000_s1027" type="#_x0000_t202" style="position:absolute;margin-left:454pt;margin-top:326pt;width:112pt;height:23pt;z-index:251708416;visibility:visible;mso-wrap-style:square;mso-wrap-distance-left:9pt;mso-wrap-distance-top:0;mso-wrap-distance-right:9pt;mso-wrap-distance-bottom:0;mso-position-horizontal:absolute;mso-position-horizontal-relative:page;mso-position-vertical:absolute;mso-position-vertical-relative:page;v-text-anchor:top" o:gfxdata="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" filled="f" stroked="f" strokeweight=".5pt">
                 <v:textbox inset="0,0,0,0">
                   <w:txbxContent>
                     <w:p>
@@ -1087,7 +588,7 @@
                           <w:color w:val="000000"/>
                           <w:sz w:val="12"/>
                         </w:rPr>
-                        <w:t>(basemap display and directions)</w:t>
+                        <w:t>(map display only; no route-safety claim)</w:t>
                       </w:r>
                     </w:p>
                   </w:txbxContent>
@@ -1177,27 +678,7 @@
                                 <w:color w:val="000000"/>
                                 <w:sz w:val="13"/>
                               </w:rPr>
-                              <w:t>EXTERNAL MAP AND</w:t>
-                            </w:r>
-                          </w:p>
-                          <w:p>
-                            <w:pPr>
-                              <w:jc w:val="center"/>
-                              <w:rPr>
-                                <w:rFonts w:ascii="Arial" w:hAnsi="Arial" w:cs="Arial"/>
-                                <w:b/>
-                                <w:color w:val="000000"/>
-                                <w:sz w:val="13"/>
-                              </w:rPr>
-                            </w:pPr>
-                            <w:r>
-                              <w:rPr>
-                                <w:rFonts w:ascii="Arial" w:hAnsi="Arial" w:cs="Arial"/>
-                                <w:b/>
-                                <w:color w:val="000000"/>
-                                <w:sz w:val="13"/>
-                              </w:rPr>
-                              <w:t>NAVIGATION SERVICE</w:t>
+                              <w:t>EXTERNAL BASEMAP SERVICE</w:t>
                             </w:r>
                           </w:p>
                         </w:txbxContent>
@@ -1216,7 +697,7 @@
           </mc:Choice>
           <mc:Fallback>
             <w:pict>
-              <v:rect w14:anchorId="1382B1F1" id="Rectangle 49" o:spid="_x0000_s1031" style="position:absolute;margin-left:454pt;margin-top:276pt;width:112pt;height:48pt;z-index:251707392;visibility:visible;mso-wrap-style:square;mso-wrap-distance-left:9pt;mso-wrap-distance-top:0;mso-wrap-distance-right:9pt;mso-wrap-distance-bottom:0;mso-position-horizontal:absolute;mso-position-horizontal-relative:page;mso-position-vertical:absolute;mso-position-vertical-relative:page;v-text-anchor:middle" o:gfxdata="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" strokeweight=".85pt">
+              <v:rect w14:anchorId="1382B1F1" id="Rectangle 49" o:spid="_x0000_s1028" style="position:absolute;margin-left:454pt;margin-top:276pt;width:112pt;height:48pt;z-index:251707392;visibility:visible;mso-wrap-style:square;mso-wrap-distance-left:9pt;mso-wrap-distance-top:0;mso-wrap-distance-right:9pt;mso-wrap-distance-bottom:0;mso-position-horizontal:absolute;mso-position-horizontal-relative:page;mso-position-vertical:absolute;mso-position-vertical-relative:page;v-text-anchor:middle" o:gfxdata="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" strokeweight=".85pt">
                 <v:textbox inset="4pt,2pt,4pt,2pt">
                   <w:txbxContent>
                     <w:p>
@@ -1236,27 +717,7 @@
                           <w:color w:val="000000"/>
                           <w:sz w:val="13"/>
                         </w:rPr>
-                        <w:t>EXTERNAL MAP AND</w:t>
-                      </w:r>
-                    </w:p>
-                    <w:p>
-                      <w:pPr>
-                        <w:jc w:val="center"/>
-                        <w:rPr>
-                          <w:rFonts w:ascii="Arial" w:hAnsi="Arial" w:cs="Arial"/>
-                          <w:b/>
-                          <w:color w:val="000000"/>
-                          <w:sz w:val="13"/>
-                        </w:rPr>
-                      </w:pPr>
-                      <w:r>
-                        <w:rPr>
-                          <w:rFonts w:ascii="Arial" w:hAnsi="Arial" w:cs="Arial"/>
-                          <w:b/>
-                          <w:color w:val="000000"/>
-                          <w:sz w:val="13"/>
-                        </w:rPr>
-                        <w:t>NAVIGATION SERVICE</w:t>
+                        <w:t>EXTERNAL BASEMAP SERVICE</w:t>
                       </w:r>
                     </w:p>
                   </w:txbxContent>
@@ -1329,7 +790,7 @@
               </wp:anchor>
             </w:drawing>
           </mc:Choice>
-          <mc:Fallback>
+          <mc:Fallback xmlns:w16cex="http://schemas.microsoft.com/office/word/2018/wordml/cex" xmlns:w16="http://schemas.microsoft.com/office/word/2018/wordml" xmlns:w16sdtdh="http://schemas.microsoft.com/office/word/2020/wordml/sdtdatahash">
             <w:pict>
               <v:line w14:anchorId="47DB2AC6" id="Straight Connector 48" o:spid="_x0000_s1026" style="position:absolute;flip:x;z-index:251706368;visibility:visible;mso-wrap-style:square;mso-wrap-distance-left:9pt;mso-wrap-distance-top:0;mso-wrap-distance-right:9pt;mso-wrap-distance-bottom:0;mso-position-horizontal:absolute;mso-position-horizontal-relative:page;mso-position-vertical:absolute;mso-position-vertical-relative:page" from="430pt,485pt" to="499pt,485pt" o:gfxdata="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" strokecolor="red" strokeweight=".85pt">
                 <w10:wrap anchorx="page" anchory="page"/>
@@ -1400,7 +861,7 @@
               </wp:anchor>
             </w:drawing>
           </mc:Choice>
-          <mc:Fallback>
+          <mc:Fallback xmlns:w16cex="http://schemas.microsoft.com/office/word/2018/wordml/cex" xmlns:w16="http://schemas.microsoft.com/office/word/2018/wordml" xmlns:w16sdtdh="http://schemas.microsoft.com/office/word/2020/wordml/sdtdatahash">
             <w:pict>
               <v:line w14:anchorId="4FD8393F" id="Straight Connector 47" o:spid="_x0000_s1026" style="position:absolute;flip:x;z-index:251705344;visibility:visible;mso-wrap-style:square;mso-wrap-distance-left:9pt;mso-wrap-distance-top:0;mso-wrap-distance-right:9pt;mso-wrap-distance-bottom:0;mso-position-horizontal:absolute;mso-position-horizontal-relative:page;mso-position-vertical:absolute;mso-position-vertical-relative:page" from="382pt,580pt" to="430pt,580pt" o:gfxdata="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" strokecolor="red" strokeweight=".85pt">
                 <w10:wrap anchorx="page" anchory="page"/>
@@ -1471,7 +932,7 @@
               </wp:anchor>
             </w:drawing>
           </mc:Choice>
-          <mc:Fallback>
+          <mc:Fallback xmlns:w16cex="http://schemas.microsoft.com/office/word/2018/wordml/cex" xmlns:w16="http://schemas.microsoft.com/office/word/2018/wordml" xmlns:w16sdtdh="http://schemas.microsoft.com/office/word/2020/wordml/sdtdatahash">
             <w:pict>
               <v:line w14:anchorId="61ED6F2E" id="Straight Connector 46" o:spid="_x0000_s1026" style="position:absolute;flip:x;z-index:251704320;visibility:visible;mso-wrap-style:square;mso-wrap-distance-left:9pt;mso-wrap-distance-top:0;mso-wrap-distance-right:9pt;mso-wrap-distance-bottom:0;mso-position-horizontal:absolute;mso-position-horizontal-relative:page;mso-position-vertical:absolute;mso-position-vertical-relative:page" from="382pt,549pt" to="430pt,549pt" o:gfxdata="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" strokecolor="red" strokeweight=".85pt">
                 <w10:wrap anchorx="page" anchory="page"/>
@@ -1542,7 +1003,7 @@
               </wp:anchor>
             </w:drawing>
           </mc:Choice>
-          <mc:Fallback>
+          <mc:Fallback xmlns:w16cex="http://schemas.microsoft.com/office/word/2018/wordml/cex" xmlns:w16="http://schemas.microsoft.com/office/word/2018/wordml" xmlns:w16sdtdh="http://schemas.microsoft.com/office/word/2020/wordml/sdtdatahash">
             <w:pict>
               <v:line w14:anchorId="46A8BB4D" id="Straight Connector 45" o:spid="_x0000_s1026" style="position:absolute;flip:x;z-index:251703296;visibility:visible;mso-wrap-style:square;mso-wrap-distance-left:9pt;mso-wrap-distance-top:0;mso-wrap-distance-right:9pt;mso-wrap-distance-bottom:0;mso-position-horizontal:absolute;mso-position-horizontal-relative:page;mso-position-vertical:absolute;mso-position-vertical-relative:page" from="382pt,518pt" to="430pt,518pt" o:gfxdata="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" strokecolor="red" strokeweight=".85pt">
                 <w10:wrap anchorx="page" anchory="page"/>
@@ -1613,7 +1074,7 @@
               </wp:anchor>
             </w:drawing>
           </mc:Choice>
-          <mc:Fallback>
+          <mc:Fallback xmlns:w16cex="http://schemas.microsoft.com/office/word/2018/wordml/cex" xmlns:w16="http://schemas.microsoft.com/office/word/2018/wordml" xmlns:w16sdtdh="http://schemas.microsoft.com/office/word/2020/wordml/sdtdatahash">
             <w:pict>
               <v:line w14:anchorId="25657033" id="Straight Connector 44" o:spid="_x0000_s1026" style="position:absolute;flip:x;z-index:251702272;visibility:visible;mso-wrap-style:square;mso-wrap-distance-left:9pt;mso-wrap-distance-top:0;mso-wrap-distance-right:9pt;mso-wrap-distance-bottom:0;mso-position-horizontal:absolute;mso-position-horizontal-relative:page;mso-position-vertical:absolute;mso-position-vertical-relative:page" from="382pt,487pt" to="430pt,487pt" o:gfxdata="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" strokecolor="red" strokeweight=".85pt">
                 <w10:wrap anchorx="page" anchory="page"/>
@@ -1684,7 +1145,7 @@
               </wp:anchor>
             </w:drawing>
           </mc:Choice>
-          <mc:Fallback>
+          <mc:Fallback xmlns:w16cex="http://schemas.microsoft.com/office/word/2018/wordml/cex" xmlns:w16="http://schemas.microsoft.com/office/word/2018/wordml" xmlns:w16sdtdh="http://schemas.microsoft.com/office/word/2020/wordml/sdtdatahash">
             <w:pict>
               <v:line w14:anchorId="545A4CEE" id="Straight Connector 43" o:spid="_x0000_s1026" style="position:absolute;flip:x;z-index:251701248;visibility:visible;mso-wrap-style:square;mso-wrap-distance-left:9pt;mso-wrap-distance-top:0;mso-wrap-distance-right:9pt;mso-wrap-distance-bottom:0;mso-position-horizontal:absolute;mso-position-horizontal-relative:page;mso-position-vertical:absolute;mso-position-vertical-relative:page" from="382pt,456pt" to="430pt,456pt" o:gfxdata="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" strokecolor="red" strokeweight=".85pt">
                 <w10:wrap anchorx="page" anchory="page"/>
@@ -1755,7 +1216,7 @@
               </wp:anchor>
             </w:drawing>
           </mc:Choice>
-          <mc:Fallback>
+          <mc:Fallback xmlns:w16cex="http://schemas.microsoft.com/office/word/2018/wordml/cex" xmlns:w16="http://schemas.microsoft.com/office/word/2018/wordml" xmlns:w16sdtdh="http://schemas.microsoft.com/office/word/2020/wordml/sdtdatahash">
             <w:pict>
               <v:line w14:anchorId="739C64C0" id="Straight Connector 42" o:spid="_x0000_s1026" style="position:absolute;flip:x;z-index:251700224;visibility:visible;mso-wrap-style:square;mso-wrap-distance-left:9pt;mso-wrap-distance-top:0;mso-wrap-distance-right:9pt;mso-wrap-distance-bottom:0;mso-position-horizontal:absolute;mso-position-horizontal-relative:page;mso-position-vertical:absolute;mso-position-vertical-relative:page" from="382pt,425pt" to="430pt,425pt" o:gfxdata="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" strokecolor="red" strokeweight=".85pt">
                 <w10:wrap anchorx="page" anchory="page"/>
@@ -1826,7 +1287,7 @@
               </wp:anchor>
             </w:drawing>
           </mc:Choice>
-          <mc:Fallback>
+          <mc:Fallback xmlns:w16cex="http://schemas.microsoft.com/office/word/2018/wordml/cex" xmlns:w16="http://schemas.microsoft.com/office/word/2018/wordml" xmlns:w16sdtdh="http://schemas.microsoft.com/office/word/2020/wordml/sdtdatahash">
             <w:pict>
               <v:line w14:anchorId="06CFE4AE" id="Straight Connector 41" o:spid="_x0000_s1026" style="position:absolute;z-index:251699200;visibility:visible;mso-wrap-style:square;mso-wrap-distance-left:9pt;mso-wrap-distance-top:0;mso-wrap-distance-right:9pt;mso-wrap-distance-bottom:0;mso-position-horizontal:absolute;mso-position-horizontal-relative:page;mso-position-vertical:absolute;mso-position-vertical-relative:page" from="430pt,425pt" to="430pt,580pt" o:gfxdata="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" strokecolor="red" strokeweight=".85pt">
                 <w10:wrap anchorx="page" anchory="page"/>
@@ -1921,7 +1382,7 @@
               </wp:anchor>
             </w:drawing>
           </mc:Choice>
-          <mc:Fallback>
+          <mc:Fallback xmlns:w16cex="http://schemas.microsoft.com/office/word/2018/wordml/cex" xmlns:w16="http://schemas.microsoft.com/office/word/2018/wordml" xmlns:w16sdtdh="http://schemas.microsoft.com/office/word/2020/wordml/sdtdatahash">
             <w:pict>
               <v:shape w14:anchorId="0E928C28" id="Text Box 40" o:spid="_x0000_s1032" type="#_x0000_t202" style="position:absolute;margin-left:466pt;margin-top:523pt;width:100pt;height:18pt;z-index:251698176;visibility:visible;mso-wrap-style:square;mso-wrap-distance-left:9pt;mso-wrap-distance-top:0;mso-wrap-distance-right:9pt;mso-wrap-distance-bottom:0;mso-position-horizontal:absolute;mso-position-horizontal-relative:page;mso-position-vertical:absolute;mso-position-vertical-relative:page;v-text-anchor:top" o:gfxdata="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" filled="f" stroked="f" strokeweight=".5pt">
                 <v:fill o:detectmouseclick="t"/>
@@ -2018,7 +1479,7 @@
               </wp:anchor>
             </w:drawing>
           </mc:Choice>
-          <mc:Fallback>
+          <mc:Fallback xmlns:w16cex="http://schemas.microsoft.com/office/word/2018/wordml/cex" xmlns:w16="http://schemas.microsoft.com/office/word/2018/wordml" xmlns:w16sdtdh="http://schemas.microsoft.com/office/word/2020/wordml/sdtdatahash">
             <w:pict>
               <v:line w14:anchorId="7BFDBCCE" id="Straight Connector 39" o:spid="_x0000_s1026" style="position:absolute;z-index:251697152;visibility:visible;mso-wrap-style:square;mso-wrap-distance-left:9pt;mso-wrap-distance-top:0;mso-wrap-distance-right:9pt;mso-wrap-distance-bottom:0;mso-position-horizontal:absolute;mso-position-horizontal-relative:page;mso-position-vertical:absolute;mso-position-vertical-relative:page" from="516pt,7in" to="528pt,519pt" o:gfxdata="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" strokeweight="1.4pt">
                 <w10:wrap anchorx="page" anchory="page"/>
@@ -2089,7 +1550,7 @@
               </wp:anchor>
             </w:drawing>
           </mc:Choice>
-          <mc:Fallback>
+          <mc:Fallback xmlns:w16cex="http://schemas.microsoft.com/office/word/2018/wordml/cex" xmlns:w16="http://schemas.microsoft.com/office/word/2018/wordml" xmlns:w16sdtdh="http://schemas.microsoft.com/office/word/2020/wordml/sdtdatahash">
             <w:pict>
               <v:line w14:anchorId="10909DC1" id="Straight Connector 38" o:spid="_x0000_s1026" style="position:absolute;flip:x;z-index:251696128;visibility:visible;mso-wrap-style:square;mso-wrap-distance-left:9pt;mso-wrap-distance-top:0;mso-wrap-distance-right:9pt;mso-wrap-distance-bottom:0;mso-position-horizontal:absolute;mso-position-horizontal-relative:page;mso-position-vertical:absolute;mso-position-vertical-relative:page" from="7in,7in" to="516pt,519pt" o:gfxdata="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" strokeweight="1.4pt">
                 <w10:wrap anchorx="page" anchory="page"/>
@@ -2160,7 +1621,7 @@
               </wp:anchor>
             </w:drawing>
           </mc:Choice>
-          <mc:Fallback>
+          <mc:Fallback xmlns:w16cex="http://schemas.microsoft.com/office/word/2018/wordml/cex" xmlns:w16="http://schemas.microsoft.com/office/word/2018/wordml" xmlns:w16sdtdh="http://schemas.microsoft.com/office/word/2020/wordml/sdtdatahash">
             <w:pict>
               <v:line w14:anchorId="08FCF27D" id="Straight Connector 37" o:spid="_x0000_s1026" style="position:absolute;z-index:251695104;visibility:visible;mso-wrap-style:square;mso-wrap-distance-left:9pt;mso-wrap-distance-top:0;mso-wrap-distance-right:9pt;mso-wrap-distance-bottom:0;mso-position-horizontal:absolute;mso-position-horizontal-relative:page;mso-position-vertical:absolute;mso-position-vertical-relative:page" from="499pt,485pt" to="533pt,485pt" o:gfxdata="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" strokeweight="1.4pt">
                 <w10:wrap anchorx="page" anchory="page"/>
@@ -2241,7 +1702,7 @@
               </wp:anchor>
             </w:drawing>
           </mc:Choice>
-          <mc:Fallback>
+          <mc:Fallback xmlns:w16cex="http://schemas.microsoft.com/office/word/2018/wordml/cex" xmlns:w16="http://schemas.microsoft.com/office/word/2018/wordml" xmlns:w16sdtdh="http://schemas.microsoft.com/office/word/2020/wordml/sdtdatahash">
             <w:pict>
               <v:roundrect w14:anchorId="5AA70615" id="Rectangle: Rounded Corners 36" o:spid="_x0000_s1026" style="position:absolute;margin-left:506pt;margin-top:477pt;width:20pt;height:28pt;z-index:251694080;visibility:visible;mso-wrap-style:square;mso-wrap-distance-left:9pt;mso-wrap-distance-top:0;mso-wrap-distance-right:9pt;mso-wrap-distance-bottom:0;mso-position-horizontal:absolute;mso-position-horizontal-relative:page;mso-position-vertical:absolute;mso-position-vertical-relative:page;v-text-anchor:middle" arcsize="10923f" o:gfxdata="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" fillcolor="black" strokeweight="2pt">
                 <w10:wrap anchorx="page" anchory="page"/>
@@ -2322,7 +1783,7 @@
               </wp:anchor>
             </w:drawing>
           </mc:Choice>
-          <mc:Fallback>
+          <mc:Fallback xmlns:w16cex="http://schemas.microsoft.com/office/word/2018/wordml/cex" xmlns:w16="http://schemas.microsoft.com/office/word/2018/wordml" xmlns:w16sdtdh="http://schemas.microsoft.com/office/word/2020/wordml/sdtdatahash">
             <w:pict>
               <v:oval w14:anchorId="0DFAB4CE" id="Oval 35" o:spid="_x0000_s1026" style="position:absolute;margin-left:508pt;margin-top:458pt;width:16pt;height:16pt;z-index:251693056;visibility:visible;mso-wrap-style:square;mso-wrap-distance-left:9pt;mso-wrap-distance-top:0;mso-wrap-distance-right:9pt;mso-wrap-distance-bottom:0;mso-position-horizontal:absolute;mso-position-horizontal-relative:page;mso-position-vertical:absolute;mso-position-vertical-relative:page;v-text-anchor:middle" o:gfxdata="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" fillcolor="black" strokeweight="2pt">
                 <w10:wrap anchorx="page" anchory="page"/>
@@ -2393,7 +1854,7 @@
               </wp:anchor>
             </w:drawing>
           </mc:Choice>
-          <mc:Fallback>
+          <mc:Fallback xmlns:w16cex="http://schemas.microsoft.com/office/word/2018/wordml/cex" xmlns:w16="http://schemas.microsoft.com/office/word/2018/wordml" xmlns:w16sdtdh="http://schemas.microsoft.com/office/word/2020/wordml/sdtdatahash">
             <w:pict>
               <v:line w14:anchorId="71DBD1A6" id="Straight Connector 34" o:spid="_x0000_s1026" style="position:absolute;z-index:251692032;visibility:visible;mso-wrap-style:square;mso-wrap-distance-left:9pt;mso-wrap-distance-top:0;mso-wrap-distance-right:9pt;mso-wrap-distance-bottom:0;mso-position-horizontal:absolute;mso-position-horizontal-relative:page;mso-position-vertical:absolute;mso-position-vertical-relative:page" from="87pt,279pt" to="176pt,279pt" o:gfxdata="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" strokecolor="blue" strokeweight=".85pt">
                 <w10:wrap anchorx="page" anchory="page"/>
@@ -2464,7 +1925,7 @@
               </wp:anchor>
             </w:drawing>
           </mc:Choice>
-          <mc:Fallback>
+          <mc:Fallback xmlns:w16cex="http://schemas.microsoft.com/office/word/2018/wordml/cex" xmlns:w16="http://schemas.microsoft.com/office/word/2018/wordml" xmlns:w16sdtdh="http://schemas.microsoft.com/office/word/2020/wordml/sdtdatahash">
             <w:pict>
               <v:line w14:anchorId="6F7104DA" id="Straight Connector 33" o:spid="_x0000_s1026" style="position:absolute;z-index:251691008;visibility:visible;mso-wrap-style:square;mso-wrap-distance-left:9pt;mso-wrap-distance-top:0;mso-wrap-distance-right:9pt;mso-wrap-distance-bottom:0;mso-position-horizontal:absolute;mso-position-horizontal-relative:page;mso-position-vertical:absolute;mso-position-vertical-relative:page" from="176pt,382pt" to="218pt,382pt" o:gfxdata="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" strokecolor="blue" strokeweight=".85pt">
                 <w10:wrap anchorx="page" anchory="page"/>
@@ -2535,7 +1996,7 @@
               </wp:anchor>
             </w:drawing>
           </mc:Choice>
-          <mc:Fallback>
+          <mc:Fallback xmlns:w16cex="http://schemas.microsoft.com/office/word/2018/wordml/cex" xmlns:w16="http://schemas.microsoft.com/office/word/2018/wordml" xmlns:w16sdtdh="http://schemas.microsoft.com/office/word/2020/wordml/sdtdatahash">
             <w:pict>
               <v:line w14:anchorId="1A5F8E24" id="Straight Connector 32" o:spid="_x0000_s1026" style="position:absolute;z-index:251689984;visibility:visible;mso-wrap-style:square;mso-wrap-distance-left:9pt;mso-wrap-distance-top:0;mso-wrap-distance-right:9pt;mso-wrap-distance-bottom:0;mso-position-horizontal:absolute;mso-position-horizontal-relative:page;mso-position-vertical:absolute;mso-position-vertical-relative:page" from="176pt,351pt" to="218pt,351pt" o:gfxdata="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" strokecolor="blue" strokeweight=".85pt">
                 <w10:wrap anchorx="page" anchory="page"/>
@@ -2606,7 +2067,7 @@
               </wp:anchor>
             </w:drawing>
           </mc:Choice>
-          <mc:Fallback>
+          <mc:Fallback xmlns:w16cex="http://schemas.microsoft.com/office/word/2018/wordml/cex" xmlns:w16="http://schemas.microsoft.com/office/word/2018/wordml" xmlns:w16sdtdh="http://schemas.microsoft.com/office/word/2020/wordml/sdtdatahash">
             <w:pict>
               <v:line w14:anchorId="0E3A7BA6" id="Straight Connector 31" o:spid="_x0000_s1026" style="position:absolute;z-index:251688960;visibility:visible;mso-wrap-style:square;mso-wrap-distance-left:9pt;mso-wrap-distance-top:0;mso-wrap-distance-right:9pt;mso-wrap-distance-bottom:0;mso-position-horizontal:absolute;mso-position-horizontal-relative:page;mso-position-vertical:absolute;mso-position-vertical-relative:page" from="176pt,320pt" to="218pt,320pt" o:gfxdata="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" strokecolor="blue" strokeweight=".85pt">
                 <w10:wrap anchorx="page" anchory="page"/>
@@ -2677,7 +2138,7 @@
               </wp:anchor>
             </w:drawing>
           </mc:Choice>
-          <mc:Fallback>
+          <mc:Fallback xmlns:w16cex="http://schemas.microsoft.com/office/word/2018/wordml/cex" xmlns:w16="http://schemas.microsoft.com/office/word/2018/wordml" xmlns:w16sdtdh="http://schemas.microsoft.com/office/word/2020/wordml/sdtdatahash">
             <w:pict>
               <v:line w14:anchorId="5D683A63" id="Straight Connector 30" o:spid="_x0000_s1026" style="position:absolute;z-index:251687936;visibility:visible;mso-wrap-style:square;mso-wrap-distance-left:9pt;mso-wrap-distance-top:0;mso-wrap-distance-right:9pt;mso-wrap-distance-bottom:0;mso-position-horizontal:absolute;mso-position-horizontal-relative:page;mso-position-vertical:absolute;mso-position-vertical-relative:page" from="176pt,258pt" to="218pt,258pt" o:gfxdata="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" strokecolor="blue" strokeweight=".85pt">
                 <w10:wrap anchorx="page" anchory="page"/>
@@ -2748,7 +2209,7 @@
               </wp:anchor>
             </w:drawing>
           </mc:Choice>
-          <mc:Fallback>
+          <mc:Fallback xmlns:w16cex="http://schemas.microsoft.com/office/word/2018/wordml/cex" xmlns:w16="http://schemas.microsoft.com/office/word/2018/wordml" xmlns:w16sdtdh="http://schemas.microsoft.com/office/word/2020/wordml/sdtdatahash">
             <w:pict>
               <v:line w14:anchorId="65FA2B46" id="Straight Connector 29" o:spid="_x0000_s1026" style="position:absolute;z-index:251686912;visibility:visible;mso-wrap-style:square;mso-wrap-distance-left:9pt;mso-wrap-distance-top:0;mso-wrap-distance-right:9pt;mso-wrap-distance-bottom:0;mso-position-horizontal:absolute;mso-position-horizontal-relative:page;mso-position-vertical:absolute;mso-position-vertical-relative:page" from="176pt,227pt" to="218pt,227pt" o:gfxdata="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" strokecolor="blue" strokeweight=".85pt">
                 <w10:wrap anchorx="page" anchory="page"/>
@@ -2819,7 +2280,7 @@
               </wp:anchor>
             </w:drawing>
           </mc:Choice>
-          <mc:Fallback>
+          <mc:Fallback xmlns:w16cex="http://schemas.microsoft.com/office/word/2018/wordml/cex" xmlns:w16="http://schemas.microsoft.com/office/word/2018/wordml" xmlns:w16sdtdh="http://schemas.microsoft.com/office/word/2020/wordml/sdtdatahash">
             <w:pict>
               <v:line w14:anchorId="2AEA52F1" id="Straight Connector 28" o:spid="_x0000_s1026" style="position:absolute;z-index:251685888;visibility:visible;mso-wrap-style:square;mso-wrap-distance-left:9pt;mso-wrap-distance-top:0;mso-wrap-distance-right:9pt;mso-wrap-distance-bottom:0;mso-position-horizontal:absolute;mso-position-horizontal-relative:page;mso-position-vertical:absolute;mso-position-vertical-relative:page" from="176pt,196pt" to="218pt,196pt" o:gfxdata="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" strokecolor="blue" strokeweight=".85pt">
                 <w10:wrap anchorx="page" anchory="page"/>
@@ -2890,7 +2351,7 @@
               </wp:anchor>
             </w:drawing>
           </mc:Choice>
-          <mc:Fallback>
+          <mc:Fallback xmlns:w16cex="http://schemas.microsoft.com/office/word/2018/wordml/cex" xmlns:w16="http://schemas.microsoft.com/office/word/2018/wordml" xmlns:w16sdtdh="http://schemas.microsoft.com/office/word/2020/wordml/sdtdatahash">
             <w:pict>
               <v:line w14:anchorId="0A216DF0" id="Straight Connector 27" o:spid="_x0000_s1026" style="position:absolute;z-index:251684864;visibility:visible;mso-wrap-style:square;mso-wrap-distance-left:9pt;mso-wrap-distance-top:0;mso-wrap-distance-right:9pt;mso-wrap-distance-bottom:0;mso-position-horizontal:absolute;mso-position-horizontal-relative:page;mso-position-vertical:absolute;mso-position-vertical-relative:page" from="176pt,165pt" to="218pt,165pt" o:gfxdata="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" strokecolor="blue" strokeweight=".85pt">
                 <w10:wrap anchorx="page" anchory="page"/>
@@ -2961,7 +2422,7 @@
               </wp:anchor>
             </w:drawing>
           </mc:Choice>
-          <mc:Fallback>
+          <mc:Fallback xmlns:w16cex="http://schemas.microsoft.com/office/word/2018/wordml/cex" xmlns:w16="http://schemas.microsoft.com/office/word/2018/wordml" xmlns:w16sdtdh="http://schemas.microsoft.com/office/word/2020/wordml/sdtdatahash">
             <w:pict>
               <v:line w14:anchorId="6DC00C58" id="Straight Connector 26" o:spid="_x0000_s1026" style="position:absolute;z-index:251683840;visibility:visible;mso-wrap-style:square;mso-wrap-distance-left:9pt;mso-wrap-distance-top:0;mso-wrap-distance-right:9pt;mso-wrap-distance-bottom:0;mso-position-horizontal:absolute;mso-position-horizontal-relative:page;mso-position-vertical:absolute;mso-position-vertical-relative:page" from="176pt,134pt" to="218pt,134pt" o:gfxdata="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" strokecolor="blue" strokeweight=".85pt">
                 <w10:wrap anchorx="page" anchory="page"/>
@@ -3032,7 +2493,7 @@
               </wp:anchor>
             </w:drawing>
           </mc:Choice>
-          <mc:Fallback>
+          <mc:Fallback xmlns:w16cex="http://schemas.microsoft.com/office/word/2018/wordml/cex" xmlns:w16="http://schemas.microsoft.com/office/word/2018/wordml" xmlns:w16sdtdh="http://schemas.microsoft.com/office/word/2020/wordml/sdtdatahash">
             <w:pict>
               <v:line w14:anchorId="77F95457" id="Straight Connector 25" o:spid="_x0000_s1026" style="position:absolute;z-index:251682816;visibility:visible;mso-wrap-style:square;mso-wrap-distance-left:9pt;mso-wrap-distance-top:0;mso-wrap-distance-right:9pt;mso-wrap-distance-bottom:0;mso-position-horizontal:absolute;mso-position-horizontal-relative:page;mso-position-vertical:absolute;mso-position-vertical-relative:page" from="176pt,134pt" to="176pt,382pt" o:gfxdata="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" strokecolor="blue" strokeweight=".85pt">
                 <w10:wrap anchorx="page" anchory="page"/>
@@ -3127,7 +2588,7 @@
               </wp:anchor>
             </w:drawing>
           </mc:Choice>
-          <mc:Fallback>
+          <mc:Fallback xmlns:w16cex="http://schemas.microsoft.com/office/word/2018/wordml/cex" xmlns:w16="http://schemas.microsoft.com/office/word/2018/wordml" xmlns:w16sdtdh="http://schemas.microsoft.com/office/word/2020/wordml/sdtdatahash">
             <w:pict>
               <v:shape w14:anchorId="14BE6260" id="Text Box 24" o:spid="_x0000_s1033" type="#_x0000_t202" style="position:absolute;margin-left:20pt;margin-top:317pt;width:100pt;height:18pt;z-index:251681792;visibility:visible;mso-wrap-style:square;mso-wrap-distance-left:9pt;mso-wrap-distance-top:0;mso-wrap-distance-right:9pt;mso-wrap-distance-bottom:0;mso-position-horizontal:absolute;mso-position-horizontal-relative:page;mso-position-vertical:absolute;mso-position-vertical-relative:page;v-text-anchor:top" o:gfxdata="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" filled="f" stroked="f" strokeweight=".5pt">
                 <v:fill o:detectmouseclick="t"/>
@@ -3224,7 +2685,7 @@
               </wp:anchor>
             </w:drawing>
           </mc:Choice>
-          <mc:Fallback>
+          <mc:Fallback xmlns:w16cex="http://schemas.microsoft.com/office/word/2018/wordml/cex" xmlns:w16="http://schemas.microsoft.com/office/word/2018/wordml" xmlns:w16sdtdh="http://schemas.microsoft.com/office/word/2020/wordml/sdtdatahash">
             <w:pict>
               <v:line w14:anchorId="7929C6E5" id="Straight Connector 23" o:spid="_x0000_s1026" style="position:absolute;z-index:251680768;visibility:visible;mso-wrap-style:square;mso-wrap-distance-left:9pt;mso-wrap-distance-top:0;mso-wrap-distance-right:9pt;mso-wrap-distance-bottom:0;mso-position-horizontal:absolute;mso-position-horizontal-relative:page;mso-position-vertical:absolute;mso-position-vertical-relative:page" from="70pt,298pt" to="82pt,313pt" o:gfxdata="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" strokeweight="1.4pt">
                 <w10:wrap anchorx="page" anchory="page"/>
@@ -3295,7 +2756,7 @@
               </wp:anchor>
             </w:drawing>
           </mc:Choice>
-          <mc:Fallback>
+          <mc:Fallback xmlns:w16cex="http://schemas.microsoft.com/office/word/2018/wordml/cex" xmlns:w16="http://schemas.microsoft.com/office/word/2018/wordml" xmlns:w16sdtdh="http://schemas.microsoft.com/office/word/2020/wordml/sdtdatahash">
             <w:pict>
               <v:line w14:anchorId="2EF556C6" id="Straight Connector 22" o:spid="_x0000_s1026" style="position:absolute;flip:x;z-index:251679744;visibility:visible;mso-wrap-style:square;mso-wrap-distance-left:9pt;mso-wrap-distance-top:0;mso-wrap-distance-right:9pt;mso-wrap-distance-bottom:0;mso-position-horizontal:absolute;mso-position-horizontal-relative:page;mso-position-vertical:absolute;mso-position-vertical-relative:page" from="58pt,298pt" to="70pt,313pt" o:gfxdata="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" strokeweight="1.4pt">
                 <w10:wrap anchorx="page" anchory="page"/>
@@ -3366,7 +2827,7 @@
               </wp:anchor>
             </w:drawing>
           </mc:Choice>
-          <mc:Fallback>
+          <mc:Fallback xmlns:w16cex="http://schemas.microsoft.com/office/word/2018/wordml/cex" xmlns:w16="http://schemas.microsoft.com/office/word/2018/wordml" xmlns:w16sdtdh="http://schemas.microsoft.com/office/word/2020/wordml/sdtdatahash">
             <w:pict>
               <v:line w14:anchorId="11B92BBD" id="Straight Connector 21" o:spid="_x0000_s1026" style="position:absolute;z-index:251678720;visibility:visible;mso-wrap-style:square;mso-wrap-distance-left:9pt;mso-wrap-distance-top:0;mso-wrap-distance-right:9pt;mso-wrap-distance-bottom:0;mso-position-horizontal:absolute;mso-position-horizontal-relative:page;mso-position-vertical:absolute;mso-position-vertical-relative:page" from="53pt,279pt" to="87pt,279pt" o:gfxdata="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" strokeweight="1.4pt">
                 <w10:wrap anchorx="page" anchory="page"/>
@@ -3447,7 +2908,7 @@
               </wp:anchor>
             </w:drawing>
           </mc:Choice>
-          <mc:Fallback>
+          <mc:Fallback xmlns:w16cex="http://schemas.microsoft.com/office/word/2018/wordml/cex" xmlns:w16="http://schemas.microsoft.com/office/word/2018/wordml" xmlns:w16sdtdh="http://schemas.microsoft.com/office/word/2020/wordml/sdtdatahash">
             <w:pict>
               <v:roundrect w14:anchorId="79F6E6EB" id="Rectangle: Rounded Corners 20" o:spid="_x0000_s1026" style="position:absolute;margin-left:60pt;margin-top:271pt;width:20pt;height:28pt;z-index:251677696;visibility:visible;mso-wrap-style:square;mso-wrap-distance-left:9pt;mso-wrap-distance-top:0;mso-wrap-distance-right:9pt;mso-wrap-distance-bottom:0;mso-position-horizontal:absolute;mso-position-horizontal-relative:page;mso-position-vertical:absolute;mso-position-vertical-relative:page;v-text-anchor:middle" arcsize="10923f" o:gfxdata="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" fillcolor="black" strokeweight="2pt">
                 <w10:wrap anchorx="page" anchory="page"/>
@@ -3528,7 +2989,7 @@
               </wp:anchor>
             </w:drawing>
           </mc:Choice>
-          <mc:Fallback>
+          <mc:Fallback xmlns:w16cex="http://schemas.microsoft.com/office/word/2018/wordml/cex" xmlns:w16="http://schemas.microsoft.com/office/word/2018/wordml" xmlns:w16sdtdh="http://schemas.microsoft.com/office/word/2020/wordml/sdtdatahash">
             <w:pict>
               <v:oval w14:anchorId="67E87798" id="Oval 19" o:spid="_x0000_s1026" style="position:absolute;margin-left:62pt;margin-top:252pt;width:16pt;height:16pt;z-index:251676672;visibility:visible;mso-wrap-style:square;mso-wrap-distance-left:9pt;mso-wrap-distance-top:0;mso-wrap-distance-right:9pt;mso-wrap-distance-bottom:0;mso-position-horizontal:absolute;mso-position-horizontal-relative:page;mso-position-vertical:absolute;mso-position-vertical-relative:page;v-text-anchor:middle" o:gfxdata="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" fillcolor="black" strokeweight="2pt">
                 <w10:wrap anchorx="page" anchory="page"/>
@@ -3632,7 +3093,7 @@
               </wp:anchor>
             </w:drawing>
           </mc:Choice>
-          <mc:Fallback>
+          <mc:Fallback xmlns:w16cex="http://schemas.microsoft.com/office/word/2018/wordml/cex" xmlns:w16="http://schemas.microsoft.com/office/word/2018/wordml" xmlns:w16sdtdh="http://schemas.microsoft.com/office/word/2020/wordml/sdtdatahash">
             <w:pict>
               <v:oval w14:anchorId="1B584C89" id="Oval 18" o:spid="_x0000_s1034" style="position:absolute;margin-left:218pt;margin-top:568pt;width:164pt;height:24pt;z-index:251675648;visibility:visible;mso-wrap-style:square;mso-wrap-distance-left:9pt;mso-wrap-distance-top:0;mso-wrap-distance-right:9pt;mso-wrap-distance-bottom:0;mso-position-horizontal:absolute;mso-position-horizontal-relative:page;mso-position-vertical:absolute;mso-position-vertical-relative:page;v-text-anchor:middle" o:gfxdata="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" strokecolor="gray">
                 <v:textbox inset="5pt,.5pt,5pt,.5pt">
@@ -3742,7 +3203,7 @@
                                 <w:color w:val="000000"/>
                                 <w:sz w:val="13"/>
                               </w:rPr>
-                              <w:t>Review, Approve, Publish, and Roll Back</w:t>
+                              <w:t>Review and Publish Eligible Content</w:t>
                             </w:r>
                           </w:p>
                         </w:txbxContent>
@@ -3761,7 +3222,7 @@
           </mc:Choice>
           <mc:Fallback>
             <w:pict>
-              <v:oval w14:anchorId="36B990E3" id="Oval 17" o:spid="_x0000_s1035" style="position:absolute;margin-left:218pt;margin-top:537pt;width:164pt;height:24pt;z-index:251674624;visibility:visible;mso-wrap-style:square;mso-wrap-distance-left:9pt;mso-wrap-distance-top:0;mso-wrap-distance-right:9pt;mso-wrap-distance-bottom:0;mso-position-horizontal:absolute;mso-position-horizontal-relative:page;mso-position-vertical:absolute;mso-position-vertical-relative:page;v-text-anchor:middle" o:gfxdata="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" strokecolor="gray">
+              <v:oval w14:anchorId="36B990E3" id="Oval 17" o:spid="_x0000_s1032" style="position:absolute;margin-left:218pt;margin-top:537pt;width:164pt;height:24pt;z-index:251674624;visibility:visible;mso-wrap-style:square;mso-wrap-distance-left:9pt;mso-wrap-distance-top:0;mso-wrap-distance-right:9pt;mso-wrap-distance-bottom:0;mso-position-horizontal:absolute;mso-position-horizontal-relative:page;mso-position-vertical:absolute;mso-position-vertical-relative:page;v-text-anchor:middle" o:gfxdata="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" strokecolor="gray">
                 <v:textbox inset="5pt,.5pt,5pt,.5pt">
                   <w:txbxContent>
                     <w:p>
@@ -3780,7 +3241,7 @@
                           <w:color w:val="000000"/>
                           <w:sz w:val="13"/>
                         </w:rPr>
-                        <w:t>Review, Approve, Publish, and Roll Back</w:t>
+                        <w:t>Review and Publish Eligible Content</w:t>
                       </w:r>
                     </w:p>
                   </w:txbxContent>
@@ -3869,7 +3330,7 @@
                                 <w:color w:val="000000"/>
                                 <w:sz w:val="13"/>
                               </w:rPr>
-                              <w:t>Manage DSS and Evacuation Content</w:t>
+                              <w:t>Manage Guidance and Center Records</w:t>
                             </w:r>
                           </w:p>
                         </w:txbxContent>
@@ -3888,7 +3349,7 @@
           </mc:Choice>
           <mc:Fallback>
             <w:pict>
-              <v:oval w14:anchorId="297B9586" id="Oval 16" o:spid="_x0000_s1036" style="position:absolute;margin-left:218pt;margin-top:506pt;width:164pt;height:24pt;z-index:251673600;visibility:visible;mso-wrap-style:square;mso-wrap-distance-left:9pt;mso-wrap-distance-top:0;mso-wrap-distance-right:9pt;mso-wrap-distance-bottom:0;mso-position-horizontal:absolute;mso-position-horizontal-relative:page;mso-position-vertical:absolute;mso-position-vertical-relative:page;v-text-anchor:middle" o:gfxdata="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" strokecolor="gray">
+              <v:oval w14:anchorId="297B9586" id="Oval 16" o:spid="_x0000_s1033" style="position:absolute;margin-left:218pt;margin-top:506pt;width:164pt;height:24pt;z-index:251673600;visibility:visible;mso-wrap-style:square;mso-wrap-distance-left:9pt;mso-wrap-distance-top:0;mso-wrap-distance-right:9pt;mso-wrap-distance-bottom:0;mso-position-horizontal:absolute;mso-position-horizontal-relative:page;mso-position-vertical:absolute;mso-position-vertical-relative:page;v-text-anchor:middle" o:gfxdata="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" strokecolor="gray">
                 <v:textbox inset="5pt,.5pt,5pt,.5pt">
                   <w:txbxContent>
                     <w:p>
@@ -3907,7 +3368,7 @@
                           <w:color w:val="000000"/>
                           <w:sz w:val="13"/>
                         </w:rPr>
-                        <w:t>Manage DSS and Evacuation Content</w:t>
+                        <w:t>Manage Guidance and Center Records</w:t>
                       </w:r>
                     </w:p>
                   </w:txbxContent>
@@ -3996,7 +3457,7 @@
                                 <w:color w:val="000000"/>
                                 <w:sz w:val="13"/>
                               </w:rPr>
-                              <w:t>Manage Expert Rules and Versions</w:t>
+                              <w:t>Review Assessment Parameters</w:t>
                             </w:r>
                           </w:p>
                         </w:txbxContent>
@@ -4015,7 +3476,7 @@
           </mc:Choice>
           <mc:Fallback>
             <w:pict>
-              <v:oval w14:anchorId="15980750" id="Oval 15" o:spid="_x0000_s1037" style="position:absolute;margin-left:218pt;margin-top:475pt;width:164pt;height:24pt;z-index:251672576;visibility:visible;mso-wrap-style:square;mso-wrap-distance-left:9pt;mso-wrap-distance-top:0;mso-wrap-distance-right:9pt;mso-wrap-distance-bottom:0;mso-position-horizontal:absolute;mso-position-horizontal-relative:page;mso-position-vertical:absolute;mso-position-vertical-relative:page;v-text-anchor:middle" o:gfxdata="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" strokecolor="gray">
+              <v:oval w14:anchorId="15980750" id="Oval 15" o:spid="_x0000_s1034" style="position:absolute;margin-left:218pt;margin-top:475pt;width:164pt;height:24pt;z-index:251672576;visibility:visible;mso-wrap-style:square;mso-wrap-distance-left:9pt;mso-wrap-distance-top:0;mso-wrap-distance-right:9pt;mso-wrap-distance-bottom:0;mso-position-horizontal:absolute;mso-position-horizontal-relative:page;mso-position-vertical:absolute;mso-position-vertical-relative:page;v-text-anchor:middle" o:gfxdata="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" strokecolor="gray">
                 <v:textbox inset="5pt,.5pt,5pt,.5pt">
                   <w:txbxContent>
                     <w:p>
@@ -4034,7 +3495,7 @@
                           <w:color w:val="000000"/>
                           <w:sz w:val="13"/>
                         </w:rPr>
-                        <w:t>Manage Expert Rules and Versions</w:t>
+                        <w:t>Review Assessment Parameters</w:t>
                       </w:r>
                     </w:p>
                   </w:txbxContent>
@@ -4123,7 +3584,7 @@
                                 <w:color w:val="000000"/>
                                 <w:sz w:val="13"/>
                               </w:rPr>
-                              <w:t>Manage Rainfall and Geographic Data</w:t>
+                              <w:t>Review Rainfall and Map References</w:t>
                             </w:r>
                           </w:p>
                         </w:txbxContent>
@@ -4142,7 +3603,7 @@
           </mc:Choice>
           <mc:Fallback>
             <w:pict>
-              <v:oval w14:anchorId="5104B292" id="Oval 14" o:spid="_x0000_s1038" style="position:absolute;margin-left:218pt;margin-top:444pt;width:164pt;height:24pt;z-index:251671552;visibility:visible;mso-wrap-style:square;mso-wrap-distance-left:9pt;mso-wrap-distance-top:0;mso-wrap-distance-right:9pt;mso-wrap-distance-bottom:0;mso-position-horizontal:absolute;mso-position-horizontal-relative:page;mso-position-vertical:absolute;mso-position-vertical-relative:page;v-text-anchor:middle" o:gfxdata="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" strokecolor="gray">
+              <v:oval w14:anchorId="5104B292" id="Oval 14" o:spid="_x0000_s1035" style="position:absolute;margin-left:218pt;margin-top:444pt;width:164pt;height:24pt;z-index:251671552;visibility:visible;mso-wrap-style:square;mso-wrap-distance-left:9pt;mso-wrap-distance-top:0;mso-wrap-distance-right:9pt;mso-wrap-distance-bottom:0;mso-position-horizontal:absolute;mso-position-horizontal-relative:page;mso-position-vertical:absolute;mso-position-vertical-relative:page;v-text-anchor:middle" o:gfxdata="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" strokecolor="gray">
                 <v:textbox inset="5pt,.5pt,5pt,.5pt">
                   <w:txbxContent>
                     <w:p>
@@ -4161,7 +3622,7 @@
                           <w:color w:val="000000"/>
                           <w:sz w:val="13"/>
                         </w:rPr>
-                        <w:t>Manage Rainfall and Geographic Data</w:t>
+                        <w:t>Review Rainfall and Map References</w:t>
                       </w:r>
                     </w:p>
                   </w:txbxContent>
@@ -4250,7 +3711,7 @@
                                 <w:color w:val="000000"/>
                                 <w:sz w:val="13"/>
                               </w:rPr>
-                              <w:t>Manage Users and Access</w:t>
+                              <w:t>Authorized Portal Sign In</w:t>
                             </w:r>
                           </w:p>
                         </w:txbxContent>
@@ -4269,7 +3730,7 @@
           </mc:Choice>
           <mc:Fallback>
             <w:pict>
-              <v:oval w14:anchorId="08A36FFF" id="Oval 13" o:spid="_x0000_s1039" style="position:absolute;margin-left:218pt;margin-top:413pt;width:164pt;height:24pt;z-index:251670528;visibility:visible;mso-wrap-style:square;mso-wrap-distance-left:9pt;mso-wrap-distance-top:0;mso-wrap-distance-right:9pt;mso-wrap-distance-bottom:0;mso-position-horizontal:absolute;mso-position-horizontal-relative:page;mso-position-vertical:absolute;mso-position-vertical-relative:page;v-text-anchor:middle" o:gfxdata="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" strokecolor="gray">
+              <v:oval w14:anchorId="08A36FFF" id="Oval 13" o:spid="_x0000_s1036" style="position:absolute;margin-left:218pt;margin-top:413pt;width:164pt;height:24pt;z-index:251670528;visibility:visible;mso-wrap-style:square;mso-wrap-distance-left:9pt;mso-wrap-distance-top:0;mso-wrap-distance-right:9pt;mso-wrap-distance-bottom:0;mso-position-horizontal:absolute;mso-position-horizontal-relative:page;mso-position-vertical:absolute;mso-position-vertical-relative:page;v-text-anchor:middle" o:gfxdata="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" strokecolor="gray">
                 <v:textbox inset="5pt,.5pt,5pt,.5pt">
                   <w:txbxContent>
                     <w:p>
@@ -4288,7 +3749,7 @@
                           <w:color w:val="000000"/>
                           <w:sz w:val="13"/>
                         </w:rPr>
-                        <w:t>Manage Users and Access</w:t>
+                        <w:t>Authorized Portal Sign In</w:t>
                       </w:r>
                     </w:p>
                   </w:txbxContent>
@@ -4377,7 +3838,7 @@
                                 <w:color w:val="000000"/>
                                 <w:sz w:val="13"/>
                               </w:rPr>
-                              <w:t>View Verified Evacuation Centers</w:t>
+                              <w:t>View Available Center References</w:t>
                             </w:r>
                           </w:p>
                         </w:txbxContent>
@@ -4396,7 +3857,7 @@
           </mc:Choice>
           <mc:Fallback>
             <w:pict>
-              <v:oval w14:anchorId="1256E299" id="Oval 12" o:spid="_x0000_s1040" style="position:absolute;margin-left:218pt;margin-top:370pt;width:164pt;height:24pt;z-index:251669504;visibility:visible;mso-wrap-style:square;mso-wrap-distance-left:9pt;mso-wrap-distance-top:0;mso-wrap-distance-right:9pt;mso-wrap-distance-bottom:0;mso-position-horizontal:absolute;mso-position-horizontal-relative:page;mso-position-vertical:absolute;mso-position-vertical-relative:page;v-text-anchor:middle" o:gfxdata="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" strokecolor="gray">
+              <v:oval w14:anchorId="1256E299" id="Oval 12" o:spid="_x0000_s1037" style="position:absolute;margin-left:218pt;margin-top:370pt;width:164pt;height:24pt;z-index:251669504;visibility:visible;mso-wrap-style:square;mso-wrap-distance-left:9pt;mso-wrap-distance-top:0;mso-wrap-distance-right:9pt;mso-wrap-distance-bottom:0;mso-position-horizontal:absolute;mso-position-horizontal-relative:page;mso-position-vertical:absolute;mso-position-vertical-relative:page;v-text-anchor:middle" o:gfxdata="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" strokecolor="gray">
                 <v:textbox inset="5pt,.5pt,5pt,.5pt">
                   <w:txbxContent>
                     <w:p>
@@ -4415,7 +3876,7 @@
                           <w:color w:val="000000"/>
                           <w:sz w:val="13"/>
                         </w:rPr>
-                        <w:t>View Verified Evacuation Centers</w:t>
+                        <w:t>View Available Center References</w:t>
                       </w:r>
                     </w:p>
                   </w:txbxContent>
@@ -4521,7 +3982,7 @@
               </wp:anchor>
             </w:drawing>
           </mc:Choice>
-          <mc:Fallback>
+          <mc:Fallback xmlns:w16cex="http://schemas.microsoft.com/office/word/2018/wordml/cex" xmlns:w16="http://schemas.microsoft.com/office/word/2018/wordml" xmlns:w16sdtdh="http://schemas.microsoft.com/office/word/2020/wordml/sdtdatahash">
             <w:pict>
               <v:oval w14:anchorId="3D473939" id="Oval 11" o:spid="_x0000_s1041" style="position:absolute;margin-left:218pt;margin-top:339pt;width:164pt;height:24pt;z-index:251668480;visibility:visible;mso-wrap-style:square;mso-wrap-distance-left:9pt;mso-wrap-distance-top:0;mso-wrap-distance-right:9pt;mso-wrap-distance-bottom:0;mso-position-horizontal:absolute;mso-position-horizontal-relative:page;mso-position-vertical:absolute;mso-position-vertical-relative:page;v-text-anchor:middle" o:gfxdata="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" strokecolor="gray">
                 <v:textbox inset="5pt,.5pt,5pt,.5pt">
@@ -4648,7 +4109,7 @@
               </wp:anchor>
             </w:drawing>
           </mc:Choice>
-          <mc:Fallback>
+          <mc:Fallback xmlns:w16cex="http://schemas.microsoft.com/office/word/2018/wordml/cex" xmlns:w16="http://schemas.microsoft.com/office/word/2018/wordml" xmlns:w16sdtdh="http://schemas.microsoft.com/office/word/2020/wordml/sdtdatahash">
             <w:pict>
               <v:oval w14:anchorId="7566E220" id="Oval 10" o:spid="_x0000_s1042" style="position:absolute;margin-left:218pt;margin-top:308pt;width:164pt;height:24pt;z-index:251667456;visibility:visible;mso-wrap-style:square;mso-wrap-distance-left:9pt;mso-wrap-distance-top:0;mso-wrap-distance-right:9pt;mso-wrap-distance-bottom:0;mso-position-horizontal:absolute;mso-position-horizontal-relative:page;mso-position-vertical:absolute;mso-position-vertical-relative:page;v-text-anchor:middle" o:gfxdata="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" strokecolor="gray">
                 <v:textbox inset="5pt,.5pt,5pt,.5pt">
@@ -4758,7 +4219,7 @@
                                 <w:color w:val="000000"/>
                                 <w:sz w:val="13"/>
                               </w:rPr>
-                              <w:t>Run Rule-Based Susceptibility Assessment</w:t>
+                              <w:t>Request Rule-Based Assessment</w:t>
                             </w:r>
                           </w:p>
                         </w:txbxContent>
@@ -4777,7 +4238,7 @@
           </mc:Choice>
           <mc:Fallback>
             <w:pict>
-              <v:oval w14:anchorId="53EBE1BF" id="Oval 9" o:spid="_x0000_s1043" style="position:absolute;margin-left:218pt;margin-top:277pt;width:164pt;height:24pt;z-index:251666432;visibility:visible;mso-wrap-style:square;mso-wrap-distance-left:9pt;mso-wrap-distance-top:0;mso-wrap-distance-right:9pt;mso-wrap-distance-bottom:0;mso-position-horizontal:absolute;mso-position-horizontal-relative:page;mso-position-vertical:absolute;mso-position-vertical-relative:page;v-text-anchor:middle" o:gfxdata="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" strokecolor="gray">
+              <v:oval w14:anchorId="53EBE1BF" id="Oval 9" o:spid="_x0000_s1040" style="position:absolute;margin-left:218pt;margin-top:277pt;width:164pt;height:24pt;z-index:251666432;visibility:visible;mso-wrap-style:square;mso-wrap-distance-left:9pt;mso-wrap-distance-top:0;mso-wrap-distance-right:9pt;mso-wrap-distance-bottom:0;mso-position-horizontal:absolute;mso-position-horizontal-relative:page;mso-position-vertical:absolute;mso-position-vertical-relative:page;v-text-anchor:middle" o:gfxdata="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" strokecolor="gray">
                 <v:textbox inset="5pt,.5pt,5pt,.5pt">
                   <w:txbxContent>
                     <w:p>
@@ -4796,7 +4257,7 @@
                           <w:color w:val="000000"/>
                           <w:sz w:val="13"/>
                         </w:rPr>
-                        <w:t>Run Rule-Based Susceptibility Assessment</w:t>
+                        <w:t>Request Rule-Based Assessment</w:t>
                       </w:r>
                     </w:p>
                   </w:txbxContent>
@@ -4885,7 +4346,7 @@
                                 <w:color w:val="000000"/>
                                 <w:sz w:val="13"/>
                               </w:rPr>
-                              <w:t>Check My Area</w:t>
+                              <w:t>Choose and Confirm Location</w:t>
                             </w:r>
                           </w:p>
                         </w:txbxContent>
@@ -4904,7 +4365,7 @@
           </mc:Choice>
           <mc:Fallback>
             <w:pict>
-              <v:oval w14:anchorId="247403C1" id="Oval 8" o:spid="_x0000_s1044" style="position:absolute;margin-left:218pt;margin-top:246pt;width:164pt;height:24pt;z-index:251665408;visibility:visible;mso-wrap-style:square;mso-wrap-distance-left:9pt;mso-wrap-distance-top:0;mso-wrap-distance-right:9pt;mso-wrap-distance-bottom:0;mso-position-horizontal:absolute;mso-position-horizontal-relative:page;mso-position-vertical:absolute;mso-position-vertical-relative:page;v-text-anchor:middle" o:gfxdata="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" strokecolor="gray">
+              <v:oval w14:anchorId="247403C1" id="Oval 8" o:spid="_x0000_s1041" style="position:absolute;margin-left:218pt;margin-top:246pt;width:164pt;height:24pt;z-index:251665408;visibility:visible;mso-wrap-style:square;mso-wrap-distance-left:9pt;mso-wrap-distance-top:0;mso-wrap-distance-right:9pt;mso-wrap-distance-bottom:0;mso-position-horizontal:absolute;mso-position-horizontal-relative:page;mso-position-vertical:absolute;mso-position-vertical-relative:page;v-text-anchor:middle" o:gfxdata="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" strokecolor="gray">
                 <v:textbox inset="5pt,.5pt,5pt,.5pt">
                   <w:txbxContent>
                     <w:p>
@@ -4923,7 +4384,7 @@
                           <w:color w:val="000000"/>
                           <w:sz w:val="13"/>
                         </w:rPr>
-                        <w:t>Check My Area</w:t>
+                        <w:t>Choose and Confirm Location</w:t>
                       </w:r>
                     </w:p>
                   </w:txbxContent>
@@ -5012,7 +4473,7 @@
                                 <w:color w:val="000000"/>
                                 <w:sz w:val="13"/>
                               </w:rPr>
-                              <w:t>View Dynamic GIS Map</w:t>
+                              <w:t>View Scenario Map</w:t>
                             </w:r>
                           </w:p>
                         </w:txbxContent>
@@ -5031,7 +4492,7 @@
           </mc:Choice>
           <mc:Fallback>
             <w:pict>
-              <v:oval w14:anchorId="072EC2EB" id="Oval 7" o:spid="_x0000_s1045" style="position:absolute;margin-left:218pt;margin-top:215pt;width:164pt;height:24pt;z-index:251664384;visibility:visible;mso-wrap-style:square;mso-wrap-distance-left:9pt;mso-wrap-distance-top:0;mso-wrap-distance-right:9pt;mso-wrap-distance-bottom:0;mso-position-horizontal:absolute;mso-position-horizontal-relative:page;mso-position-vertical:absolute;mso-position-vertical-relative:page;v-text-anchor:middle" o:gfxdata="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" strokecolor="gray">
+              <v:oval w14:anchorId="072EC2EB" id="Oval 7" o:spid="_x0000_s1042" style="position:absolute;margin-left:218pt;margin-top:215pt;width:164pt;height:24pt;z-index:251664384;visibility:visible;mso-wrap-style:square;mso-wrap-distance-left:9pt;mso-wrap-distance-top:0;mso-wrap-distance-right:9pt;mso-wrap-distance-bottom:0;mso-position-horizontal:absolute;mso-position-horizontal-relative:page;mso-position-vertical:absolute;mso-position-vertical-relative:page;v-text-anchor:middle" o:gfxdata="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" strokecolor="gray">
                 <v:textbox inset="5pt,.5pt,5pt,.5pt">
                   <w:txbxContent>
                     <w:p>
@@ -5050,7 +4511,7 @@
                           <w:color w:val="000000"/>
                           <w:sz w:val="13"/>
                         </w:rPr>
-                        <w:t>View Dynamic GIS Map</w:t>
+                        <w:t>View Scenario Map</w:t>
                       </w:r>
                     </w:p>
                   </w:txbxContent>
@@ -5156,7 +4617,7 @@
               </wp:anchor>
             </w:drawing>
           </mc:Choice>
-          <mc:Fallback>
+          <mc:Fallback xmlns:w16cex="http://schemas.microsoft.com/office/word/2018/wordml/cex" xmlns:w16="http://schemas.microsoft.com/office/word/2018/wordml" xmlns:w16sdtdh="http://schemas.microsoft.com/office/word/2020/wordml/sdtdatahash">
             <w:pict>
               <v:oval w14:anchorId="3910F6A6" id="Oval 6" o:spid="_x0000_s1046" style="position:absolute;margin-left:218pt;margin-top:184pt;width:164pt;height:24pt;z-index:251663360;visibility:visible;mso-wrap-style:square;mso-wrap-distance-left:9pt;mso-wrap-distance-top:0;mso-wrap-distance-right:9pt;mso-wrap-distance-bottom:0;mso-position-horizontal:absolute;mso-position-horizontal-relative:page;mso-position-vertical:absolute;mso-position-vertical-relative:page;v-text-anchor:middle" o:gfxdata="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" strokecolor="gray">
                 <v:textbox inset="5pt,.5pt,5pt,.5pt">
@@ -5283,7 +4744,7 @@
               </wp:anchor>
             </w:drawing>
           </mc:Choice>
-          <mc:Fallback>
+          <mc:Fallback xmlns:w16cex="http://schemas.microsoft.com/office/word/2018/wordml/cex" xmlns:w16="http://schemas.microsoft.com/office/word/2018/wordml" xmlns:w16sdtdh="http://schemas.microsoft.com/office/word/2020/wordml/sdtdatahash">
             <w:pict>
               <v:oval w14:anchorId="0518399B" id="Oval 5" o:spid="_x0000_s1047" style="position:absolute;margin-left:218pt;margin-top:153pt;width:164pt;height:24pt;z-index:251662336;visibility:visible;mso-wrap-style:square;mso-wrap-distance-left:9pt;mso-wrap-distance-top:0;mso-wrap-distance-right:9pt;mso-wrap-distance-bottom:0;mso-position-horizontal:absolute;mso-position-horizontal-relative:page;mso-position-vertical:absolute;mso-position-vertical-relative:page;v-text-anchor:middle" o:gfxdata="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" strokecolor="gray">
                 <v:textbox inset="5pt,.5pt,5pt,.5pt">
@@ -5410,7 +4871,7 @@
               </wp:anchor>
             </w:drawing>
           </mc:Choice>
-          <mc:Fallback>
+          <mc:Fallback xmlns:w16cex="http://schemas.microsoft.com/office/word/2018/wordml/cex" xmlns:w16="http://schemas.microsoft.com/office/word/2018/wordml" xmlns:w16sdtdh="http://schemas.microsoft.com/office/word/2020/wordml/sdtdatahash">
             <w:pict>
               <v:oval w14:anchorId="4CF85A0C" id="Oval 4" o:spid="_x0000_s1048" style="position:absolute;margin-left:218pt;margin-top:122pt;width:164pt;height:24pt;z-index:251661312;visibility:visible;mso-wrap-style:square;mso-wrap-distance-left:9pt;mso-wrap-distance-top:0;mso-wrap-distance-right:9pt;mso-wrap-distance-bottom:0;mso-position-horizontal:absolute;mso-position-horizontal-relative:page;mso-position-vertical:absolute;mso-position-vertical-relative:page;v-text-anchor:middle" o:gfxdata="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" strokecolor="gray">
                 <v:textbox inset="5pt,.5pt,5pt,.5pt">
@@ -5591,7 +5052,7 @@
               </wp:anchor>
             </w:drawing>
           </mc:Choice>
-          <mc:Fallback>
+          <mc:Fallback xmlns:w16cex="http://schemas.microsoft.com/office/word/2018/wordml/cex" xmlns:w16="http://schemas.microsoft.com/office/word/2018/wordml" xmlns:w16sdtdh="http://schemas.microsoft.com/office/word/2020/wordml/sdtdatahash">
             <w:pict>
               <v:shape w14:anchorId="179796BE" id="Text Box 3" o:spid="_x0000_s1049" type="#_x0000_t202" style="position:absolute;margin-left:209pt;margin-top:76pt;width:182pt;height:42pt;z-index:251660288;visibility:visible;mso-wrap-style:square;mso-wrap-distance-left:9pt;mso-wrap-distance-top:0;mso-wrap-distance-right:9pt;mso-wrap-distance-bottom:0;mso-position-horizontal:absolute;mso-position-horizontal-relative:page;mso-position-vertical:absolute;mso-position-vertical-relative:page;v-text-anchor:top" o:gfxdata="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" filled="f" stroked="f" strokeweight=".5pt">
                 <v:fill o:detectmouseclick="t"/>
@@ -5763,7 +5224,7 @@
               </wp:anchor>
             </w:drawing>
           </mc:Choice>
-          <mc:Fallback>
+          <mc:Fallback xmlns:w16cex="http://schemas.microsoft.com/office/word/2018/wordml/cex" xmlns:w16="http://schemas.microsoft.com/office/word/2018/wordml" xmlns:w16sdtdh="http://schemas.microsoft.com/office/word/2020/wordml/sdtdatahash">
             <w:pict>
               <v:rect w14:anchorId="30E9EE02" id="Rectangle 2" o:spid="_x0000_s1026" style="position:absolute;margin-left:200pt;margin-top:70pt;width:200pt;height:555pt;z-index:251658239;visibility:visible;mso-wrap-style:square;mso-wrap-distance-left:9pt;mso-wrap-distance-top:0;mso-wrap-distance-right:9pt;mso-wrap-distance-bottom:0;mso-position-horizontal:absolute;mso-position-horizontal-relative:page;mso-position-vertical:absolute;mso-position-vertical-relative:page;v-text-anchor:middle" o:gfxdata="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" fillcolor="#ccc" strokecolor="#404040" strokeweight="1pt">
                 <v:fill opacity="57568f"/>
@@ -5839,7 +5300,7 @@
                                 <w:color w:val="000000"/>
                                 <w:sz w:val="21"/>
                               </w:rPr>
-                              <w:t>Appendix 2. Use Case Diagram</w:t>
+                              <w:t>Appendix 1. Use Case Diagram</w:t>
                             </w:r>
                           </w:p>
                         </w:txbxContent>
@@ -5858,8 +5319,7 @@
           </mc:Choice>
           <mc:Fallback>
             <w:pict>
-              <v:shape w14:anchorId="2BC87B89" id="Text Box 1" o:spid="_x0000_s1050" type="#_x0000_t202" style="position:absolute;margin-left:47pt;margin-top:27pt;width:250pt;height:18pt;z-index:251659264;visibility:visible;mso-wrap-style:square;mso-wrap-distance-left:9pt;mso-wrap-distance-top:0;mso-wrap-distance-right:9pt;mso-wrap-distance-bottom:0;mso-position-horizontal:absolute;mso-position-horizontal-relative:page;mso-position-vertical:absolute;mso-position-vertical-relative:page;v-text-anchor:top" o:gfxdata="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" filled="f" stroked="f" strokeweight=".5pt">
-                <v:fill o:detectmouseclick="t"/>
+              <v:shape w14:anchorId="2BC87B89" id="Text Box 1" o:spid="_x0000_s1047" type="#_x0000_t202" style="position:absolute;margin-left:47pt;margin-top:27pt;width:250pt;height:18pt;z-index:251659264;visibility:visible;mso-wrap-style:square;mso-wrap-distance-left:9pt;mso-wrap-distance-top:0;mso-wrap-distance-right:9pt;mso-wrap-distance-bottom:0;mso-position-horizontal:absolute;mso-position-horizontal-relative:page;mso-position-vertical:absolute;mso-position-vertical-relative:page;v-text-anchor:top" o:gfxdata="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" filled="f" stroked="f" strokeweight=".5pt">
                 <v:textbox inset="0,0,0,0">
                   <w:txbxContent>
                     <w:p>
@@ -5877,7 +5337,7 @@
                           <w:color w:val="000000"/>
                           <w:sz w:val="21"/>
                         </w:rPr>
-                        <w:t>Appendix 2. Use Case Diagram</w:t>
+                        <w:t>Appendix 1. Use Case Diagram</w:t>
                       </w:r>
                     </w:p>
                   </w:txbxContent>
@@ -5908,7 +5368,7 @@
 </file>
 
 <file path=word/styles.xml><?xml version="1.0" encoding="utf-8"?>
-<w:styles xmlns:mc="http://schemas.openxmlformats.org/markup-compatibility/2006" xmlns:r="http://schemas.openxmlformats.org/officeDocument/2006/relationships" xmlns:w="http://schemas.openxmlformats.org/wordprocessingml/2006/main" xmlns:w14="http://schemas.microsoft.com/office/word/2010/wordml" xmlns:w15="http://schemas.microsoft.com/office/word/2012/wordml" xmlns:w16cex="http://schemas.microsoft.com/office/word/2018/wordml/cex" xmlns:w16cid="http://schemas.microsoft.com/office/word/2016/wordml/cid" xmlns:w16="http://schemas.microsoft.com/office/word/2018/wordml" xmlns:w16sdtdh="http://schemas.microsoft.com/office/word/2020/wordml/sdtdatahash" xmlns:w16se="http://schemas.microsoft.com/office/word/2015/wordml/symex" mc:Ignorable="w14 w15 w16se w16cid w16 w16cex w16sdtdh">
+<w:styles xmlns:mc="http://schemas.openxmlformats.org/markup-compatibility/2006" xmlns:r="http://schemas.openxmlformats.org/officeDocument/2006/relationships" xmlns:w="http://schemas.openxmlformats.org/wordprocessingml/2006/main" xmlns:w14="http://schemas.microsoft.com/office/word/2010/wordml" xmlns:w15="http://schemas.microsoft.com/office/word/2012/wordml" xmlns:w16cid="http://schemas.microsoft.com/office/word/2016/wordml/cid" xmlns:w16se="http://schemas.microsoft.com/office/word/2015/wordml/symex" mc:Ignorable="w14 w15 w16se w16cid">
   <w:docDefaults>
     <w:rPrDefault>
       <w:rPr>
@@ -5924,7 +5384,7 @@
       </w:pPr>
     </w:pPrDefault>
   </w:docDefaults>
-  <w:latentStyles w:defLockedState="0" w:defUIPriority="99" w:defSemiHidden="0" w:defUnhideWhenUsed="0" w:defQFormat="0" w:count="376">
+  <w:latentStyles w:defLockedState="0" w:defUIPriority="99" w:defSemiHidden="0" w:defUnhideWhenUsed="0" w:defQFormat="0" w:count="375">
     <w:lsdException w:name="Normal" w:uiPriority="0" w:qFormat="1"/>
     <w:lsdException w:name="heading 1" w:uiPriority="9" w:qFormat="1"/>
     <w:lsdException w:name="heading 2" w:semiHidden="1" w:uiPriority="9" w:unhideWhenUsed="1" w:qFormat="1"/>
@@ -6300,7 +5760,6 @@
     <w:lsdException w:name="Smart Hyperlink" w:semiHidden="1" w:unhideWhenUsed="1"/>
     <w:lsdException w:name="Hashtag" w:semiHidden="1" w:unhideWhenUsed="1"/>
     <w:lsdException w:name="Unresolved Mention" w:semiHidden="1" w:unhideWhenUsed="1"/>
-    <w:lsdException w:name="Smart Link" w:semiHidden="1" w:unhideWhenUsed="1"/>
   </w:latentStyles>
   <w:style w:type="paragraph" w:default="1" w:styleId="Normal">
     <w:name w:val="Normal"/>

--- a/1. FLOODSENSE-MAIN/MAIN FILESS/DIAGRAMS/Use Case Diagram.docx
+++ b/1. FLOODSENSE-MAIN/MAIN FILESS/DIAGRAMS/Use Case Diagram.docx
@@ -75,7 +75,7 @@
           </mc:Choice>
           <mc:Fallback>
             <w:pict>
-              <v:line w14:anchorId="21268232" id="Resident Assessment Association" o:spid="_x0000_s1026" style="position:absolute;z-index:251720704;visibility:visible;mso-wrap-style:square;mso-wrap-distance-left:9pt;mso-wrap-distance-top:0;mso-wrap-distance-right:9pt;mso-wrap-distance-bottom:0;mso-position-horizontal:absolute;mso-position-horizontal-relative:text;mso-position-vertical:absolute;mso-position-vertical-relative:text" from="2in,261pt" to="186pt,261pt" o:gfxdata="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" strokecolor="blue" strokeweight=".85pt"/>
+              <v:line w14:anchorId="321B3292" id="Resident Assessment Association" o:spid="_x0000_s1026" style="position:absolute;z-index:251720704;visibility:visible;mso-wrap-style:square;mso-wrap-distance-left:9pt;mso-wrap-distance-top:0;mso-wrap-distance-right:9pt;mso-wrap-distance-bottom:0;mso-position-horizontal:absolute;mso-position-horizontal-relative:text;mso-position-vertical:absolute;mso-position-vertical-relative:text" from="2in,261pt" to="186pt,261pt" o:gfxdata="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" strokecolor="blue" strokeweight=".85pt"/>
             </w:pict>
           </mc:Fallback>
         </mc:AlternateContent>
@@ -146,7 +146,7 @@
                                 <w:color w:val="000000"/>
                                 <w:sz w:val="20"/>
                               </w:rPr>
-                              <w:t>Appendix Figure 1. Use Case Diagram of FloodSense</w:t>
+                              <w:t>Appendix Figure 4. Use Case Diagram of FloodSense</w:t>
                             </w:r>
                           </w:p>
                         </w:txbxContent>
@@ -188,7 +188,7 @@
                           <w:color w:val="000000"/>
                           <w:sz w:val="20"/>
                         </w:rPr>
-                        <w:t>Appendix Figure 1. Use Case Diagram of FloodSense</w:t>
+                        <w:t>Appendix Figure 4. Use Case Diagram of FloodSense</w:t>
                       </w:r>
                     </w:p>
                   </w:txbxContent>
@@ -206,70 +206,6 @@
           <w:noProof/>
           <w:sz w:val="2"/>
         </w:rPr>
-        <mc:AlternateContent>
-          <mc:Choice Requires="wps">
-            <w:drawing>
-              <wp:anchor distT="0" distB="0" distL="114300" distR="114300" simplePos="0" relativeHeight="251712512" behindDoc="0" locked="1" layoutInCell="1" allowOverlap="1" wp14:anchorId="7AB21335" wp14:editId="799B5875">
-                <wp:simplePos x="0" y="0"/>
-                <wp:positionH relativeFrom="page">
-                  <wp:posOffset>5168900</wp:posOffset>
-                </wp:positionH>
-                <wp:positionV relativeFrom="page">
-                  <wp:posOffset>3810000</wp:posOffset>
-                </wp:positionV>
-                <wp:extent cx="596900" cy="0"/>
-                <wp:effectExtent l="0" t="0" r="0" b="0"/>
-                <wp:wrapNone/>
-                <wp:docPr id="54" name="Straight Connector 54"/>
-                <wp:cNvGraphicFramePr/>
-                <a:graphic xmlns:a="http://schemas.openxmlformats.org/drawingml/2006/main">
-                  <a:graphicData uri="http://schemas.microsoft.com/office/word/2010/wordprocessingShape">
-                    <wps:wsp>
-                      <wps:cNvCnPr/>
-                      <wps:spPr>
-                        <a:xfrm flipH="1">
-                          <a:off x="0" y="0"/>
-                          <a:ext cx="596900" cy="0"/>
-                        </a:xfrm>
-                        <a:prstGeom prst="line">
-                          <a:avLst/>
-                        </a:prstGeom>
-                        <a:ln w="10795">
-                          <a:solidFill>
-                            <a:srgbClr val="000000"/>
-                          </a:solidFill>
-                        </a:ln>
-                      </wps:spPr>
-                      <wps:style>
-                        <a:lnRef idx="1">
-                          <a:schemeClr val="accent1"/>
-                        </a:lnRef>
-                        <a:fillRef idx="0">
-                          <a:schemeClr val="accent1"/>
-                        </a:fillRef>
-                        <a:effectRef idx="0">
-                          <a:schemeClr val="accent1"/>
-                        </a:effectRef>
-                        <a:fontRef idx="minor">
-                          <a:schemeClr val="tx1"/>
-                        </a:fontRef>
-                      </wps:style>
-                      <wps:bodyPr/>
-                    </wps:wsp>
-                  </a:graphicData>
-                </a:graphic>
-              </wp:anchor>
-            </w:drawing>
-          </mc:Choice>
-          <mc:Fallback xmlns:w16cex="http://schemas.microsoft.com/office/word/2018/wordml/cex" xmlns:w16="http://schemas.microsoft.com/office/word/2018/wordml" xmlns:w16sdtdh="http://schemas.microsoft.com/office/word/2020/wordml/sdtdatahash">
-            <w:pict>
-              <v:line w14:anchorId="64F5C119" id="Straight Connector 54" o:spid="_x0000_s1026" style="position:absolute;flip:x;z-index:251712512;visibility:visible;mso-wrap-style:square;mso-wrap-distance-left:9pt;mso-wrap-distance-top:0;mso-wrap-distance-right:9pt;mso-wrap-distance-bottom:0;mso-position-horizontal:absolute;mso-position-horizontal-relative:page;mso-position-vertical:absolute;mso-position-vertical-relative:page" from="407pt,300pt" to="454pt,300pt" o:gfxdata="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" strokeweight=".85pt">
-                <w10:wrap anchorx="page" anchory="page"/>
-                <w10:anchorlock/>
-              </v:line>
-            </w:pict>
-          </mc:Fallback>
-        </mc:AlternateContent>
       </w:r>
       <w:r>
         <w:rPr>
@@ -277,70 +213,6 @@
           <w:noProof/>
           <w:sz w:val="2"/>
         </w:rPr>
-        <mc:AlternateContent>
-          <mc:Choice Requires="wps">
-            <w:drawing>
-              <wp:anchor distT="0" distB="0" distL="114300" distR="114300" simplePos="0" relativeHeight="251711488" behindDoc="0" locked="1" layoutInCell="1" allowOverlap="1" wp14:anchorId="3BCEF949" wp14:editId="405241F9">
-                <wp:simplePos x="0" y="0"/>
-                <wp:positionH relativeFrom="page">
-                  <wp:posOffset>4851400</wp:posOffset>
-                </wp:positionH>
-                <wp:positionV relativeFrom="page">
-                  <wp:posOffset>4851400</wp:posOffset>
-                </wp:positionV>
-                <wp:extent cx="317500" cy="0"/>
-                <wp:effectExtent l="0" t="0" r="0" b="0"/>
-                <wp:wrapNone/>
-                <wp:docPr id="53" name="Straight Connector 53"/>
-                <wp:cNvGraphicFramePr/>
-                <a:graphic xmlns:a="http://schemas.openxmlformats.org/drawingml/2006/main">
-                  <a:graphicData uri="http://schemas.microsoft.com/office/word/2010/wordprocessingShape">
-                    <wps:wsp>
-                      <wps:cNvCnPr/>
-                      <wps:spPr>
-                        <a:xfrm flipH="1">
-                          <a:off x="0" y="0"/>
-                          <a:ext cx="317500" cy="0"/>
-                        </a:xfrm>
-                        <a:prstGeom prst="line">
-                          <a:avLst/>
-                        </a:prstGeom>
-                        <a:ln w="10795">
-                          <a:solidFill>
-                            <a:srgbClr val="000000"/>
-                          </a:solidFill>
-                        </a:ln>
-                      </wps:spPr>
-                      <wps:style>
-                        <a:lnRef idx="1">
-                          <a:schemeClr val="accent1"/>
-                        </a:lnRef>
-                        <a:fillRef idx="0">
-                          <a:schemeClr val="accent1"/>
-                        </a:fillRef>
-                        <a:effectRef idx="0">
-                          <a:schemeClr val="accent1"/>
-                        </a:effectRef>
-                        <a:fontRef idx="minor">
-                          <a:schemeClr val="tx1"/>
-                        </a:fontRef>
-                      </wps:style>
-                      <wps:bodyPr/>
-                    </wps:wsp>
-                  </a:graphicData>
-                </a:graphic>
-              </wp:anchor>
-            </w:drawing>
-          </mc:Choice>
-          <mc:Fallback xmlns:w16cex="http://schemas.microsoft.com/office/word/2018/wordml/cex" xmlns:w16="http://schemas.microsoft.com/office/word/2018/wordml" xmlns:w16sdtdh="http://schemas.microsoft.com/office/word/2020/wordml/sdtdatahash">
-            <w:pict>
-              <v:line w14:anchorId="78777EC6" id="Straight Connector 53" o:spid="_x0000_s1026" style="position:absolute;flip:x;z-index:251711488;visibility:visible;mso-wrap-style:square;mso-wrap-distance-left:9pt;mso-wrap-distance-top:0;mso-wrap-distance-right:9pt;mso-wrap-distance-bottom:0;mso-position-horizontal:absolute;mso-position-horizontal-relative:page;mso-position-vertical:absolute;mso-position-vertical-relative:page" from="382pt,382pt" to="407pt,382pt" o:gfxdata="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" strokeweight=".85pt">
-                <w10:wrap anchorx="page" anchory="page"/>
-                <w10:anchorlock/>
-              </v:line>
-            </w:pict>
-          </mc:Fallback>
-        </mc:AlternateContent>
       </w:r>
       <w:r>
         <w:rPr>
@@ -348,70 +220,6 @@
           <w:noProof/>
           <w:sz w:val="2"/>
         </w:rPr>
-        <mc:AlternateContent>
-          <mc:Choice Requires="wps">
-            <w:drawing>
-              <wp:anchor distT="0" distB="0" distL="114300" distR="114300" simplePos="0" relativeHeight="251710464" behindDoc="0" locked="1" layoutInCell="1" allowOverlap="1" wp14:anchorId="38B16E1A" wp14:editId="365CBE29">
-                <wp:simplePos x="0" y="0"/>
-                <wp:positionH relativeFrom="page">
-                  <wp:posOffset>4851400</wp:posOffset>
-                </wp:positionH>
-                <wp:positionV relativeFrom="page">
-                  <wp:posOffset>2882900</wp:posOffset>
-                </wp:positionV>
-                <wp:extent cx="317500" cy="0"/>
-                <wp:effectExtent l="0" t="0" r="0" b="0"/>
-                <wp:wrapNone/>
-                <wp:docPr id="52" name="Straight Connector 52"/>
-                <wp:cNvGraphicFramePr/>
-                <a:graphic xmlns:a="http://schemas.openxmlformats.org/drawingml/2006/main">
-                  <a:graphicData uri="http://schemas.microsoft.com/office/word/2010/wordprocessingShape">
-                    <wps:wsp>
-                      <wps:cNvCnPr/>
-                      <wps:spPr>
-                        <a:xfrm flipH="1">
-                          <a:off x="0" y="0"/>
-                          <a:ext cx="317500" cy="0"/>
-                        </a:xfrm>
-                        <a:prstGeom prst="line">
-                          <a:avLst/>
-                        </a:prstGeom>
-                        <a:ln w="10795">
-                          <a:solidFill>
-                            <a:srgbClr val="000000"/>
-                          </a:solidFill>
-                        </a:ln>
-                      </wps:spPr>
-                      <wps:style>
-                        <a:lnRef idx="1">
-                          <a:schemeClr val="accent1"/>
-                        </a:lnRef>
-                        <a:fillRef idx="0">
-                          <a:schemeClr val="accent1"/>
-                        </a:fillRef>
-                        <a:effectRef idx="0">
-                          <a:schemeClr val="accent1"/>
-                        </a:effectRef>
-                        <a:fontRef idx="minor">
-                          <a:schemeClr val="tx1"/>
-                        </a:fontRef>
-                      </wps:style>
-                      <wps:bodyPr/>
-                    </wps:wsp>
-                  </a:graphicData>
-                </a:graphic>
-              </wp:anchor>
-            </w:drawing>
-          </mc:Choice>
-          <mc:Fallback xmlns:w16cex="http://schemas.microsoft.com/office/word/2018/wordml/cex" xmlns:w16="http://schemas.microsoft.com/office/word/2018/wordml" xmlns:w16sdtdh="http://schemas.microsoft.com/office/word/2020/wordml/sdtdatahash">
-            <w:pict>
-              <v:line w14:anchorId="16F3FEE0" id="Straight Connector 52" o:spid="_x0000_s1026" style="position:absolute;flip:x;z-index:251710464;visibility:visible;mso-wrap-style:square;mso-wrap-distance-left:9pt;mso-wrap-distance-top:0;mso-wrap-distance-right:9pt;mso-wrap-distance-bottom:0;mso-position-horizontal:absolute;mso-position-horizontal-relative:page;mso-position-vertical:absolute;mso-position-vertical-relative:page" from="382pt,227pt" to="407pt,227pt" o:gfxdata="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" strokeweight=".85pt">
-                <w10:wrap anchorx="page" anchory="page"/>
-                <w10:anchorlock/>
-              </v:line>
-            </w:pict>
-          </mc:Fallback>
-        </mc:AlternateContent>
       </w:r>
       <w:r>
         <w:rPr>
@@ -419,70 +227,6 @@
           <w:noProof/>
           <w:sz w:val="2"/>
         </w:rPr>
-        <mc:AlternateContent>
-          <mc:Choice Requires="wps">
-            <w:drawing>
-              <wp:anchor distT="0" distB="0" distL="114300" distR="114300" simplePos="0" relativeHeight="251709440" behindDoc="0" locked="1" layoutInCell="1" allowOverlap="1" wp14:anchorId="7C0A6920" wp14:editId="2D4A1D30">
-                <wp:simplePos x="0" y="0"/>
-                <wp:positionH relativeFrom="page">
-                  <wp:posOffset>5168900</wp:posOffset>
-                </wp:positionH>
-                <wp:positionV relativeFrom="page">
-                  <wp:posOffset>2882900</wp:posOffset>
-                </wp:positionV>
-                <wp:extent cx="0" cy="1968500"/>
-                <wp:effectExtent l="0" t="0" r="38100" b="31750"/>
-                <wp:wrapNone/>
-                <wp:docPr id="51" name="Straight Connector 51"/>
-                <wp:cNvGraphicFramePr/>
-                <a:graphic xmlns:a="http://schemas.openxmlformats.org/drawingml/2006/main">
-                  <a:graphicData uri="http://schemas.microsoft.com/office/word/2010/wordprocessingShape">
-                    <wps:wsp>
-                      <wps:cNvCnPr/>
-                      <wps:spPr>
-                        <a:xfrm>
-                          <a:off x="0" y="0"/>
-                          <a:ext cx="0" cy="1968500"/>
-                        </a:xfrm>
-                        <a:prstGeom prst="line">
-                          <a:avLst/>
-                        </a:prstGeom>
-                        <a:ln w="10795">
-                          <a:solidFill>
-                            <a:srgbClr val="000000"/>
-                          </a:solidFill>
-                        </a:ln>
-                      </wps:spPr>
-                      <wps:style>
-                        <a:lnRef idx="1">
-                          <a:schemeClr val="accent1"/>
-                        </a:lnRef>
-                        <a:fillRef idx="0">
-                          <a:schemeClr val="accent1"/>
-                        </a:fillRef>
-                        <a:effectRef idx="0">
-                          <a:schemeClr val="accent1"/>
-                        </a:effectRef>
-                        <a:fontRef idx="minor">
-                          <a:schemeClr val="tx1"/>
-                        </a:fontRef>
-                      </wps:style>
-                      <wps:bodyPr/>
-                    </wps:wsp>
-                  </a:graphicData>
-                </a:graphic>
-              </wp:anchor>
-            </w:drawing>
-          </mc:Choice>
-          <mc:Fallback xmlns:w16cex="http://schemas.microsoft.com/office/word/2018/wordml/cex" xmlns:w16="http://schemas.microsoft.com/office/word/2018/wordml" xmlns:w16sdtdh="http://schemas.microsoft.com/office/word/2020/wordml/sdtdatahash">
-            <w:pict>
-              <v:line w14:anchorId="6B317702" id="Straight Connector 51" o:spid="_x0000_s1026" style="position:absolute;z-index:251709440;visibility:visible;mso-wrap-style:square;mso-wrap-distance-left:9pt;mso-wrap-distance-top:0;mso-wrap-distance-right:9pt;mso-wrap-distance-bottom:0;mso-position-horizontal:absolute;mso-position-horizontal-relative:page;mso-position-vertical:absolute;mso-position-vertical-relative:page" from="407pt,227pt" to="407pt,382pt" o:gfxdata="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" strokeweight=".85pt">
-                <w10:wrap anchorx="page" anchory="page"/>
-                <w10:anchorlock/>
-              </v:line>
-            </w:pict>
-          </mc:Fallback>
-        </mc:AlternateContent>
       </w:r>
       <w:r>
         <w:rPr>
@@ -490,115 +234,6 @@
           <w:noProof/>
           <w:sz w:val="2"/>
         </w:rPr>
-        <mc:AlternateContent>
-          <mc:Choice Requires="wps">
-            <w:drawing>
-              <wp:anchor distT="0" distB="0" distL="114300" distR="114300" simplePos="0" relativeHeight="251708416" behindDoc="0" locked="1" layoutInCell="1" allowOverlap="1" wp14:anchorId="61BB6B59" wp14:editId="67E3FB32">
-                <wp:simplePos x="0" y="0"/>
-                <wp:positionH relativeFrom="page">
-                  <wp:posOffset>5765800</wp:posOffset>
-                </wp:positionH>
-                <wp:positionV relativeFrom="page">
-                  <wp:posOffset>4140200</wp:posOffset>
-                </wp:positionV>
-                <wp:extent cx="1422400" cy="292100"/>
-                <wp:effectExtent l="0" t="0" r="6350" b="12700"/>
-                <wp:wrapNone/>
-                <wp:docPr id="50" name="Text Box 50"/>
-                <wp:cNvGraphicFramePr/>
-                <a:graphic xmlns:a="http://schemas.openxmlformats.org/drawingml/2006/main">
-                  <a:graphicData uri="http://schemas.microsoft.com/office/word/2010/wordprocessingShape">
-                    <wps:wsp>
-                      <wps:cNvSpPr txBox="1"/>
-                      <wps:spPr>
-                        <a:xfrm>
-                          <a:off x="0" y="0"/>
-                          <a:ext cx="1422400" cy="292100"/>
-                        </a:xfrm>
-                        <a:prstGeom prst="rect">
-                          <a:avLst/>
-                        </a:prstGeom>
-                        <a:noFill/>
-                        <a:ln w="6350">
-                          <a:noFill/>
-                        </a:ln>
-                        <a:extLst>
-                          <a:ext uri="{91240B29-F687-4F45-9708-019B960494DF}">
-                            <a14:hiddenLine xmlns:a14="http://schemas.microsoft.com/office/drawing/2010/main" w="6350">
-                              <a:solidFill>
-                                <a:prstClr val="black"/>
-                              </a:solidFill>
-                            </a14:hiddenLine>
-                          </a:ext>
-                        </a:extLst>
-                      </wps:spPr>
-                      <wps:txbx>
-                        <w:txbxContent>
-                          <w:p>
-                            <w:pPr>
-                              <w:spacing w:after="0"/>
-                              <w:jc w:val="center"/>
-                              <w:rPr>
-                                <w:rFonts w:ascii="Arial" w:hAnsi="Arial" w:cs="Arial"/>
-                                <w:color w:val="000000"/>
-                                <w:sz w:val="12"/>
-                              </w:rPr>
-                            </w:pPr>
-                            <w:r>
-                              <w:rPr>
-                                <w:rFonts w:ascii="Arial" w:hAnsi="Arial" w:cs="Arial"/>
-                                <w:color w:val="000000"/>
-                                <w:sz w:val="12"/>
-                              </w:rPr>
-                              <w:t>(map display only; no route-safety claim)</w:t>
-                            </w:r>
-                          </w:p>
-                        </w:txbxContent>
-                      </wps:txbx>
-                      <wps:bodyPr rot="0" spcFirstLastPara="0" vertOverflow="overflow" horzOverflow="overflow" vert="horz" wrap="square" lIns="0" tIns="0" rIns="0" bIns="0" numCol="1" spcCol="0" rtlCol="0" fromWordArt="0" anchor="t" anchorCtr="0" forceAA="0" compatLnSpc="1">
-                        <a:prstTxWarp prst="textNoShape">
-                          <a:avLst/>
-                        </a:prstTxWarp>
-                        <a:noAutofit/>
-                      </wps:bodyPr>
-                    </wps:wsp>
-                  </a:graphicData>
-                </a:graphic>
-              </wp:anchor>
-            </w:drawing>
-          </mc:Choice>
-          <mc:Fallback>
-            <w:pict>
-              <v:shape w14:anchorId="61BB6B59" id="Text Box 50" o:spid="_x0000_s1027" type="#_x0000_t202" style="position:absolute;margin-left:454pt;margin-top:326pt;width:112pt;height:23pt;z-index:251708416;visibility:visible;mso-wrap-style:square;mso-wrap-distance-left:9pt;mso-wrap-distance-top:0;mso-wrap-distance-right:9pt;mso-wrap-distance-bottom:0;mso-position-horizontal:absolute;mso-position-horizontal-relative:page;mso-position-vertical:absolute;mso-position-vertical-relative:page;v-text-anchor:top" o:gfxdata="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" filled="f" stroked="f" strokeweight=".5pt">
-                <v:textbox inset="0,0,0,0">
-                  <w:txbxContent>
-                    <w:p>
-                      <w:pPr>
-                        <w:spacing w:after="0"/>
-                        <w:jc w:val="center"/>
-                        <w:rPr>
-                          <w:rFonts w:ascii="Arial" w:hAnsi="Arial" w:cs="Arial"/>
-                          <w:color w:val="000000"/>
-                          <w:sz w:val="12"/>
-                        </w:rPr>
-                      </w:pPr>
-                      <w:r>
-                        <w:rPr>
-                          <w:rFonts w:ascii="Arial" w:hAnsi="Arial" w:cs="Arial"/>
-                          <w:color w:val="000000"/>
-                          <w:sz w:val="12"/>
-                        </w:rPr>
-                        <w:t>(map display only; no route-safety claim)</w:t>
-                      </w:r>
-                    </w:p>
-                  </w:txbxContent>
-                </v:textbox>
-                <w10:wrap anchorx="page" anchory="page"/>
-                <w10:anchorlock/>
-              </v:shape>
-            </w:pict>
-          </mc:Fallback>
-        </mc:AlternateContent>
       </w:r>
       <w:r>
         <w:rPr>
@@ -606,128 +241,6 @@
           <w:noProof/>
           <w:sz w:val="2"/>
         </w:rPr>
-        <mc:AlternateContent>
-          <mc:Choice Requires="wps">
-            <w:drawing>
-              <wp:anchor distT="0" distB="0" distL="114300" distR="114300" simplePos="0" relativeHeight="251707392" behindDoc="0" locked="1" layoutInCell="1" allowOverlap="1" wp14:anchorId="1382B1F1" wp14:editId="24340F0B">
-                <wp:simplePos x="0" y="0"/>
-                <wp:positionH relativeFrom="page">
-                  <wp:posOffset>5765800</wp:posOffset>
-                </wp:positionH>
-                <wp:positionV relativeFrom="page">
-                  <wp:posOffset>3505200</wp:posOffset>
-                </wp:positionV>
-                <wp:extent cx="1422400" cy="609600"/>
-                <wp:effectExtent l="0" t="0" r="25400" b="19050"/>
-                <wp:wrapNone/>
-                <wp:docPr id="49" name="Rectangle 49"/>
-                <wp:cNvGraphicFramePr/>
-                <a:graphic xmlns:a="http://schemas.openxmlformats.org/drawingml/2006/main">
-                  <a:graphicData uri="http://schemas.microsoft.com/office/word/2010/wordprocessingShape">
-                    <wps:wsp>
-                      <wps:cNvSpPr/>
-                      <wps:spPr>
-                        <a:xfrm>
-                          <a:off x="0" y="0"/>
-                          <a:ext cx="1422400" cy="609600"/>
-                        </a:xfrm>
-                        <a:prstGeom prst="rect">
-                          <a:avLst/>
-                        </a:prstGeom>
-                        <a:solidFill>
-                          <a:srgbClr val="FFFFFF"/>
-                        </a:solidFill>
-                        <a:ln w="10795">
-                          <a:solidFill>
-                            <a:srgbClr val="000000"/>
-                          </a:solidFill>
-                        </a:ln>
-                      </wps:spPr>
-                      <wps:style>
-                        <a:lnRef idx="2">
-                          <a:schemeClr val="accent1">
-                            <a:shade val="50000"/>
-                          </a:schemeClr>
-                        </a:lnRef>
-                        <a:fillRef idx="1">
-                          <a:schemeClr val="accent1"/>
-                        </a:fillRef>
-                        <a:effectRef idx="0">
-                          <a:schemeClr val="accent1"/>
-                        </a:effectRef>
-                        <a:fontRef idx="minor">
-                          <a:schemeClr val="lt1"/>
-                        </a:fontRef>
-                      </wps:style>
-                      <wps:txbx>
-                        <w:txbxContent>
-                          <w:p>
-                            <w:pPr>
-                              <w:jc w:val="center"/>
-                              <w:rPr>
-                                <w:rFonts w:ascii="Arial" w:hAnsi="Arial" w:cs="Arial"/>
-                                <w:b/>
-                                <w:color w:val="000000"/>
-                                <w:sz w:val="13"/>
-                              </w:rPr>
-                            </w:pPr>
-                            <w:r>
-                              <w:rPr>
-                                <w:rFonts w:ascii="Arial" w:hAnsi="Arial" w:cs="Arial"/>
-                                <w:b/>
-                                <w:color w:val="000000"/>
-                                <w:sz w:val="13"/>
-                              </w:rPr>
-                              <w:t>EXTERNAL BASEMAP SERVICE</w:t>
-                            </w:r>
-                          </w:p>
-                        </w:txbxContent>
-                      </wps:txbx>
-                      <wps:bodyPr rot="0" spcFirstLastPara="0" vertOverflow="overflow" horzOverflow="overflow" vert="horz" wrap="square" lIns="50800" tIns="25400" rIns="50800" bIns="25400" numCol="1" spcCol="0" rtlCol="0" fromWordArt="0" anchor="ctr" anchorCtr="0" forceAA="0" compatLnSpc="1">
-                        <a:prstTxWarp prst="textNoShape">
-                          <a:avLst/>
-                        </a:prstTxWarp>
-                        <a:noAutofit/>
-                      </wps:bodyPr>
-                    </wps:wsp>
-                  </a:graphicData>
-                </a:graphic>
-              </wp:anchor>
-            </w:drawing>
-          </mc:Choice>
-          <mc:Fallback>
-            <w:pict>
-              <v:rect w14:anchorId="1382B1F1" id="Rectangle 49" o:spid="_x0000_s1028" style="position:absolute;margin-left:454pt;margin-top:276pt;width:112pt;height:48pt;z-index:251707392;visibility:visible;mso-wrap-style:square;mso-wrap-distance-left:9pt;mso-wrap-distance-top:0;mso-wrap-distance-right:9pt;mso-wrap-distance-bottom:0;mso-position-horizontal:absolute;mso-position-horizontal-relative:page;mso-position-vertical:absolute;mso-position-vertical-relative:page;v-text-anchor:middle" o:gfxdata="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" strokeweight=".85pt">
-                <v:textbox inset="4pt,2pt,4pt,2pt">
-                  <w:txbxContent>
-                    <w:p>
-                      <w:pPr>
-                        <w:jc w:val="center"/>
-                        <w:rPr>
-                          <w:rFonts w:ascii="Arial" w:hAnsi="Arial" w:cs="Arial"/>
-                          <w:b/>
-                          <w:color w:val="000000"/>
-                          <w:sz w:val="13"/>
-                        </w:rPr>
-                      </w:pPr>
-                      <w:r>
-                        <w:rPr>
-                          <w:rFonts w:ascii="Arial" w:hAnsi="Arial" w:cs="Arial"/>
-                          <w:b/>
-                          <w:color w:val="000000"/>
-                          <w:sz w:val="13"/>
-                        </w:rPr>
-                        <w:t>EXTERNAL BASEMAP SERVICE</w:t>
-                      </w:r>
-                    </w:p>
-                  </w:txbxContent>
-                </v:textbox>
-                <w10:wrap anchorx="page" anchory="page"/>
-                <w10:anchorlock/>
-              </v:rect>
-            </w:pict>
-          </mc:Fallback>
-        </mc:AlternateContent>
       </w:r>
       <w:r>
         <w:rPr>
@@ -790,9 +303,9 @@
               </wp:anchor>
             </w:drawing>
           </mc:Choice>
-          <mc:Fallback xmlns:w16cex="http://schemas.microsoft.com/office/word/2018/wordml/cex" xmlns:w16="http://schemas.microsoft.com/office/word/2018/wordml" xmlns:w16sdtdh="http://schemas.microsoft.com/office/word/2020/wordml/sdtdatahash">
+          <mc:Fallback>
             <w:pict>
-              <v:line w14:anchorId="47DB2AC6" id="Straight Connector 48" o:spid="_x0000_s1026" style="position:absolute;flip:x;z-index:251706368;visibility:visible;mso-wrap-style:square;mso-wrap-distance-left:9pt;mso-wrap-distance-top:0;mso-wrap-distance-right:9pt;mso-wrap-distance-bottom:0;mso-position-horizontal:absolute;mso-position-horizontal-relative:page;mso-position-vertical:absolute;mso-position-vertical-relative:page" from="430pt,485pt" to="499pt,485pt" o:gfxdata="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" strokecolor="red" strokeweight=".85pt">
+              <v:line w14:anchorId="5B09D84E" id="Straight Connector 48" o:spid="_x0000_s1026" style="position:absolute;flip:x;z-index:251706368;visibility:visible;mso-wrap-style:square;mso-wrap-distance-left:9pt;mso-wrap-distance-top:0;mso-wrap-distance-right:9pt;mso-wrap-distance-bottom:0;mso-position-horizontal:absolute;mso-position-horizontal-relative:page;mso-position-vertical:absolute;mso-position-vertical-relative:page" from="430pt,485pt" to="499pt,485pt" o:gfxdata="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" strokecolor="red" strokeweight=".85pt">
                 <w10:wrap anchorx="page" anchory="page"/>
                 <w10:anchorlock/>
               </v:line>
@@ -861,9 +374,9 @@
               </wp:anchor>
             </w:drawing>
           </mc:Choice>
-          <mc:Fallback xmlns:w16cex="http://schemas.microsoft.com/office/word/2018/wordml/cex" xmlns:w16="http://schemas.microsoft.com/office/word/2018/wordml" xmlns:w16sdtdh="http://schemas.microsoft.com/office/word/2020/wordml/sdtdatahash">
+          <mc:Fallback>
             <w:pict>
-              <v:line w14:anchorId="4FD8393F" id="Straight Connector 47" o:spid="_x0000_s1026" style="position:absolute;flip:x;z-index:251705344;visibility:visible;mso-wrap-style:square;mso-wrap-distance-left:9pt;mso-wrap-distance-top:0;mso-wrap-distance-right:9pt;mso-wrap-distance-bottom:0;mso-position-horizontal:absolute;mso-position-horizontal-relative:page;mso-position-vertical:absolute;mso-position-vertical-relative:page" from="382pt,580pt" to="430pt,580pt" o:gfxdata="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" strokecolor="red" strokeweight=".85pt">
+              <v:line w14:anchorId="305411B7" id="Straight Connector 47" o:spid="_x0000_s1026" style="position:absolute;flip:x;z-index:251705344;visibility:visible;mso-wrap-style:square;mso-wrap-distance-left:9pt;mso-wrap-distance-top:0;mso-wrap-distance-right:9pt;mso-wrap-distance-bottom:0;mso-position-horizontal:absolute;mso-position-horizontal-relative:page;mso-position-vertical:absolute;mso-position-vertical-relative:page" from="382pt,580pt" to="430pt,580pt" o:gfxdata="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" strokecolor="red" strokeweight=".85pt">
                 <w10:wrap anchorx="page" anchory="page"/>
                 <w10:anchorlock/>
               </v:line>
@@ -932,9 +445,9 @@
               </wp:anchor>
             </w:drawing>
           </mc:Choice>
-          <mc:Fallback xmlns:w16cex="http://schemas.microsoft.com/office/word/2018/wordml/cex" xmlns:w16="http://schemas.microsoft.com/office/word/2018/wordml" xmlns:w16sdtdh="http://schemas.microsoft.com/office/word/2020/wordml/sdtdatahash">
+          <mc:Fallback>
             <w:pict>
-              <v:line w14:anchorId="61ED6F2E" id="Straight Connector 46" o:spid="_x0000_s1026" style="position:absolute;flip:x;z-index:251704320;visibility:visible;mso-wrap-style:square;mso-wrap-distance-left:9pt;mso-wrap-distance-top:0;mso-wrap-distance-right:9pt;mso-wrap-distance-bottom:0;mso-position-horizontal:absolute;mso-position-horizontal-relative:page;mso-position-vertical:absolute;mso-position-vertical-relative:page" from="382pt,549pt" to="430pt,549pt" o:gfxdata="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" strokecolor="red" strokeweight=".85pt">
+              <v:line w14:anchorId="023214CF" id="Straight Connector 46" o:spid="_x0000_s1026" style="position:absolute;flip:x;z-index:251704320;visibility:visible;mso-wrap-style:square;mso-wrap-distance-left:9pt;mso-wrap-distance-top:0;mso-wrap-distance-right:9pt;mso-wrap-distance-bottom:0;mso-position-horizontal:absolute;mso-position-horizontal-relative:page;mso-position-vertical:absolute;mso-position-vertical-relative:page" from="382pt,549pt" to="430pt,549pt" o:gfxdata="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" strokecolor="red" strokeweight=".85pt">
                 <w10:wrap anchorx="page" anchory="page"/>
                 <w10:anchorlock/>
               </v:line>
@@ -1003,9 +516,9 @@
               </wp:anchor>
             </w:drawing>
           </mc:Choice>
-          <mc:Fallback xmlns:w16cex="http://schemas.microsoft.com/office/word/2018/wordml/cex" xmlns:w16="http://schemas.microsoft.com/office/word/2018/wordml" xmlns:w16sdtdh="http://schemas.microsoft.com/office/word/2020/wordml/sdtdatahash">
+          <mc:Fallback>
             <w:pict>
-              <v:line w14:anchorId="46A8BB4D" id="Straight Connector 45" o:spid="_x0000_s1026" style="position:absolute;flip:x;z-index:251703296;visibility:visible;mso-wrap-style:square;mso-wrap-distance-left:9pt;mso-wrap-distance-top:0;mso-wrap-distance-right:9pt;mso-wrap-distance-bottom:0;mso-position-horizontal:absolute;mso-position-horizontal-relative:page;mso-position-vertical:absolute;mso-position-vertical-relative:page" from="382pt,518pt" to="430pt,518pt" o:gfxdata="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" strokecolor="red" strokeweight=".85pt">
+              <v:line w14:anchorId="7A0B9EAA" id="Straight Connector 45" o:spid="_x0000_s1026" style="position:absolute;flip:x;z-index:251703296;visibility:visible;mso-wrap-style:square;mso-wrap-distance-left:9pt;mso-wrap-distance-top:0;mso-wrap-distance-right:9pt;mso-wrap-distance-bottom:0;mso-position-horizontal:absolute;mso-position-horizontal-relative:page;mso-position-vertical:absolute;mso-position-vertical-relative:page" from="382pt,518pt" to="430pt,518pt" o:gfxdata="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" strokecolor="red" strokeweight=".85pt">
                 <w10:wrap anchorx="page" anchory="page"/>
                 <w10:anchorlock/>
               </v:line>
@@ -1074,9 +587,9 @@
               </wp:anchor>
             </w:drawing>
           </mc:Choice>
-          <mc:Fallback xmlns:w16cex="http://schemas.microsoft.com/office/word/2018/wordml/cex" xmlns:w16="http://schemas.microsoft.com/office/word/2018/wordml" xmlns:w16sdtdh="http://schemas.microsoft.com/office/word/2020/wordml/sdtdatahash">
+          <mc:Fallback>
             <w:pict>
-              <v:line w14:anchorId="25657033" id="Straight Connector 44" o:spid="_x0000_s1026" style="position:absolute;flip:x;z-index:251702272;visibility:visible;mso-wrap-style:square;mso-wrap-distance-left:9pt;mso-wrap-distance-top:0;mso-wrap-distance-right:9pt;mso-wrap-distance-bottom:0;mso-position-horizontal:absolute;mso-position-horizontal-relative:page;mso-position-vertical:absolute;mso-position-vertical-relative:page" from="382pt,487pt" to="430pt,487pt" o:gfxdata="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" strokecolor="red" strokeweight=".85pt">
+              <v:line w14:anchorId="53F26D4D" id="Straight Connector 44" o:spid="_x0000_s1026" style="position:absolute;flip:x;z-index:251702272;visibility:visible;mso-wrap-style:square;mso-wrap-distance-left:9pt;mso-wrap-distance-top:0;mso-wrap-distance-right:9pt;mso-wrap-distance-bottom:0;mso-position-horizontal:absolute;mso-position-horizontal-relative:page;mso-position-vertical:absolute;mso-position-vertical-relative:page" from="382pt,487pt" to="430pt,487pt" o:gfxdata="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" strokecolor="red" strokeweight=".85pt">
                 <w10:wrap anchorx="page" anchory="page"/>
                 <w10:anchorlock/>
               </v:line>
@@ -1145,9 +658,9 @@
               </wp:anchor>
             </w:drawing>
           </mc:Choice>
-          <mc:Fallback xmlns:w16cex="http://schemas.microsoft.com/office/word/2018/wordml/cex" xmlns:w16="http://schemas.microsoft.com/office/word/2018/wordml" xmlns:w16sdtdh="http://schemas.microsoft.com/office/word/2020/wordml/sdtdatahash">
+          <mc:Fallback>
             <w:pict>
-              <v:line w14:anchorId="545A4CEE" id="Straight Connector 43" o:spid="_x0000_s1026" style="position:absolute;flip:x;z-index:251701248;visibility:visible;mso-wrap-style:square;mso-wrap-distance-left:9pt;mso-wrap-distance-top:0;mso-wrap-distance-right:9pt;mso-wrap-distance-bottom:0;mso-position-horizontal:absolute;mso-position-horizontal-relative:page;mso-position-vertical:absolute;mso-position-vertical-relative:page" from="382pt,456pt" to="430pt,456pt" o:gfxdata="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" strokecolor="red" strokeweight=".85pt">
+              <v:line w14:anchorId="50C9B527" id="Straight Connector 43" o:spid="_x0000_s1026" style="position:absolute;flip:x;z-index:251701248;visibility:visible;mso-wrap-style:square;mso-wrap-distance-left:9pt;mso-wrap-distance-top:0;mso-wrap-distance-right:9pt;mso-wrap-distance-bottom:0;mso-position-horizontal:absolute;mso-position-horizontal-relative:page;mso-position-vertical:absolute;mso-position-vertical-relative:page" from="382pt,456pt" to="430pt,456pt" o:gfxdata="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" strokecolor="red" strokeweight=".85pt">
                 <w10:wrap anchorx="page" anchory="page"/>
                 <w10:anchorlock/>
               </v:line>
@@ -1216,9 +729,9 @@
               </wp:anchor>
             </w:drawing>
           </mc:Choice>
-          <mc:Fallback xmlns:w16cex="http://schemas.microsoft.com/office/word/2018/wordml/cex" xmlns:w16="http://schemas.microsoft.com/office/word/2018/wordml" xmlns:w16sdtdh="http://schemas.microsoft.com/office/word/2020/wordml/sdtdatahash">
+          <mc:Fallback>
             <w:pict>
-              <v:line w14:anchorId="739C64C0" id="Straight Connector 42" o:spid="_x0000_s1026" style="position:absolute;flip:x;z-index:251700224;visibility:visible;mso-wrap-style:square;mso-wrap-distance-left:9pt;mso-wrap-distance-top:0;mso-wrap-distance-right:9pt;mso-wrap-distance-bottom:0;mso-position-horizontal:absolute;mso-position-horizontal-relative:page;mso-position-vertical:absolute;mso-position-vertical-relative:page" from="382pt,425pt" to="430pt,425pt" o:gfxdata="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" strokecolor="red" strokeweight=".85pt">
+              <v:line w14:anchorId="6B5BEE5D" id="Straight Connector 42" o:spid="_x0000_s1026" style="position:absolute;flip:x;z-index:251700224;visibility:visible;mso-wrap-style:square;mso-wrap-distance-left:9pt;mso-wrap-distance-top:0;mso-wrap-distance-right:9pt;mso-wrap-distance-bottom:0;mso-position-horizontal:absolute;mso-position-horizontal-relative:page;mso-position-vertical:absolute;mso-position-vertical-relative:page" from="382pt,425pt" to="430pt,425pt" o:gfxdata="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" strokecolor="red" strokeweight=".85pt">
                 <w10:wrap anchorx="page" anchory="page"/>
                 <w10:anchorlock/>
               </v:line>
@@ -1287,9 +800,9 @@
               </wp:anchor>
             </w:drawing>
           </mc:Choice>
-          <mc:Fallback xmlns:w16cex="http://schemas.microsoft.com/office/word/2018/wordml/cex" xmlns:w16="http://schemas.microsoft.com/office/word/2018/wordml" xmlns:w16sdtdh="http://schemas.microsoft.com/office/word/2020/wordml/sdtdatahash">
+          <mc:Fallback>
             <w:pict>
-              <v:line w14:anchorId="06CFE4AE" id="Straight Connector 41" o:spid="_x0000_s1026" style="position:absolute;z-index:251699200;visibility:visible;mso-wrap-style:square;mso-wrap-distance-left:9pt;mso-wrap-distance-top:0;mso-wrap-distance-right:9pt;mso-wrap-distance-bottom:0;mso-position-horizontal:absolute;mso-position-horizontal-relative:page;mso-position-vertical:absolute;mso-position-vertical-relative:page" from="430pt,425pt" to="430pt,580pt" o:gfxdata="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" strokecolor="red" strokeweight=".85pt">
+              <v:line w14:anchorId="64B0ED44" id="Straight Connector 41" o:spid="_x0000_s1026" style="position:absolute;z-index:251699200;visibility:visible;mso-wrap-style:square;mso-wrap-distance-left:9pt;mso-wrap-distance-top:0;mso-wrap-distance-right:9pt;mso-wrap-distance-bottom:0;mso-position-horizontal:absolute;mso-position-horizontal-relative:page;mso-position-vertical:absolute;mso-position-vertical-relative:page" from="430pt,425pt" to="430pt,580pt" o:gfxdata="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" strokecolor="red" strokeweight=".85pt">
                 <w10:wrap anchorx="page" anchory="page"/>
                 <w10:anchorlock/>
               </v:line>
@@ -1365,7 +878,7 @@
                                 <w:color w:val="FF0000"/>
                                 <w:sz w:val="14"/>
                               </w:rPr>
-                              <w:t>AUTHORIZED ADMINISTRATOR</w:t>
+                              <w:t>Authorized Admin</w:t>
                             </w:r>
                           </w:p>
                         </w:txbxContent>
@@ -1382,10 +895,9 @@
               </wp:anchor>
             </w:drawing>
           </mc:Choice>
-          <mc:Fallback xmlns:w16cex="http://schemas.microsoft.com/office/word/2018/wordml/cex" xmlns:w16="http://schemas.microsoft.com/office/word/2018/wordml" xmlns:w16sdtdh="http://schemas.microsoft.com/office/word/2020/wordml/sdtdatahash">
+          <mc:Fallback>
             <w:pict>
-              <v:shape w14:anchorId="0E928C28" id="Text Box 40" o:spid="_x0000_s1032" type="#_x0000_t202" style="position:absolute;margin-left:466pt;margin-top:523pt;width:100pt;height:18pt;z-index:251698176;visibility:visible;mso-wrap-style:square;mso-wrap-distance-left:9pt;mso-wrap-distance-top:0;mso-wrap-distance-right:9pt;mso-wrap-distance-bottom:0;mso-position-horizontal:absolute;mso-position-horizontal-relative:page;mso-position-vertical:absolute;mso-position-vertical-relative:page;v-text-anchor:top" o:gfxdata="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" filled="f" stroked="f" strokeweight=".5pt">
-                <v:fill o:detectmouseclick="t"/>
+              <v:shape w14:anchorId="0E928C28" id="Text Box 40" o:spid="_x0000_s1029" type="#_x0000_t202" style="position:absolute;margin-left:466pt;margin-top:523pt;width:100pt;height:18pt;z-index:251698176;visibility:visible;mso-wrap-style:square;mso-wrap-distance-left:9pt;mso-wrap-distance-top:0;mso-wrap-distance-right:9pt;mso-wrap-distance-bottom:0;mso-position-horizontal:absolute;mso-position-horizontal-relative:page;mso-position-vertical:absolute;mso-position-vertical-relative:page;v-text-anchor:top" o:gfxdata="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" filled="f" stroked="f" strokeweight=".5pt">
                 <v:textbox inset="0,0,0,0">
                   <w:txbxContent>
                     <w:p>
@@ -1406,7 +918,7 @@
                           <w:color w:val="FF0000"/>
                           <w:sz w:val="14"/>
                         </w:rPr>
-                        <w:t>AUTHORIZED ADMINISTRATOR</w:t>
+                        <w:t>Authorized Admin</w:t>
                       </w:r>
                     </w:p>
                   </w:txbxContent>
@@ -1479,9 +991,9 @@
               </wp:anchor>
             </w:drawing>
           </mc:Choice>
-          <mc:Fallback xmlns:w16cex="http://schemas.microsoft.com/office/word/2018/wordml/cex" xmlns:w16="http://schemas.microsoft.com/office/word/2018/wordml" xmlns:w16sdtdh="http://schemas.microsoft.com/office/word/2020/wordml/sdtdatahash">
+          <mc:Fallback>
             <w:pict>
-              <v:line w14:anchorId="7BFDBCCE" id="Straight Connector 39" o:spid="_x0000_s1026" style="position:absolute;z-index:251697152;visibility:visible;mso-wrap-style:square;mso-wrap-distance-left:9pt;mso-wrap-distance-top:0;mso-wrap-distance-right:9pt;mso-wrap-distance-bottom:0;mso-position-horizontal:absolute;mso-position-horizontal-relative:page;mso-position-vertical:absolute;mso-position-vertical-relative:page" from="516pt,7in" to="528pt,519pt" o:gfxdata="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" strokeweight="1.4pt">
+              <v:line w14:anchorId="447C0364" id="Straight Connector 39" o:spid="_x0000_s1026" style="position:absolute;z-index:251697152;visibility:visible;mso-wrap-style:square;mso-wrap-distance-left:9pt;mso-wrap-distance-top:0;mso-wrap-distance-right:9pt;mso-wrap-distance-bottom:0;mso-position-horizontal:absolute;mso-position-horizontal-relative:page;mso-position-vertical:absolute;mso-position-vertical-relative:page" from="516pt,7in" to="528pt,519pt" o:gfxdata="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" strokeweight="1.4pt">
                 <w10:wrap anchorx="page" anchory="page"/>
                 <w10:anchorlock/>
               </v:line>
@@ -1550,9 +1062,9 @@
               </wp:anchor>
             </w:drawing>
           </mc:Choice>
-          <mc:Fallback xmlns:w16cex="http://schemas.microsoft.com/office/word/2018/wordml/cex" xmlns:w16="http://schemas.microsoft.com/office/word/2018/wordml" xmlns:w16sdtdh="http://schemas.microsoft.com/office/word/2020/wordml/sdtdatahash">
+          <mc:Fallback>
             <w:pict>
-              <v:line w14:anchorId="10909DC1" id="Straight Connector 38" o:spid="_x0000_s1026" style="position:absolute;flip:x;z-index:251696128;visibility:visible;mso-wrap-style:square;mso-wrap-distance-left:9pt;mso-wrap-distance-top:0;mso-wrap-distance-right:9pt;mso-wrap-distance-bottom:0;mso-position-horizontal:absolute;mso-position-horizontal-relative:page;mso-position-vertical:absolute;mso-position-vertical-relative:page" from="7in,7in" to="516pt,519pt" o:gfxdata="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" strokeweight="1.4pt">
+              <v:line w14:anchorId="582885EC" id="Straight Connector 38" o:spid="_x0000_s1026" style="position:absolute;flip:x;z-index:251696128;visibility:visible;mso-wrap-style:square;mso-wrap-distance-left:9pt;mso-wrap-distance-top:0;mso-wrap-distance-right:9pt;mso-wrap-distance-bottom:0;mso-position-horizontal:absolute;mso-position-horizontal-relative:page;mso-position-vertical:absolute;mso-position-vertical-relative:page" from="7in,7in" to="516pt,519pt" o:gfxdata="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" strokeweight="1.4pt">
                 <w10:wrap anchorx="page" anchory="page"/>
                 <w10:anchorlock/>
               </v:line>
@@ -1621,9 +1133,9 @@
               </wp:anchor>
             </w:drawing>
           </mc:Choice>
-          <mc:Fallback xmlns:w16cex="http://schemas.microsoft.com/office/word/2018/wordml/cex" xmlns:w16="http://schemas.microsoft.com/office/word/2018/wordml" xmlns:w16sdtdh="http://schemas.microsoft.com/office/word/2020/wordml/sdtdatahash">
+          <mc:Fallback>
             <w:pict>
-              <v:line w14:anchorId="08FCF27D" id="Straight Connector 37" o:spid="_x0000_s1026" style="position:absolute;z-index:251695104;visibility:visible;mso-wrap-style:square;mso-wrap-distance-left:9pt;mso-wrap-distance-top:0;mso-wrap-distance-right:9pt;mso-wrap-distance-bottom:0;mso-position-horizontal:absolute;mso-position-horizontal-relative:page;mso-position-vertical:absolute;mso-position-vertical-relative:page" from="499pt,485pt" to="533pt,485pt" o:gfxdata="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" strokeweight="1.4pt">
+              <v:line w14:anchorId="4D0602F7" id="Straight Connector 37" o:spid="_x0000_s1026" style="position:absolute;z-index:251695104;visibility:visible;mso-wrap-style:square;mso-wrap-distance-left:9pt;mso-wrap-distance-top:0;mso-wrap-distance-right:9pt;mso-wrap-distance-bottom:0;mso-position-horizontal:absolute;mso-position-horizontal-relative:page;mso-position-vertical:absolute;mso-position-vertical-relative:page" from="499pt,485pt" to="533pt,485pt" o:gfxdata="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" strokeweight="1.4pt">
                 <w10:wrap anchorx="page" anchory="page"/>
                 <w10:anchorlock/>
               </v:line>
@@ -1702,9 +1214,9 @@
               </wp:anchor>
             </w:drawing>
           </mc:Choice>
-          <mc:Fallback xmlns:w16cex="http://schemas.microsoft.com/office/word/2018/wordml/cex" xmlns:w16="http://schemas.microsoft.com/office/word/2018/wordml" xmlns:w16sdtdh="http://schemas.microsoft.com/office/word/2020/wordml/sdtdatahash">
+          <mc:Fallback>
             <w:pict>
-              <v:roundrect w14:anchorId="5AA70615" id="Rectangle: Rounded Corners 36" o:spid="_x0000_s1026" style="position:absolute;margin-left:506pt;margin-top:477pt;width:20pt;height:28pt;z-index:251694080;visibility:visible;mso-wrap-style:square;mso-wrap-distance-left:9pt;mso-wrap-distance-top:0;mso-wrap-distance-right:9pt;mso-wrap-distance-bottom:0;mso-position-horizontal:absolute;mso-position-horizontal-relative:page;mso-position-vertical:absolute;mso-position-vertical-relative:page;v-text-anchor:middle" arcsize="10923f" o:gfxdata="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" fillcolor="black" strokeweight="2pt">
+              <v:roundrect w14:anchorId="62CA4406" id="Rectangle: Rounded Corners 36" o:spid="_x0000_s1026" style="position:absolute;margin-left:506pt;margin-top:477pt;width:20pt;height:28pt;z-index:251694080;visibility:visible;mso-wrap-style:square;mso-wrap-distance-left:9pt;mso-wrap-distance-top:0;mso-wrap-distance-right:9pt;mso-wrap-distance-bottom:0;mso-position-horizontal:absolute;mso-position-horizontal-relative:page;mso-position-vertical:absolute;mso-position-vertical-relative:page;v-text-anchor:middle" arcsize="10923f" o:gfxdata="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" fillcolor="black" strokeweight="2pt">
                 <w10:wrap anchorx="page" anchory="page"/>
                 <w10:anchorlock/>
               </v:roundrect>
@@ -1783,9 +1295,9 @@
               </wp:anchor>
             </w:drawing>
           </mc:Choice>
-          <mc:Fallback xmlns:w16cex="http://schemas.microsoft.com/office/word/2018/wordml/cex" xmlns:w16="http://schemas.microsoft.com/office/word/2018/wordml" xmlns:w16sdtdh="http://schemas.microsoft.com/office/word/2020/wordml/sdtdatahash">
+          <mc:Fallback>
             <w:pict>
-              <v:oval w14:anchorId="0DFAB4CE" id="Oval 35" o:spid="_x0000_s1026" style="position:absolute;margin-left:508pt;margin-top:458pt;width:16pt;height:16pt;z-index:251693056;visibility:visible;mso-wrap-style:square;mso-wrap-distance-left:9pt;mso-wrap-distance-top:0;mso-wrap-distance-right:9pt;mso-wrap-distance-bottom:0;mso-position-horizontal:absolute;mso-position-horizontal-relative:page;mso-position-vertical:absolute;mso-position-vertical-relative:page;v-text-anchor:middle" o:gfxdata="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" fillcolor="black" strokeweight="2pt">
+              <v:oval w14:anchorId="5CEFE002" id="Oval 35" o:spid="_x0000_s1026" style="position:absolute;margin-left:508pt;margin-top:458pt;width:16pt;height:16pt;z-index:251693056;visibility:visible;mso-wrap-style:square;mso-wrap-distance-left:9pt;mso-wrap-distance-top:0;mso-wrap-distance-right:9pt;mso-wrap-distance-bottom:0;mso-position-horizontal:absolute;mso-position-horizontal-relative:page;mso-position-vertical:absolute;mso-position-vertical-relative:page;v-text-anchor:middle" o:gfxdata="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" fillcolor="black" strokeweight="2pt">
                 <w10:wrap anchorx="page" anchory="page"/>
                 <w10:anchorlock/>
               </v:oval>
@@ -1854,9 +1366,9 @@
               </wp:anchor>
             </w:drawing>
           </mc:Choice>
-          <mc:Fallback xmlns:w16cex="http://schemas.microsoft.com/office/word/2018/wordml/cex" xmlns:w16="http://schemas.microsoft.com/office/word/2018/wordml" xmlns:w16sdtdh="http://schemas.microsoft.com/office/word/2020/wordml/sdtdatahash">
+          <mc:Fallback>
             <w:pict>
-              <v:line w14:anchorId="71DBD1A6" id="Straight Connector 34" o:spid="_x0000_s1026" style="position:absolute;z-index:251692032;visibility:visible;mso-wrap-style:square;mso-wrap-distance-left:9pt;mso-wrap-distance-top:0;mso-wrap-distance-right:9pt;mso-wrap-distance-bottom:0;mso-position-horizontal:absolute;mso-position-horizontal-relative:page;mso-position-vertical:absolute;mso-position-vertical-relative:page" from="87pt,279pt" to="176pt,279pt" o:gfxdata="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" strokecolor="blue" strokeweight=".85pt">
+              <v:line w14:anchorId="49CF2A5E" id="Straight Connector 34" o:spid="_x0000_s1026" style="position:absolute;z-index:251692032;visibility:visible;mso-wrap-style:square;mso-wrap-distance-left:9pt;mso-wrap-distance-top:0;mso-wrap-distance-right:9pt;mso-wrap-distance-bottom:0;mso-position-horizontal:absolute;mso-position-horizontal-relative:page;mso-position-vertical:absolute;mso-position-vertical-relative:page" from="87pt,279pt" to="176pt,279pt" o:gfxdata="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" strokecolor="blue" strokeweight=".85pt">
                 <w10:wrap anchorx="page" anchory="page"/>
                 <w10:anchorlock/>
               </v:line>
@@ -1925,9 +1437,9 @@
               </wp:anchor>
             </w:drawing>
           </mc:Choice>
-          <mc:Fallback xmlns:w16cex="http://schemas.microsoft.com/office/word/2018/wordml/cex" xmlns:w16="http://schemas.microsoft.com/office/word/2018/wordml" xmlns:w16sdtdh="http://schemas.microsoft.com/office/word/2020/wordml/sdtdatahash">
+          <mc:Fallback>
             <w:pict>
-              <v:line w14:anchorId="6F7104DA" id="Straight Connector 33" o:spid="_x0000_s1026" style="position:absolute;z-index:251691008;visibility:visible;mso-wrap-style:square;mso-wrap-distance-left:9pt;mso-wrap-distance-top:0;mso-wrap-distance-right:9pt;mso-wrap-distance-bottom:0;mso-position-horizontal:absolute;mso-position-horizontal-relative:page;mso-position-vertical:absolute;mso-position-vertical-relative:page" from="176pt,382pt" to="218pt,382pt" o:gfxdata="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" strokecolor="blue" strokeweight=".85pt">
+              <v:line w14:anchorId="4D5C817B" id="Straight Connector 33" o:spid="_x0000_s1026" style="position:absolute;z-index:251691008;visibility:visible;mso-wrap-style:square;mso-wrap-distance-left:9pt;mso-wrap-distance-top:0;mso-wrap-distance-right:9pt;mso-wrap-distance-bottom:0;mso-position-horizontal:absolute;mso-position-horizontal-relative:page;mso-position-vertical:absolute;mso-position-vertical-relative:page" from="176pt,382pt" to="218pt,382pt" o:gfxdata="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" strokecolor="blue" strokeweight=".85pt">
                 <w10:wrap anchorx="page" anchory="page"/>
                 <w10:anchorlock/>
               </v:line>
@@ -1996,9 +1508,9 @@
               </wp:anchor>
             </w:drawing>
           </mc:Choice>
-          <mc:Fallback xmlns:w16cex="http://schemas.microsoft.com/office/word/2018/wordml/cex" xmlns:w16="http://schemas.microsoft.com/office/word/2018/wordml" xmlns:w16sdtdh="http://schemas.microsoft.com/office/word/2020/wordml/sdtdatahash">
+          <mc:Fallback>
             <w:pict>
-              <v:line w14:anchorId="1A5F8E24" id="Straight Connector 32" o:spid="_x0000_s1026" style="position:absolute;z-index:251689984;visibility:visible;mso-wrap-style:square;mso-wrap-distance-left:9pt;mso-wrap-distance-top:0;mso-wrap-distance-right:9pt;mso-wrap-distance-bottom:0;mso-position-horizontal:absolute;mso-position-horizontal-relative:page;mso-position-vertical:absolute;mso-position-vertical-relative:page" from="176pt,351pt" to="218pt,351pt" o:gfxdata="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" strokecolor="blue" strokeweight=".85pt">
+              <v:line w14:anchorId="6A6298B9" id="Straight Connector 32" o:spid="_x0000_s1026" style="position:absolute;z-index:251689984;visibility:visible;mso-wrap-style:square;mso-wrap-distance-left:9pt;mso-wrap-distance-top:0;mso-wrap-distance-right:9pt;mso-wrap-distance-bottom:0;mso-position-horizontal:absolute;mso-position-horizontal-relative:page;mso-position-vertical:absolute;mso-position-vertical-relative:page" from="176pt,351pt" to="218pt,351pt" o:gfxdata="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" strokecolor="blue" strokeweight=".85pt">
                 <w10:wrap anchorx="page" anchory="page"/>
                 <w10:anchorlock/>
               </v:line>
@@ -2067,9 +1579,9 @@
               </wp:anchor>
             </w:drawing>
           </mc:Choice>
-          <mc:Fallback xmlns:w16cex="http://schemas.microsoft.com/office/word/2018/wordml/cex" xmlns:w16="http://schemas.microsoft.com/office/word/2018/wordml" xmlns:w16sdtdh="http://schemas.microsoft.com/office/word/2020/wordml/sdtdatahash">
+          <mc:Fallback>
             <w:pict>
-              <v:line w14:anchorId="0E3A7BA6" id="Straight Connector 31" o:spid="_x0000_s1026" style="position:absolute;z-index:251688960;visibility:visible;mso-wrap-style:square;mso-wrap-distance-left:9pt;mso-wrap-distance-top:0;mso-wrap-distance-right:9pt;mso-wrap-distance-bottom:0;mso-position-horizontal:absolute;mso-position-horizontal-relative:page;mso-position-vertical:absolute;mso-position-vertical-relative:page" from="176pt,320pt" to="218pt,320pt" o:gfxdata="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" strokecolor="blue" strokeweight=".85pt">
+              <v:line w14:anchorId="3E35B0C4" id="Straight Connector 31" o:spid="_x0000_s1026" style="position:absolute;z-index:251688960;visibility:visible;mso-wrap-style:square;mso-wrap-distance-left:9pt;mso-wrap-distance-top:0;mso-wrap-distance-right:9pt;mso-wrap-distance-bottom:0;mso-position-horizontal:absolute;mso-position-horizontal-relative:page;mso-position-vertical:absolute;mso-position-vertical-relative:page" from="176pt,320pt" to="218pt,320pt" o:gfxdata="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" strokecolor="blue" strokeweight=".85pt">
                 <w10:wrap anchorx="page" anchory="page"/>
                 <w10:anchorlock/>
               </v:line>
@@ -2138,9 +1650,9 @@
               </wp:anchor>
             </w:drawing>
           </mc:Choice>
-          <mc:Fallback xmlns:w16cex="http://schemas.microsoft.com/office/word/2018/wordml/cex" xmlns:w16="http://schemas.microsoft.com/office/word/2018/wordml" xmlns:w16sdtdh="http://schemas.microsoft.com/office/word/2020/wordml/sdtdatahash">
+          <mc:Fallback>
             <w:pict>
-              <v:line w14:anchorId="5D683A63" id="Straight Connector 30" o:spid="_x0000_s1026" style="position:absolute;z-index:251687936;visibility:visible;mso-wrap-style:square;mso-wrap-distance-left:9pt;mso-wrap-distance-top:0;mso-wrap-distance-right:9pt;mso-wrap-distance-bottom:0;mso-position-horizontal:absolute;mso-position-horizontal-relative:page;mso-position-vertical:absolute;mso-position-vertical-relative:page" from="176pt,258pt" to="218pt,258pt" o:gfxdata="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" strokecolor="blue" strokeweight=".85pt">
+              <v:line w14:anchorId="4878ACCA" id="Straight Connector 30" o:spid="_x0000_s1026" style="position:absolute;z-index:251687936;visibility:visible;mso-wrap-style:square;mso-wrap-distance-left:9pt;mso-wrap-distance-top:0;mso-wrap-distance-right:9pt;mso-wrap-distance-bottom:0;mso-position-horizontal:absolute;mso-position-horizontal-relative:page;mso-position-vertical:absolute;mso-position-vertical-relative:page" from="176pt,258pt" to="218pt,258pt" o:gfxdata="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" strokecolor="blue" strokeweight=".85pt">
                 <w10:wrap anchorx="page" anchory="page"/>
                 <w10:anchorlock/>
               </v:line>
@@ -2209,9 +1721,9 @@
               </wp:anchor>
             </w:drawing>
           </mc:Choice>
-          <mc:Fallback xmlns:w16cex="http://schemas.microsoft.com/office/word/2018/wordml/cex" xmlns:w16="http://schemas.microsoft.com/office/word/2018/wordml" xmlns:w16sdtdh="http://schemas.microsoft.com/office/word/2020/wordml/sdtdatahash">
+          <mc:Fallback>
             <w:pict>
-              <v:line w14:anchorId="65FA2B46" id="Straight Connector 29" o:spid="_x0000_s1026" style="position:absolute;z-index:251686912;visibility:visible;mso-wrap-style:square;mso-wrap-distance-left:9pt;mso-wrap-distance-top:0;mso-wrap-distance-right:9pt;mso-wrap-distance-bottom:0;mso-position-horizontal:absolute;mso-position-horizontal-relative:page;mso-position-vertical:absolute;mso-position-vertical-relative:page" from="176pt,227pt" to="218pt,227pt" o:gfxdata="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" strokecolor="blue" strokeweight=".85pt">
+              <v:line w14:anchorId="4C8623B9" id="Straight Connector 29" o:spid="_x0000_s1026" style="position:absolute;z-index:251686912;visibility:visible;mso-wrap-style:square;mso-wrap-distance-left:9pt;mso-wrap-distance-top:0;mso-wrap-distance-right:9pt;mso-wrap-distance-bottom:0;mso-position-horizontal:absolute;mso-position-horizontal-relative:page;mso-position-vertical:absolute;mso-position-vertical-relative:page" from="176pt,227pt" to="218pt,227pt" o:gfxdata="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" strokecolor="blue" strokeweight=".85pt">
                 <w10:wrap anchorx="page" anchory="page"/>
                 <w10:anchorlock/>
               </v:line>
@@ -2280,9 +1792,9 @@
               </wp:anchor>
             </w:drawing>
           </mc:Choice>
-          <mc:Fallback xmlns:w16cex="http://schemas.microsoft.com/office/word/2018/wordml/cex" xmlns:w16="http://schemas.microsoft.com/office/word/2018/wordml" xmlns:w16sdtdh="http://schemas.microsoft.com/office/word/2020/wordml/sdtdatahash">
+          <mc:Fallback>
             <w:pict>
-              <v:line w14:anchorId="2AEA52F1" id="Straight Connector 28" o:spid="_x0000_s1026" style="position:absolute;z-index:251685888;visibility:visible;mso-wrap-style:square;mso-wrap-distance-left:9pt;mso-wrap-distance-top:0;mso-wrap-distance-right:9pt;mso-wrap-distance-bottom:0;mso-position-horizontal:absolute;mso-position-horizontal-relative:page;mso-position-vertical:absolute;mso-position-vertical-relative:page" from="176pt,196pt" to="218pt,196pt" o:gfxdata="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" strokecolor="blue" strokeweight=".85pt">
+              <v:line w14:anchorId="41694803" id="Straight Connector 28" o:spid="_x0000_s1026" style="position:absolute;z-index:251685888;visibility:visible;mso-wrap-style:square;mso-wrap-distance-left:9pt;mso-wrap-distance-top:0;mso-wrap-distance-right:9pt;mso-wrap-distance-bottom:0;mso-position-horizontal:absolute;mso-position-horizontal-relative:page;mso-position-vertical:absolute;mso-position-vertical-relative:page" from="176pt,196pt" to="218pt,196pt" o:gfxdata="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" strokecolor="blue" strokeweight=".85pt">
                 <w10:wrap anchorx="page" anchory="page"/>
                 <w10:anchorlock/>
               </v:line>
@@ -2351,9 +1863,9 @@
               </wp:anchor>
             </w:drawing>
           </mc:Choice>
-          <mc:Fallback xmlns:w16cex="http://schemas.microsoft.com/office/word/2018/wordml/cex" xmlns:w16="http://schemas.microsoft.com/office/word/2018/wordml" xmlns:w16sdtdh="http://schemas.microsoft.com/office/word/2020/wordml/sdtdatahash">
+          <mc:Fallback>
             <w:pict>
-              <v:line w14:anchorId="0A216DF0" id="Straight Connector 27" o:spid="_x0000_s1026" style="position:absolute;z-index:251684864;visibility:visible;mso-wrap-style:square;mso-wrap-distance-left:9pt;mso-wrap-distance-top:0;mso-wrap-distance-right:9pt;mso-wrap-distance-bottom:0;mso-position-horizontal:absolute;mso-position-horizontal-relative:page;mso-position-vertical:absolute;mso-position-vertical-relative:page" from="176pt,165pt" to="218pt,165pt" o:gfxdata="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" strokecolor="blue" strokeweight=".85pt">
+              <v:line w14:anchorId="036EAC19" id="Straight Connector 27" o:spid="_x0000_s1026" style="position:absolute;z-index:251684864;visibility:visible;mso-wrap-style:square;mso-wrap-distance-left:9pt;mso-wrap-distance-top:0;mso-wrap-distance-right:9pt;mso-wrap-distance-bottom:0;mso-position-horizontal:absolute;mso-position-horizontal-relative:page;mso-position-vertical:absolute;mso-position-vertical-relative:page" from="176pt,165pt" to="218pt,165pt" o:gfxdata="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" strokecolor="blue" strokeweight=".85pt">
                 <w10:wrap anchorx="page" anchory="page"/>
                 <w10:anchorlock/>
               </v:line>
@@ -2422,9 +1934,9 @@
               </wp:anchor>
             </w:drawing>
           </mc:Choice>
-          <mc:Fallback xmlns:w16cex="http://schemas.microsoft.com/office/word/2018/wordml/cex" xmlns:w16="http://schemas.microsoft.com/office/word/2018/wordml" xmlns:w16sdtdh="http://schemas.microsoft.com/office/word/2020/wordml/sdtdatahash">
+          <mc:Fallback>
             <w:pict>
-              <v:line w14:anchorId="6DC00C58" id="Straight Connector 26" o:spid="_x0000_s1026" style="position:absolute;z-index:251683840;visibility:visible;mso-wrap-style:square;mso-wrap-distance-left:9pt;mso-wrap-distance-top:0;mso-wrap-distance-right:9pt;mso-wrap-distance-bottom:0;mso-position-horizontal:absolute;mso-position-horizontal-relative:page;mso-position-vertical:absolute;mso-position-vertical-relative:page" from="176pt,134pt" to="218pt,134pt" o:gfxdata="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" strokecolor="blue" strokeweight=".85pt">
+              <v:line w14:anchorId="75744C8B" id="Straight Connector 26" o:spid="_x0000_s1026" style="position:absolute;z-index:251683840;visibility:visible;mso-wrap-style:square;mso-wrap-distance-left:9pt;mso-wrap-distance-top:0;mso-wrap-distance-right:9pt;mso-wrap-distance-bottom:0;mso-position-horizontal:absolute;mso-position-horizontal-relative:page;mso-position-vertical:absolute;mso-position-vertical-relative:page" from="176pt,134pt" to="218pt,134pt" o:gfxdata="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" strokecolor="blue" strokeweight=".85pt">
                 <w10:wrap anchorx="page" anchory="page"/>
                 <w10:anchorlock/>
               </v:line>
@@ -2493,9 +2005,9 @@
               </wp:anchor>
             </w:drawing>
           </mc:Choice>
-          <mc:Fallback xmlns:w16cex="http://schemas.microsoft.com/office/word/2018/wordml/cex" xmlns:w16="http://schemas.microsoft.com/office/word/2018/wordml" xmlns:w16sdtdh="http://schemas.microsoft.com/office/word/2020/wordml/sdtdatahash">
+          <mc:Fallback>
             <w:pict>
-              <v:line w14:anchorId="77F95457" id="Straight Connector 25" o:spid="_x0000_s1026" style="position:absolute;z-index:251682816;visibility:visible;mso-wrap-style:square;mso-wrap-distance-left:9pt;mso-wrap-distance-top:0;mso-wrap-distance-right:9pt;mso-wrap-distance-bottom:0;mso-position-horizontal:absolute;mso-position-horizontal-relative:page;mso-position-vertical:absolute;mso-position-vertical-relative:page" from="176pt,134pt" to="176pt,382pt" o:gfxdata="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" strokecolor="blue" strokeweight=".85pt">
+              <v:line w14:anchorId="4546226F" id="Straight Connector 25" o:spid="_x0000_s1026" style="position:absolute;z-index:251682816;visibility:visible;mso-wrap-style:square;mso-wrap-distance-left:9pt;mso-wrap-distance-top:0;mso-wrap-distance-right:9pt;mso-wrap-distance-bottom:0;mso-position-horizontal:absolute;mso-position-horizontal-relative:page;mso-position-vertical:absolute;mso-position-vertical-relative:page" from="176pt,134pt" to="176pt,382pt" o:gfxdata="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" strokecolor="blue" strokeweight=".85pt">
                 <w10:wrap anchorx="page" anchory="page"/>
                 <w10:anchorlock/>
               </v:line>
@@ -2571,7 +2083,7 @@
                                 <w:color w:val="0000FF"/>
                                 <w:sz w:val="14"/>
                               </w:rPr>
-                              <w:t>RESIDENT</w:t>
+                              <w:t>Resident</w:t>
                             </w:r>
                           </w:p>
                         </w:txbxContent>
@@ -2588,10 +2100,9 @@
               </wp:anchor>
             </w:drawing>
           </mc:Choice>
-          <mc:Fallback xmlns:w16cex="http://schemas.microsoft.com/office/word/2018/wordml/cex" xmlns:w16="http://schemas.microsoft.com/office/word/2018/wordml" xmlns:w16sdtdh="http://schemas.microsoft.com/office/word/2020/wordml/sdtdatahash">
+          <mc:Fallback>
             <w:pict>
-              <v:shape w14:anchorId="14BE6260" id="Text Box 24" o:spid="_x0000_s1033" type="#_x0000_t202" style="position:absolute;margin-left:20pt;margin-top:317pt;width:100pt;height:18pt;z-index:251681792;visibility:visible;mso-wrap-style:square;mso-wrap-distance-left:9pt;mso-wrap-distance-top:0;mso-wrap-distance-right:9pt;mso-wrap-distance-bottom:0;mso-position-horizontal:absolute;mso-position-horizontal-relative:page;mso-position-vertical:absolute;mso-position-vertical-relative:page;v-text-anchor:top" o:gfxdata="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" filled="f" stroked="f" strokeweight=".5pt">
-                <v:fill o:detectmouseclick="t"/>
+              <v:shape w14:anchorId="14BE6260" id="Text Box 24" o:spid="_x0000_s1030" type="#_x0000_t202" style="position:absolute;margin-left:20pt;margin-top:317pt;width:100pt;height:18pt;z-index:251681792;visibility:visible;mso-wrap-style:square;mso-wrap-distance-left:9pt;mso-wrap-distance-top:0;mso-wrap-distance-right:9pt;mso-wrap-distance-bottom:0;mso-position-horizontal:absolute;mso-position-horizontal-relative:page;mso-position-vertical:absolute;mso-position-vertical-relative:page;v-text-anchor:top" o:gfxdata="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" filled="f" stroked="f" strokeweight=".5pt">
                 <v:textbox inset="0,0,0,0">
                   <w:txbxContent>
                     <w:p>
@@ -2612,7 +2123,7 @@
                           <w:color w:val="0000FF"/>
                           <w:sz w:val="14"/>
                         </w:rPr>
-                        <w:t>RESIDENT</w:t>
+                        <w:t>Resident</w:t>
                       </w:r>
                     </w:p>
                   </w:txbxContent>
@@ -2685,9 +2196,9 @@
               </wp:anchor>
             </w:drawing>
           </mc:Choice>
-          <mc:Fallback xmlns:w16cex="http://schemas.microsoft.com/office/word/2018/wordml/cex" xmlns:w16="http://schemas.microsoft.com/office/word/2018/wordml" xmlns:w16sdtdh="http://schemas.microsoft.com/office/word/2020/wordml/sdtdatahash">
+          <mc:Fallback>
             <w:pict>
-              <v:line w14:anchorId="7929C6E5" id="Straight Connector 23" o:spid="_x0000_s1026" style="position:absolute;z-index:251680768;visibility:visible;mso-wrap-style:square;mso-wrap-distance-left:9pt;mso-wrap-distance-top:0;mso-wrap-distance-right:9pt;mso-wrap-distance-bottom:0;mso-position-horizontal:absolute;mso-position-horizontal-relative:page;mso-position-vertical:absolute;mso-position-vertical-relative:page" from="70pt,298pt" to="82pt,313pt" o:gfxdata="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" strokeweight="1.4pt">
+              <v:line w14:anchorId="4C1E28B0" id="Straight Connector 23" o:spid="_x0000_s1026" style="position:absolute;z-index:251680768;visibility:visible;mso-wrap-style:square;mso-wrap-distance-left:9pt;mso-wrap-distance-top:0;mso-wrap-distance-right:9pt;mso-wrap-distance-bottom:0;mso-position-horizontal:absolute;mso-position-horizontal-relative:page;mso-position-vertical:absolute;mso-position-vertical-relative:page" from="70pt,298pt" to="82pt,313pt" o:gfxdata="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" strokeweight="1.4pt">
                 <w10:wrap anchorx="page" anchory="page"/>
                 <w10:anchorlock/>
               </v:line>
@@ -2756,9 +2267,9 @@
               </wp:anchor>
             </w:drawing>
           </mc:Choice>
-          <mc:Fallback xmlns:w16cex="http://schemas.microsoft.com/office/word/2018/wordml/cex" xmlns:w16="http://schemas.microsoft.com/office/word/2018/wordml" xmlns:w16sdtdh="http://schemas.microsoft.com/office/word/2020/wordml/sdtdatahash">
+          <mc:Fallback>
             <w:pict>
-              <v:line w14:anchorId="2EF556C6" id="Straight Connector 22" o:spid="_x0000_s1026" style="position:absolute;flip:x;z-index:251679744;visibility:visible;mso-wrap-style:square;mso-wrap-distance-left:9pt;mso-wrap-distance-top:0;mso-wrap-distance-right:9pt;mso-wrap-distance-bottom:0;mso-position-horizontal:absolute;mso-position-horizontal-relative:page;mso-position-vertical:absolute;mso-position-vertical-relative:page" from="58pt,298pt" to="70pt,313pt" o:gfxdata="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" strokeweight="1.4pt">
+              <v:line w14:anchorId="2734D2B3" id="Straight Connector 22" o:spid="_x0000_s1026" style="position:absolute;flip:x;z-index:251679744;visibility:visible;mso-wrap-style:square;mso-wrap-distance-left:9pt;mso-wrap-distance-top:0;mso-wrap-distance-right:9pt;mso-wrap-distance-bottom:0;mso-position-horizontal:absolute;mso-position-horizontal-relative:page;mso-position-vertical:absolute;mso-position-vertical-relative:page" from="58pt,298pt" to="70pt,313pt" o:gfxdata="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" strokeweight="1.4pt">
                 <w10:wrap anchorx="page" anchory="page"/>
                 <w10:anchorlock/>
               </v:line>
@@ -2827,9 +2338,9 @@
               </wp:anchor>
             </w:drawing>
           </mc:Choice>
-          <mc:Fallback xmlns:w16cex="http://schemas.microsoft.com/office/word/2018/wordml/cex" xmlns:w16="http://schemas.microsoft.com/office/word/2018/wordml" xmlns:w16sdtdh="http://schemas.microsoft.com/office/word/2020/wordml/sdtdatahash">
+          <mc:Fallback>
             <w:pict>
-              <v:line w14:anchorId="11B92BBD" id="Straight Connector 21" o:spid="_x0000_s1026" style="position:absolute;z-index:251678720;visibility:visible;mso-wrap-style:square;mso-wrap-distance-left:9pt;mso-wrap-distance-top:0;mso-wrap-distance-right:9pt;mso-wrap-distance-bottom:0;mso-position-horizontal:absolute;mso-position-horizontal-relative:page;mso-position-vertical:absolute;mso-position-vertical-relative:page" from="53pt,279pt" to="87pt,279pt" o:gfxdata="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" strokeweight="1.4pt">
+              <v:line w14:anchorId="3231B93B" id="Straight Connector 21" o:spid="_x0000_s1026" style="position:absolute;z-index:251678720;visibility:visible;mso-wrap-style:square;mso-wrap-distance-left:9pt;mso-wrap-distance-top:0;mso-wrap-distance-right:9pt;mso-wrap-distance-bottom:0;mso-position-horizontal:absolute;mso-position-horizontal-relative:page;mso-position-vertical:absolute;mso-position-vertical-relative:page" from="53pt,279pt" to="87pt,279pt" o:gfxdata="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" strokeweight="1.4pt">
                 <w10:wrap anchorx="page" anchory="page"/>
                 <w10:anchorlock/>
               </v:line>
@@ -2908,9 +2419,9 @@
               </wp:anchor>
             </w:drawing>
           </mc:Choice>
-          <mc:Fallback xmlns:w16cex="http://schemas.microsoft.com/office/word/2018/wordml/cex" xmlns:w16="http://schemas.microsoft.com/office/word/2018/wordml" xmlns:w16sdtdh="http://schemas.microsoft.com/office/word/2020/wordml/sdtdatahash">
+          <mc:Fallback>
             <w:pict>
-              <v:roundrect w14:anchorId="79F6E6EB" id="Rectangle: Rounded Corners 20" o:spid="_x0000_s1026" style="position:absolute;margin-left:60pt;margin-top:271pt;width:20pt;height:28pt;z-index:251677696;visibility:visible;mso-wrap-style:square;mso-wrap-distance-left:9pt;mso-wrap-distance-top:0;mso-wrap-distance-right:9pt;mso-wrap-distance-bottom:0;mso-position-horizontal:absolute;mso-position-horizontal-relative:page;mso-position-vertical:absolute;mso-position-vertical-relative:page;v-text-anchor:middle" arcsize="10923f" o:gfxdata="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" fillcolor="black" strokeweight="2pt">
+              <v:roundrect w14:anchorId="47A70986" id="Rectangle: Rounded Corners 20" o:spid="_x0000_s1026" style="position:absolute;margin-left:60pt;margin-top:271pt;width:20pt;height:28pt;z-index:251677696;visibility:visible;mso-wrap-style:square;mso-wrap-distance-left:9pt;mso-wrap-distance-top:0;mso-wrap-distance-right:9pt;mso-wrap-distance-bottom:0;mso-position-horizontal:absolute;mso-position-horizontal-relative:page;mso-position-vertical:absolute;mso-position-vertical-relative:page;v-text-anchor:middle" arcsize="10923f" o:gfxdata="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" fillcolor="black" strokeweight="2pt">
                 <w10:wrap anchorx="page" anchory="page"/>
                 <w10:anchorlock/>
               </v:roundrect>
@@ -2989,9 +2500,9 @@
               </wp:anchor>
             </w:drawing>
           </mc:Choice>
-          <mc:Fallback xmlns:w16cex="http://schemas.microsoft.com/office/word/2018/wordml/cex" xmlns:w16="http://schemas.microsoft.com/office/word/2018/wordml" xmlns:w16sdtdh="http://schemas.microsoft.com/office/word/2020/wordml/sdtdatahash">
+          <mc:Fallback>
             <w:pict>
-              <v:oval w14:anchorId="67E87798" id="Oval 19" o:spid="_x0000_s1026" style="position:absolute;margin-left:62pt;margin-top:252pt;width:16pt;height:16pt;z-index:251676672;visibility:visible;mso-wrap-style:square;mso-wrap-distance-left:9pt;mso-wrap-distance-top:0;mso-wrap-distance-right:9pt;mso-wrap-distance-bottom:0;mso-position-horizontal:absolute;mso-position-horizontal-relative:page;mso-position-vertical:absolute;mso-position-vertical-relative:page;v-text-anchor:middle" o:gfxdata="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" fillcolor="black" strokeweight="2pt">
+              <v:oval w14:anchorId="2AFB3052" id="Oval 19" o:spid="_x0000_s1026" style="position:absolute;margin-left:62pt;margin-top:252pt;width:16pt;height:16pt;z-index:251676672;visibility:visible;mso-wrap-style:square;mso-wrap-distance-left:9pt;mso-wrap-distance-top:0;mso-wrap-distance-right:9pt;mso-wrap-distance-bottom:0;mso-position-horizontal:absolute;mso-position-horizontal-relative:page;mso-position-vertical:absolute;mso-position-vertical-relative:page;v-text-anchor:middle" o:gfxdata="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" fillcolor="black" strokeweight="2pt">
                 <w10:wrap anchorx="page" anchory="page"/>
                 <w10:anchorlock/>
               </v:oval>
@@ -3093,9 +2604,9 @@
               </wp:anchor>
             </w:drawing>
           </mc:Choice>
-          <mc:Fallback xmlns:w16cex="http://schemas.microsoft.com/office/word/2018/wordml/cex" xmlns:w16="http://schemas.microsoft.com/office/word/2018/wordml" xmlns:w16sdtdh="http://schemas.microsoft.com/office/word/2020/wordml/sdtdatahash">
+          <mc:Fallback>
             <w:pict>
-              <v:oval w14:anchorId="1B584C89" id="Oval 18" o:spid="_x0000_s1034" style="position:absolute;margin-left:218pt;margin-top:568pt;width:164pt;height:24pt;z-index:251675648;visibility:visible;mso-wrap-style:square;mso-wrap-distance-left:9pt;mso-wrap-distance-top:0;mso-wrap-distance-right:9pt;mso-wrap-distance-bottom:0;mso-position-horizontal:absolute;mso-position-horizontal-relative:page;mso-position-vertical:absolute;mso-position-vertical-relative:page;v-text-anchor:middle" o:gfxdata="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" strokecolor="gray">
+              <v:oval w14:anchorId="1B584C89" id="Oval 18" o:spid="_x0000_s1031" style="position:absolute;margin-left:218pt;margin-top:568pt;width:164pt;height:24pt;z-index:251675648;visibility:visible;mso-wrap-style:square;mso-wrap-distance-left:9pt;mso-wrap-distance-top:0;mso-wrap-distance-right:9pt;mso-wrap-distance-bottom:0;mso-position-horizontal:absolute;mso-position-horizontal-relative:page;mso-position-vertical:absolute;mso-position-vertical-relative:page;v-text-anchor:middle" o:gfxdata="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" strokecolor="gray">
                 <v:textbox inset="5pt,.5pt,5pt,.5pt">
                   <w:txbxContent>
                     <w:p>
@@ -3982,9 +3493,9 @@
               </wp:anchor>
             </w:drawing>
           </mc:Choice>
-          <mc:Fallback xmlns:w16cex="http://schemas.microsoft.com/office/word/2018/wordml/cex" xmlns:w16="http://schemas.microsoft.com/office/word/2018/wordml" xmlns:w16sdtdh="http://schemas.microsoft.com/office/word/2020/wordml/sdtdatahash">
+          <mc:Fallback>
             <w:pict>
-              <v:oval w14:anchorId="3D473939" id="Oval 11" o:spid="_x0000_s1041" style="position:absolute;margin-left:218pt;margin-top:339pt;width:164pt;height:24pt;z-index:251668480;visibility:visible;mso-wrap-style:square;mso-wrap-distance-left:9pt;mso-wrap-distance-top:0;mso-wrap-distance-right:9pt;mso-wrap-distance-bottom:0;mso-position-horizontal:absolute;mso-position-horizontal-relative:page;mso-position-vertical:absolute;mso-position-vertical-relative:page;v-text-anchor:middle" o:gfxdata="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" strokecolor="gray">
+              <v:oval w14:anchorId="3D473939" id="Oval 11" o:spid="_x0000_s1038" style="position:absolute;margin-left:218pt;margin-top:339pt;width:164pt;height:24pt;z-index:251668480;visibility:visible;mso-wrap-style:square;mso-wrap-distance-left:9pt;mso-wrap-distance-top:0;mso-wrap-distance-right:9pt;mso-wrap-distance-bottom:0;mso-position-horizontal:absolute;mso-position-horizontal-relative:page;mso-position-vertical:absolute;mso-position-vertical-relative:page;v-text-anchor:middle" o:gfxdata="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" strokecolor="gray">
                 <v:textbox inset="5pt,.5pt,5pt,.5pt">
                   <w:txbxContent>
                     <w:p>
@@ -4109,9 +3620,9 @@
               </wp:anchor>
             </w:drawing>
           </mc:Choice>
-          <mc:Fallback xmlns:w16cex="http://schemas.microsoft.com/office/word/2018/wordml/cex" xmlns:w16="http://schemas.microsoft.com/office/word/2018/wordml" xmlns:w16sdtdh="http://schemas.microsoft.com/office/word/2020/wordml/sdtdatahash">
+          <mc:Fallback>
             <w:pict>
-              <v:oval w14:anchorId="7566E220" id="Oval 10" o:spid="_x0000_s1042" style="position:absolute;margin-left:218pt;margin-top:308pt;width:164pt;height:24pt;z-index:251667456;visibility:visible;mso-wrap-style:square;mso-wrap-distance-left:9pt;mso-wrap-distance-top:0;mso-wrap-distance-right:9pt;mso-wrap-distance-bottom:0;mso-position-horizontal:absolute;mso-position-horizontal-relative:page;mso-position-vertical:absolute;mso-position-vertical-relative:page;v-text-anchor:middle" o:gfxdata="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" strokecolor="gray">
+              <v:oval w14:anchorId="7566E220" id="Oval 10" o:spid="_x0000_s1039" style="position:absolute;margin-left:218pt;margin-top:308pt;width:164pt;height:24pt;z-index:251667456;visibility:visible;mso-wrap-style:square;mso-wrap-distance-left:9pt;mso-wrap-distance-top:0;mso-wrap-distance-right:9pt;mso-wrap-distance-bottom:0;mso-position-horizontal:absolute;mso-position-horizontal-relative:page;mso-position-vertical:absolute;mso-position-vertical-relative:page;v-text-anchor:middle" o:gfxdata="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" strokecolor="gray">
                 <v:textbox inset="5pt,.5pt,5pt,.5pt">
                   <w:txbxContent>
                     <w:p>
@@ -4617,9 +4128,9 @@
               </wp:anchor>
             </w:drawing>
           </mc:Choice>
-          <mc:Fallback xmlns:w16cex="http://schemas.microsoft.com/office/word/2018/wordml/cex" xmlns:w16="http://schemas.microsoft.com/office/word/2018/wordml" xmlns:w16sdtdh="http://schemas.microsoft.com/office/word/2020/wordml/sdtdatahash">
+          <mc:Fallback>
             <w:pict>
-              <v:oval w14:anchorId="3910F6A6" id="Oval 6" o:spid="_x0000_s1046" style="position:absolute;margin-left:218pt;margin-top:184pt;width:164pt;height:24pt;z-index:251663360;visibility:visible;mso-wrap-style:square;mso-wrap-distance-left:9pt;mso-wrap-distance-top:0;mso-wrap-distance-right:9pt;mso-wrap-distance-bottom:0;mso-position-horizontal:absolute;mso-position-horizontal-relative:page;mso-position-vertical:absolute;mso-position-vertical-relative:page;v-text-anchor:middle" o:gfxdata="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" strokecolor="gray">
+              <v:oval w14:anchorId="3910F6A6" id="Oval 6" o:spid="_x0000_s1043" style="position:absolute;margin-left:218pt;margin-top:184pt;width:164pt;height:24pt;z-index:251663360;visibility:visible;mso-wrap-style:square;mso-wrap-distance-left:9pt;mso-wrap-distance-top:0;mso-wrap-distance-right:9pt;mso-wrap-distance-bottom:0;mso-position-horizontal:absolute;mso-position-horizontal-relative:page;mso-position-vertical:absolute;mso-position-vertical-relative:page;v-text-anchor:middle" o:gfxdata="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" strokecolor="gray">
                 <v:textbox inset="5pt,.5pt,5pt,.5pt">
                   <w:txbxContent>
                     <w:p>
@@ -4744,9 +4255,9 @@
               </wp:anchor>
             </w:drawing>
           </mc:Choice>
-          <mc:Fallback xmlns:w16cex="http://schemas.microsoft.com/office/word/2018/wordml/cex" xmlns:w16="http://schemas.microsoft.com/office/word/2018/wordml" xmlns:w16sdtdh="http://schemas.microsoft.com/office/word/2020/wordml/sdtdatahash">
+          <mc:Fallback>
             <w:pict>
-              <v:oval w14:anchorId="0518399B" id="Oval 5" o:spid="_x0000_s1047" style="position:absolute;margin-left:218pt;margin-top:153pt;width:164pt;height:24pt;z-index:251662336;visibility:visible;mso-wrap-style:square;mso-wrap-distance-left:9pt;mso-wrap-distance-top:0;mso-wrap-distance-right:9pt;mso-wrap-distance-bottom:0;mso-position-horizontal:absolute;mso-position-horizontal-relative:page;mso-position-vertical:absolute;mso-position-vertical-relative:page;v-text-anchor:middle" o:gfxdata="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" strokecolor="gray">
+              <v:oval w14:anchorId="0518399B" id="Oval 5" o:spid="_x0000_s1044" style="position:absolute;margin-left:218pt;margin-top:153pt;width:164pt;height:24pt;z-index:251662336;visibility:visible;mso-wrap-style:square;mso-wrap-distance-left:9pt;mso-wrap-distance-top:0;mso-wrap-distance-right:9pt;mso-wrap-distance-bottom:0;mso-position-horizontal:absolute;mso-position-horizontal-relative:page;mso-position-vertical:absolute;mso-position-vertical-relative:page;v-text-anchor:middle" o:gfxdata="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" strokecolor="gray">
                 <v:textbox inset="5pt,.5pt,5pt,.5pt">
                   <w:txbxContent>
                     <w:p>
@@ -4871,9 +4382,9 @@
               </wp:anchor>
             </w:drawing>
           </mc:Choice>
-          <mc:Fallback xmlns:w16cex="http://schemas.microsoft.com/office/word/2018/wordml/cex" xmlns:w16="http://schemas.microsoft.com/office/word/2018/wordml" xmlns:w16sdtdh="http://schemas.microsoft.com/office/word/2020/wordml/sdtdatahash">
+          <mc:Fallback>
             <w:pict>
-              <v:oval w14:anchorId="4CF85A0C" id="Oval 4" o:spid="_x0000_s1048" style="position:absolute;margin-left:218pt;margin-top:122pt;width:164pt;height:24pt;z-index:251661312;visibility:visible;mso-wrap-style:square;mso-wrap-distance-left:9pt;mso-wrap-distance-top:0;mso-wrap-distance-right:9pt;mso-wrap-distance-bottom:0;mso-position-horizontal:absolute;mso-position-horizontal-relative:page;mso-position-vertical:absolute;mso-position-vertical-relative:page;v-text-anchor:middle" o:gfxdata="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" strokecolor="gray">
+              <v:oval w14:anchorId="4CF85A0C" id="Oval 4" o:spid="_x0000_s1045" style="position:absolute;margin-left:218pt;margin-top:122pt;width:164pt;height:24pt;z-index:251661312;visibility:visible;mso-wrap-style:square;mso-wrap-distance-left:9pt;mso-wrap-distance-top:0;mso-wrap-distance-right:9pt;mso-wrap-distance-bottom:0;mso-position-horizontal:absolute;mso-position-horizontal-relative:page;mso-position-vertical:absolute;mso-position-vertical-relative:page;v-text-anchor:middle" o:gfxdata="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" strokecolor="gray">
                 <v:textbox inset="5pt,.5pt,5pt,.5pt">
                   <w:txbxContent>
                     <w:p>
@@ -5052,10 +4563,9 @@
               </wp:anchor>
             </w:drawing>
           </mc:Choice>
-          <mc:Fallback xmlns:w16cex="http://schemas.microsoft.com/office/word/2018/wordml/cex" xmlns:w16="http://schemas.microsoft.com/office/word/2018/wordml" xmlns:w16sdtdh="http://schemas.microsoft.com/office/word/2020/wordml/sdtdatahash">
+          <mc:Fallback>
             <w:pict>
-              <v:shape w14:anchorId="179796BE" id="Text Box 3" o:spid="_x0000_s1049" type="#_x0000_t202" style="position:absolute;margin-left:209pt;margin-top:76pt;width:182pt;height:42pt;z-index:251660288;visibility:visible;mso-wrap-style:square;mso-wrap-distance-left:9pt;mso-wrap-distance-top:0;mso-wrap-distance-right:9pt;mso-wrap-distance-bottom:0;mso-position-horizontal:absolute;mso-position-horizontal-relative:page;mso-position-vertical:absolute;mso-position-vertical-relative:page;v-text-anchor:top" o:gfxdata="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" filled="f" stroked="f" strokeweight=".5pt">
-                <v:fill o:detectmouseclick="t"/>
+              <v:shape w14:anchorId="179796BE" id="Text Box 3" o:spid="_x0000_s1046" type="#_x0000_t202" style="position:absolute;margin-left:209pt;margin-top:76pt;width:182pt;height:42pt;z-index:251660288;visibility:visible;mso-wrap-style:square;mso-wrap-distance-left:9pt;mso-wrap-distance-top:0;mso-wrap-distance-right:9pt;mso-wrap-distance-bottom:0;mso-position-horizontal:absolute;mso-position-horizontal-relative:page;mso-position-vertical:absolute;mso-position-vertical-relative:page;v-text-anchor:top" o:gfxdata="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" filled="f" stroked="f" strokeweight=".5pt">
                 <v:textbox inset="0,0,0,0">
                   <w:txbxContent>
                     <w:p>
@@ -5224,9 +4734,9 @@
               </wp:anchor>
             </w:drawing>
           </mc:Choice>
-          <mc:Fallback xmlns:w16cex="http://schemas.microsoft.com/office/word/2018/wordml/cex" xmlns:w16="http://schemas.microsoft.com/office/word/2018/wordml" xmlns:w16sdtdh="http://schemas.microsoft.com/office/word/2020/wordml/sdtdatahash">
+          <mc:Fallback>
             <w:pict>
-              <v:rect w14:anchorId="30E9EE02" id="Rectangle 2" o:spid="_x0000_s1026" style="position:absolute;margin-left:200pt;margin-top:70pt;width:200pt;height:555pt;z-index:251658239;visibility:visible;mso-wrap-style:square;mso-wrap-distance-left:9pt;mso-wrap-distance-top:0;mso-wrap-distance-right:9pt;mso-wrap-distance-bottom:0;mso-position-horizontal:absolute;mso-position-horizontal-relative:page;mso-position-vertical:absolute;mso-position-vertical-relative:page;v-text-anchor:middle" o:gfxdata="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" fillcolor="#ccc" strokecolor="#404040" strokeweight="1pt">
+              <v:rect w14:anchorId="79DA0C21" id="Rectangle 2" o:spid="_x0000_s1026" style="position:absolute;margin-left:200pt;margin-top:70pt;width:200pt;height:555pt;z-index:251658239;visibility:visible;mso-wrap-style:square;mso-wrap-distance-left:9pt;mso-wrap-distance-top:0;mso-wrap-distance-right:9pt;mso-wrap-distance-bottom:0;mso-position-horizontal:absolute;mso-position-horizontal-relative:page;mso-position-vertical:absolute;mso-position-vertical-relative:page;v-text-anchor:middle" o:gfxdata="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" fillcolor="#ccc" strokecolor="#404040" strokeweight="1pt">
                 <v:fill opacity="57568f"/>
                 <w10:wrap anchorx="page" anchory="page"/>
                 <w10:anchorlock/>
@@ -5300,7 +4810,7 @@
                                 <w:color w:val="000000"/>
                                 <w:sz w:val="21"/>
                               </w:rPr>
-                              <w:t>Appendix 1. Use Case Diagram</w:t>
+                              <w:t>Appendix 2. Use Case Diagram</w:t>
                             </w:r>
                           </w:p>
                         </w:txbxContent>
@@ -5337,7 +4847,7 @@
                           <w:color w:val="000000"/>
                           <w:sz w:val="21"/>
                         </w:rPr>
-                        <w:t>Appendix 1. Use Case Diagram</w:t>
+                        <w:t>Appendix 2. Use Case Diagram</w:t>
                       </w:r>
                     </w:p>
                   </w:txbxContent>
